--- a/Slot1/Excercise1.docx
+++ b/Slot1/Excercise1.docx
@@ -4,27 +4,21 @@
   <w:body>
     <w:p>
       <w:pPr>
-        <w:pStyle w:val="0Noidung"/>
-        <w:numPr>
-          <w:ilvl w:val="0"/>
-          <w:numId w:val="0"/>
-        </w:numPr>
-        <w:ind w:left="1077"/>
         <w:rPr>
-          <w:noProof/>
+          <w:rFonts w:ascii="Times New Roman" w:hAnsi="Times New Roman" w:cs="Times New Roman"/>
+          <w:b/>
+          <w:bCs/>
+          <w:sz w:val="26"/>
         </w:rPr>
       </w:pPr>
       <w:r>
-        <w:t>Mục lục hình</w:t>
-      </w:r>
-      <w:r>
-        <w:fldChar w:fldCharType="begin"/>
-      </w:r>
-      <w:r>
-        <w:instrText xml:space="preserve"> TOC \h \z \c "Figure" </w:instrText>
-      </w:r>
-      <w:r>
-        <w:fldChar w:fldCharType="separate"/>
+        <w:rPr>
+          <w:rFonts w:ascii="Times New Roman" w:hAnsi="Times New Roman" w:cs="Times New Roman"/>
+          <w:b/>
+          <w:bCs/>
+          <w:sz w:val="26"/>
+        </w:rPr>
+        <w:t>Mục lục ảnh:</w:t>
       </w:r>
     </w:p>
     <w:p>
@@ -39,27 +33,37 @@
           <w:sz w:val="24"/>
         </w:rPr>
       </w:pPr>
-      <w:hyperlink w:anchor="_Toc229488082" w:history="1">
+      <w:r>
+        <w:rPr>
+          <w:rFonts w:cs="Times New Roman"/>
+          <w:b/>
+          <w:bCs/>
+        </w:rPr>
+        <w:fldChar w:fldCharType="begin"/>
+      </w:r>
+      <w:r>
+        <w:rPr>
+          <w:rFonts w:cs="Times New Roman"/>
+          <w:b/>
+          <w:bCs/>
+        </w:rPr>
+        <w:instrText xml:space="preserve"> TOC \h \z \c "Hình" </w:instrText>
+      </w:r>
+      <w:r>
+        <w:rPr>
+          <w:rFonts w:cs="Times New Roman"/>
+          <w:b/>
+          <w:bCs/>
+        </w:rPr>
+        <w:fldChar w:fldCharType="separate"/>
+      </w:r>
+      <w:hyperlink w:anchor="_Toc229490605" w:history="1">
         <w:r>
           <w:rPr>
             <w:rStyle w:val="Hyperlink"/>
             <w:noProof/>
           </w:rPr>
-          <w:t>1Hì</w:t>
-        </w:r>
-        <w:r>
-          <w:rPr>
-            <w:rStyle w:val="Hyperlink"/>
-            <w:noProof/>
-          </w:rPr>
-          <w:t>n</w:t>
-        </w:r>
-        <w:r>
-          <w:rPr>
-            <w:rStyle w:val="Hyperlink"/>
-            <w:noProof/>
-          </w:rPr>
-          <w:t>h 1: ví dụ 1</w:t>
+          <w:t>Hình 1: ví dụ 1</w:t>
         </w:r>
         <w:r>
           <w:rPr>
@@ -80,7 +84,7 @@
             <w:noProof/>
             <w:webHidden/>
           </w:rPr>
-          <w:instrText xml:space="preserve"> PAGEREF _Toc229488082 \h </w:instrText>
+          <w:instrText xml:space="preserve"> PAGEREF _Toc229490605 \h </w:instrText>
         </w:r>
         <w:r>
           <w:rPr>
@@ -100,7 +104,7 @@
             <w:noProof/>
             <w:webHidden/>
           </w:rPr>
-          <w:t>2</w:t>
+          <w:t>4</w:t>
         </w:r>
         <w:r>
           <w:rPr>
@@ -123,13 +127,13 @@
           <w:sz w:val="24"/>
         </w:rPr>
       </w:pPr>
-      <w:hyperlink w:anchor="_Toc229488083" w:history="1">
+      <w:hyperlink w:anchor="_Toc229490606" w:history="1">
         <w:r>
           <w:rPr>
             <w:rStyle w:val="Hyperlink"/>
             <w:noProof/>
           </w:rPr>
-          <w:t>2Hình 2: ví dụ 2</w:t>
+          <w:t>Hình 2: ví dụ 2</w:t>
         </w:r>
         <w:r>
           <w:rPr>
@@ -150,7 +154,7 @@
             <w:noProof/>
             <w:webHidden/>
           </w:rPr>
-          <w:instrText xml:space="preserve"> PAGEREF _Toc229488083 \h </w:instrText>
+          <w:instrText xml:space="preserve"> PAGEREF _Toc229490606 \h </w:instrText>
         </w:r>
         <w:r>
           <w:rPr>
@@ -170,7 +174,7 @@
             <w:noProof/>
             <w:webHidden/>
           </w:rPr>
-          <w:t>3</w:t>
+          <w:t>5</w:t>
         </w:r>
         <w:r>
           <w:rPr>
@@ -183,6 +187,88 @@
     </w:p>
     <w:p>
       <w:pPr>
+        <w:rPr>
+          <w:rFonts w:ascii="Times New Roman" w:hAnsi="Times New Roman" w:cs="Times New Roman"/>
+          <w:b/>
+          <w:bCs/>
+          <w:sz w:val="26"/>
+        </w:rPr>
+      </w:pPr>
+      <w:r>
+        <w:rPr>
+          <w:rFonts w:ascii="Times New Roman" w:hAnsi="Times New Roman" w:cs="Times New Roman"/>
+          <w:b/>
+          <w:bCs/>
+          <w:sz w:val="26"/>
+        </w:rPr>
+        <w:fldChar w:fldCharType="end"/>
+      </w:r>
+    </w:p>
+    <w:p>
+      <w:pPr>
+        <w:rPr>
+          <w:rFonts w:ascii="Times New Roman" w:hAnsi="Times New Roman" w:cs="Times New Roman"/>
+          <w:b/>
+          <w:bCs/>
+          <w:sz w:val="26"/>
+        </w:rPr>
+      </w:pPr>
+      <w:r>
+        <w:rPr>
+          <w:rFonts w:ascii="Times New Roman" w:hAnsi="Times New Roman" w:cs="Times New Roman"/>
+          <w:b/>
+          <w:bCs/>
+          <w:sz w:val="26"/>
+        </w:rPr>
+        <w:br w:type="page"/>
+      </w:r>
+    </w:p>
+    <w:p>
+      <w:pPr>
+        <w:rPr>
+          <w:rFonts w:ascii="Times New Roman" w:hAnsi="Times New Roman" w:cs="Times New Roman"/>
+          <w:b/>
+          <w:bCs/>
+          <w:sz w:val="26"/>
+        </w:rPr>
+      </w:pPr>
+      <w:r>
+        <w:rPr>
+          <w:rFonts w:ascii="Times New Roman" w:hAnsi="Times New Roman" w:cs="Times New Roman"/>
+          <w:b/>
+          <w:bCs/>
+          <w:sz w:val="26"/>
+        </w:rPr>
+        <w:lastRenderedPageBreak/>
+        <w:t>BÁO CÁO TỔNG QUAN HỆ THỐNG CÔNG NGHỆ SPRING BOOT VÀ GIT</w:t>
+      </w:r>
+    </w:p>
+    <w:p>
+      <w:pPr>
+        <w:pStyle w:val="tieude1"/>
+      </w:pPr>
+      <w:bookmarkStart w:id="0" w:name="_Toc229490459"/>
+      <w:r>
+        <w:t>SPRING FRAMEWORK, SPRING BOOT, ƯU ĐIỂM VÀ HẠN CHẾ</w:t>
+      </w:r>
+      <w:bookmarkEnd w:id="0"/>
+    </w:p>
+    <w:p>
+      <w:pPr>
+        <w:pStyle w:val="tieude11"/>
+        <w:numPr>
+          <w:ilvl w:val="1"/>
+          <w:numId w:val="1"/>
+        </w:numPr>
+      </w:pPr>
+      <w:bookmarkStart w:id="1" w:name="_Toc229490460"/>
+      <w:r>
+        <w:t>Tổng quan về Spring Framework</w:t>
+      </w:r>
+      <w:bookmarkEnd w:id="1"/>
+    </w:p>
+    <w:p>
+      <w:pPr>
         <w:pStyle w:val="0Noidung"/>
         <w:numPr>
           <w:ilvl w:val="0"/>
@@ -191,8 +277,25 @@
         <w:ind w:left="1077"/>
       </w:pPr>
       <w:r>
-        <w:fldChar w:fldCharType="end"/>
-      </w:r>
+        <w:t>Spring Framework là một hệ sinh thái mã nguồn mở toàn diện cho việc phát triển ứng dụng doanh nghiệp bằng ngôn ngữ Java. Nó cung cấp các giải pháp từ tầng Web (Spring MVC) đến tầng dữ liệu (Spring Data) và bảo mật (Spring Security). Điểm cốt lõi của Spring là cơ chế Inversion of Control (IoC) và Dependency Injection (DI), giúp tách biệt logic nghiệp vụ khỏi việc quản lý tài nguyên, tạo ra mã nguồn linh hoạt và dễ kiểm thử.</w:t>
+      </w:r>
+    </w:p>
+    <w:p>
+      <w:pPr>
+        <w:pStyle w:val="tieude111"/>
+        <w:numPr>
+          <w:ilvl w:val="2"/>
+          <w:numId w:val="1"/>
+        </w:numPr>
+      </w:pPr>
+      <w:r>
+        <w:t xml:space="preserve"> </w:t>
+      </w:r>
+      <w:bookmarkStart w:id="2" w:name="_Toc229490461"/>
+      <w:r>
+        <w:t>Cơ chế hoạt động của IoC và DI</w:t>
+      </w:r>
+      <w:bookmarkEnd w:id="2"/>
     </w:p>
     <w:p>
       <w:pPr>
@@ -203,6 +306,26 @@
         </w:numPr>
         <w:ind w:left="1077"/>
       </w:pPr>
+      <w:r>
+        <w:t>Inversion of Control (IoC) chuyển quyền điều khiển việc khởi tạo đối tượng từ tay lập trình viên sang cho Spring Container. Dependency Injection (DI) là phương thức thực hiện của IoC, trong đó các phụ thuộc được "tiêm" vào đối tượng thông qua Constructor, Setter hoặc Field tại thời điểm runtime.</w:t>
+      </w:r>
+    </w:p>
+    <w:p>
+      <w:pPr>
+        <w:pStyle w:val="tieude11"/>
+        <w:numPr>
+          <w:ilvl w:val="1"/>
+          <w:numId w:val="1"/>
+        </w:numPr>
+      </w:pPr>
+      <w:r>
+        <w:t xml:space="preserve"> </w:t>
+      </w:r>
+      <w:bookmarkStart w:id="3" w:name="_Toc229490462"/>
+      <w:r>
+        <w:t>Sự ra đời và định nghĩa về Spring Boot</w:t>
+      </w:r>
+      <w:bookmarkEnd w:id="3"/>
     </w:p>
     <w:p>
       <w:pPr>
@@ -212,20 +335,9 @@
           <w:numId w:val="0"/>
         </w:numPr>
         <w:ind w:left="1077"/>
-        <w:rPr>
-          <w:b/>
-        </w:rPr>
-      </w:pPr>
-      <w:r>
-        <w:br w:type="page"/>
-      </w:r>
-    </w:p>
-    <w:p>
-      <w:pPr>
-        <w:pStyle w:val="tieude1"/>
-      </w:pPr>
-      <w:r>
-        <w:t>Spring Framework &amp; Spring Boot</w:t>
+      </w:pPr>
+      <w:r>
+        <w:t>Spring Boot là một dự án mở rộng từ Spring Framework nhằm mục đích đơn giản hóa quá trình khởi tạo và phát triển ứng dụng. Trước khi có Spring Boot, lập trình viên phải mất nhiều ngày để cấu hình hàng trăm dòng XML hoặc Java Config. Spring Boot ra đời với triết lý "Convention over Configuration", giúp tạo ra một ứng dụng có thể chạy ngay lập tức (Standalone) mà không cần cấu hình quá nhiều.</w:t>
       </w:r>
     </w:p>
     <w:p>
@@ -236,9 +348,202 @@
           <w:numId w:val="1"/>
         </w:numPr>
       </w:pPr>
-      <w:r>
-        <w:t>Spring Framework: Nền tảng cốt lõi</w:t>
-      </w:r>
+      <w:bookmarkStart w:id="4" w:name="_Toc229490463"/>
+      <w:r>
+        <w:t>Phân tích Ưu điểm và Hạn chế</w:t>
+      </w:r>
+      <w:bookmarkEnd w:id="4"/>
+    </w:p>
+    <w:p>
+      <w:pPr>
+        <w:pStyle w:val="tieude111"/>
+        <w:numPr>
+          <w:ilvl w:val="2"/>
+          <w:numId w:val="1"/>
+        </w:numPr>
+      </w:pPr>
+      <w:bookmarkStart w:id="5" w:name="_Toc229490464"/>
+      <w:r>
+        <w:t>Ưu điểm của Spring Boot</w:t>
+      </w:r>
+      <w:bookmarkEnd w:id="5"/>
+    </w:p>
+    <w:p>
+      <w:pPr>
+        <w:pStyle w:val="0Noidung"/>
+        <w:numPr>
+          <w:ilvl w:val="0"/>
+          <w:numId w:val="18"/>
+        </w:numPr>
+      </w:pPr>
+      <w:r>
+        <w:rPr>
+          <w:b/>
+          <w:bCs/>
+        </w:rPr>
+        <w:t>Auto-configuration:</w:t>
+      </w:r>
+      <w:r>
+        <w:t xml:space="preserve"> Tự động cấu hình các Bean dựa trên các thư viện (jar) có trong classpath.</w:t>
+      </w:r>
+    </w:p>
+    <w:p>
+      <w:pPr>
+        <w:pStyle w:val="0Noidung"/>
+        <w:numPr>
+          <w:ilvl w:val="0"/>
+          <w:numId w:val="18"/>
+        </w:numPr>
+      </w:pPr>
+      <w:r>
+        <w:rPr>
+          <w:b/>
+          <w:bCs/>
+        </w:rPr>
+        <w:t>Embedded Server:</w:t>
+      </w:r>
+      <w:r>
+        <w:t xml:space="preserve"> Tích hợp sẵn các máy chủ như Tomcat, Jetty hoặc Undertow, không cần cài đặt Web Server bên ngoài.</w:t>
+      </w:r>
+    </w:p>
+    <w:p>
+      <w:pPr>
+        <w:pStyle w:val="0Noidung"/>
+        <w:numPr>
+          <w:ilvl w:val="0"/>
+          <w:numId w:val="18"/>
+        </w:numPr>
+      </w:pPr>
+      <w:r>
+        <w:rPr>
+          <w:b/>
+          <w:bCs/>
+        </w:rPr>
+        <w:t>Starters:</w:t>
+      </w:r>
+      <w:r>
+        <w:t xml:space="preserve"> Cung cấp các gói phụ thuộc được gom nhóm sẵn để đơn giản hóa việc quản lý thư viện.</w:t>
+      </w:r>
+    </w:p>
+    <w:p>
+      <w:pPr>
+        <w:pStyle w:val="tieude111"/>
+        <w:numPr>
+          <w:ilvl w:val="2"/>
+          <w:numId w:val="1"/>
+        </w:numPr>
+      </w:pPr>
+      <w:r>
+        <w:lastRenderedPageBreak/>
+        <w:t xml:space="preserve"> </w:t>
+      </w:r>
+      <w:bookmarkStart w:id="6" w:name="_Toc229490465"/>
+      <w:r>
+        <w:t>Hạn chế của Spring Boot</w:t>
+      </w:r>
+      <w:bookmarkEnd w:id="6"/>
+    </w:p>
+    <w:p>
+      <w:pPr>
+        <w:pStyle w:val="0Noidung"/>
+        <w:numPr>
+          <w:ilvl w:val="0"/>
+          <w:numId w:val="18"/>
+        </w:numPr>
+      </w:pPr>
+      <w:r>
+        <w:rPr>
+          <w:b/>
+          <w:bCs/>
+        </w:rPr>
+        <w:t>Kích thước file build:</w:t>
+      </w:r>
+      <w:r>
+        <w:t xml:space="preserve"> Do chứa nhiều thư viện nhúng và server, file .jar cuối cùng thường có dung lượng lớn.</w:t>
+      </w:r>
+    </w:p>
+    <w:p>
+      <w:pPr>
+        <w:pStyle w:val="0Noidung"/>
+        <w:numPr>
+          <w:ilvl w:val="0"/>
+          <w:numId w:val="18"/>
+        </w:numPr>
+      </w:pPr>
+      <w:r>
+        <w:rPr>
+          <w:b/>
+          <w:bCs/>
+        </w:rPr>
+        <w:t>Khó khăn trong việc kiểm soát:</w:t>
+      </w:r>
+      <w:r>
+        <w:t xml:space="preserve"> Do cơ chế tự động cấu hình quá mạnh, nếu người dùng không hiểu bản chất sẽ rất khó để xử lý lỗi (Debug) khi các cấu hình mặc định bị xung đột.</w:t>
+      </w:r>
+    </w:p>
+    <w:p>
+      <w:pPr>
+        <w:rPr>
+          <w:rFonts w:ascii="Times New Roman" w:hAnsi="Times New Roman" w:cs="Times New Roman"/>
+          <w:sz w:val="26"/>
+        </w:rPr>
+      </w:pPr>
+      <w:r>
+        <w:rPr>
+          <w:rFonts w:ascii="Times New Roman" w:hAnsi="Times New Roman" w:cs="Times New Roman"/>
+          <w:sz w:val="26"/>
+        </w:rPr>
+        <w:pict w14:anchorId="6B25E5A5">
+          <v:rect id="_x0000_i1053" style="width:0;height:1.5pt" o:hralign="center" o:hrstd="t" o:hr="t" fillcolor="#a0a0a0" stroked="f"/>
+        </w:pict>
+      </w:r>
+    </w:p>
+    <w:p>
+      <w:pPr>
+        <w:pStyle w:val="tieude1"/>
+      </w:pPr>
+      <w:r>
+        <w:t xml:space="preserve"> </w:t>
+      </w:r>
+      <w:bookmarkStart w:id="7" w:name="_Toc229490466"/>
+      <w:r>
+        <w:t>CÁC THÀNH PHẦN TRONG SPRING BOOT</w:t>
+      </w:r>
+      <w:bookmarkEnd w:id="7"/>
+    </w:p>
+    <w:p>
+      <w:pPr>
+        <w:pStyle w:val="tieude11"/>
+        <w:numPr>
+          <w:ilvl w:val="1"/>
+          <w:numId w:val="19"/>
+        </w:numPr>
+      </w:pPr>
+      <w:bookmarkStart w:id="8" w:name="_Toc229490467"/>
+      <w:r>
+        <w:t xml:space="preserve">. </w:t>
+      </w:r>
+      <w:r>
+        <w:t xml:space="preserve"> Cấu trúc Hệ thống (Core Components)</w:t>
+      </w:r>
+      <w:bookmarkEnd w:id="8"/>
+    </w:p>
+    <w:p>
+      <w:pPr>
+        <w:pStyle w:val="tieude111"/>
+        <w:numPr>
+          <w:ilvl w:val="2"/>
+          <w:numId w:val="1"/>
+        </w:numPr>
+      </w:pPr>
+      <w:r>
+        <w:t xml:space="preserve"> </w:t>
+      </w:r>
+      <w:bookmarkStart w:id="9" w:name="_Toc229490468"/>
+      <w:r>
+        <w:t>Spring Boot Starters</w:t>
+      </w:r>
+      <w:bookmarkEnd w:id="9"/>
     </w:p>
     <w:p>
       <w:pPr>
@@ -250,7 +555,7 @@
         <w:ind w:left="1077"/>
       </w:pPr>
       <w:r>
-        <w:t>Spring Framework không chỉ là một thư viện, nó là một "triết lý" lập trình giúp tách biệt các mối quan tâm (Separation of Concerns).</w:t>
+        <w:t>Đây là một tập hợp các mô tả phụ thuộc (dependency descriptors). Thay vì phải tìm kiếm và thêm thủ công hàng chục thư viện cho một tính năng (như làm Web), bạn chỉ cần khai báo spring-boot-starter-web. Điều này đảm bảo sự tương thích về phiên bản giữa các thư viện liên quan.</w:t>
       </w:r>
     </w:p>
     <w:p>
@@ -261,51 +566,11 @@
           <w:numId w:val="1"/>
         </w:numPr>
       </w:pPr>
-      <w:r>
-        <w:rPr>
-          <w:bCs/>
-        </w:rPr>
-        <w:t xml:space="preserve"> </w:t>
-      </w:r>
-      <w:r>
-        <w:rPr>
-          <w:bCs/>
-        </w:rPr>
-        <w:t>Inversion of Control (IoC) Container:</w:t>
-      </w:r>
-      <w:r>
-        <w:t xml:space="preserve"> Là bộ não quản lý toàn bộ vòng đời của các đối tượng (Beans). Thay vì tạo đối tượng thủ công, bạn khai báo chúng và Spring sẽ chịu trách nhiệm khởi tạo.</w:t>
-      </w:r>
-    </w:p>
-    <w:p>
-      <w:pPr>
-        <w:pStyle w:val="tieude111"/>
-        <w:numPr>
-          <w:ilvl w:val="2"/>
-          <w:numId w:val="1"/>
-        </w:numPr>
-      </w:pPr>
-      <w:r>
-        <w:rPr>
-          <w:bCs/>
-        </w:rPr>
-        <w:t>Aspect-Oriented Programming (AOP):</w:t>
-      </w:r>
-      <w:r>
-        <w:t xml:space="preserve"> Giúp tách biệt các logic mang tính hệ thống (như ghi Log, Bảo mật, Quản lý Transaction) ra khỏi logic nghiệp vụ chính.</w:t>
-      </w:r>
-    </w:p>
-    <w:p>
-      <w:pPr>
-        <w:pStyle w:val="tieude11"/>
-        <w:numPr>
-          <w:ilvl w:val="1"/>
-          <w:numId w:val="1"/>
-        </w:numPr>
-      </w:pPr>
-      <w:r>
-        <w:t>Spring Boot: Cuộc cách mạng về năng suất</w:t>
-      </w:r>
+      <w:bookmarkStart w:id="10" w:name="_Toc229490469"/>
+      <w:r>
+        <w:t>Spring Boot Auto-Configuration</w:t>
+      </w:r>
+      <w:bookmarkEnd w:id="10"/>
     </w:p>
     <w:p>
       <w:pPr>
@@ -317,8 +582,39 @@
         <w:ind w:left="1077"/>
       </w:pPr>
       <w:r>
-        <w:t>Spring Boot giúp loại bỏ "nỗi ám ảnh" cấu hình XML phức tạp của Spring cũ.</w:t>
-      </w:r>
+        <w:t>Thành phần này cố gắng tự động cấu hình ứng dụng Spring của bạn dựa trên các thư viện bạn đã thêm. Ví dụ: Nếu bạn thêm thư viện MySQL Driver vào dự án, Auto-configuration sẽ tự động tìm kiếm các thông số để khởi tạo một DataSource kết nối đến database.</w:t>
+      </w:r>
+    </w:p>
+    <w:p>
+      <w:pPr>
+        <w:pStyle w:val="tieude11"/>
+        <w:numPr>
+          <w:ilvl w:val="1"/>
+          <w:numId w:val="19"/>
+        </w:numPr>
+      </w:pPr>
+      <w:bookmarkStart w:id="11" w:name="_Toc229490470"/>
+      <w:r>
+        <w:t xml:space="preserve">. </w:t>
+      </w:r>
+      <w:r>
+        <w:t>Cơ chế Annotation và Dependency Injection</w:t>
+      </w:r>
+      <w:bookmarkEnd w:id="11"/>
+    </w:p>
+    <w:p>
+      <w:pPr>
+        <w:pStyle w:val="tieude111"/>
+        <w:numPr>
+          <w:ilvl w:val="2"/>
+          <w:numId w:val="21"/>
+        </w:numPr>
+      </w:pPr>
+      <w:bookmarkStart w:id="12" w:name="_Toc229490471"/>
+      <w:r>
+        <w:t>Các Annotation quan trọng</w:t>
+      </w:r>
+      <w:bookmarkEnd w:id="12"/>
     </w:p>
     <w:p>
       <w:pPr>
@@ -329,6 +625,56 @@
         </w:numPr>
         <w:ind w:left="1077"/>
       </w:pPr>
+      <w:r>
+        <w:rPr>
+          <w:b/>
+          <w:bCs/>
+        </w:rPr>
+        <w:t>@SpringBootApplication:</w:t>
+      </w:r>
+      <w:r>
+        <w:t xml:space="preserve"> Đóng vai trò là điểm chạy của ứng dụng, bao gồm @Configuration, @EnableAutoConfiguration, và @ComponentScan.</w:t>
+      </w:r>
+    </w:p>
+    <w:p>
+      <w:pPr>
+        <w:pStyle w:val="0Noidung"/>
+        <w:numPr>
+          <w:ilvl w:val="0"/>
+          <w:numId w:val="0"/>
+        </w:numPr>
+        <w:ind w:left="1077"/>
+      </w:pPr>
+      <w:r>
+        <w:rPr>
+          <w:b/>
+          <w:bCs/>
+        </w:rPr>
+        <w:t>@Component, @Service, @Repository:</w:t>
+      </w:r>
+      <w:r>
+        <w:t xml:space="preserve"> Các Annotation dùng để đánh dấu lớp là một Bean và được quản lý bởi Spring Container.</w:t>
+      </w:r>
+    </w:p>
+    <w:p>
+      <w:pPr>
+        <w:pStyle w:val="0Noidung"/>
+        <w:numPr>
+          <w:ilvl w:val="0"/>
+          <w:numId w:val="0"/>
+        </w:numPr>
+        <w:ind w:left="1077"/>
+      </w:pPr>
+      <w:r>
+        <w:rPr>
+          <w:b/>
+          <w:bCs/>
+        </w:rPr>
+        <w:t>@Autowired:</w:t>
+      </w:r>
+      <w:r>
+        <w:t xml:space="preserve"> Dùng để thực hiện Dependency Injection tự động vào các thành phần tương ứng.</w:t>
+      </w:r>
     </w:p>
     <w:p>
       <w:pPr>
@@ -341,11 +687,12 @@
         <w:ind w:left="1077"/>
       </w:pPr>
       <w:r>
+        <w:lastRenderedPageBreak/>
         <w:drawing>
-          <wp:inline distT="0" distB="0" distL="0" distR="0" wp14:anchorId="4A6511D9" wp14:editId="432A058F">
-            <wp:extent cx="5943600" cy="3474720"/>
+          <wp:inline distT="0" distB="0" distL="0" distR="0" wp14:anchorId="75E3806B" wp14:editId="32A888E7">
+            <wp:extent cx="5943600" cy="3143250"/>
             <wp:effectExtent l="0" t="0" r="0" b="0"/>
-            <wp:docPr id="1461790271" name="Picture 1"/>
+            <wp:docPr id="1724550441" name="Picture 1"/>
             <wp:cNvGraphicFramePr>
               <a:graphicFrameLocks xmlns:a="http://schemas.openxmlformats.org/drawingml/2006/main" noChangeAspect="1"/>
             </wp:cNvGraphicFramePr>
@@ -353,7 +700,7 @@
               <a:graphicData uri="http://schemas.openxmlformats.org/drawingml/2006/picture">
                 <pic:pic xmlns:pic="http://schemas.openxmlformats.org/drawingml/2006/picture">
                   <pic:nvPicPr>
-                    <pic:cNvPr id="1461790271" name=""/>
+                    <pic:cNvPr id="1724550441" name=""/>
                     <pic:cNvPicPr/>
                   </pic:nvPicPr>
                   <pic:blipFill>
@@ -365,7 +712,7 @@
                   <pic:spPr>
                     <a:xfrm>
                       <a:off x="0" y="0"/>
-                      <a:ext cx="5943600" cy="3474720"/>
+                      <a:ext cx="5943600" cy="3143250"/>
                     </a:xfrm>
                     <a:prstGeom prst="rect">
                       <a:avLst/>
@@ -383,16 +730,19 @@
         <w:pStyle w:val="Caption"/>
         <w:jc w:val="both"/>
       </w:pPr>
+      <w:bookmarkStart w:id="13" w:name="_Toc229490605"/>
+      <w:r>
+        <w:t xml:space="preserve">Hình </w:t>
+      </w:r>
       <w:r>
         <w:fldChar w:fldCharType="begin"/>
       </w:r>
       <w:r>
-        <w:instrText xml:space="preserve"> SEQ Figure \* ARABIC </w:instrText>
+        <w:instrText xml:space="preserve"> SEQ Hình \* ARABIC </w:instrText>
       </w:r>
       <w:r>
         <w:fldChar w:fldCharType="separate"/>
       </w:r>
-      <w:bookmarkStart w:id="0" w:name="_Toc229488082"/>
       <w:r>
         <w:rPr>
           <w:noProof/>
@@ -403,52 +753,382 @@
         <w:fldChar w:fldCharType="end"/>
       </w:r>
       <w:r>
-        <w:t>Hình 1: ví dụ 1</w:t>
-      </w:r>
-      <w:bookmarkEnd w:id="0"/>
+        <w:t>: ví dụ 1</w:t>
+      </w:r>
+      <w:bookmarkEnd w:id="13"/>
     </w:p>
     <w:p>
       <w:pPr>
-        <w:pStyle w:val="Caption"/>
-        <w:ind w:left="5040" w:firstLine="720"/>
-        <w:jc w:val="both"/>
-      </w:pPr>
-      <w:r>
-        <w:t>Hình 1</w:t>
-      </w:r>
+        <w:pStyle w:val="tieude11"/>
+        <w:numPr>
+          <w:ilvl w:val="1"/>
+          <w:numId w:val="22"/>
+        </w:numPr>
+      </w:pPr>
+      <w:bookmarkStart w:id="14" w:name="_Toc229490472"/>
+      <w:r>
+        <w:t>Tầng dữ liệu và Kết nối ngoại vi</w:t>
+      </w:r>
+      <w:bookmarkEnd w:id="14"/>
     </w:p>
     <w:p>
       <w:pPr>
-        <w:pStyle w:val="tieude1"/>
+        <w:pStyle w:val="tieude111"/>
+        <w:numPr>
+          <w:ilvl w:val="2"/>
+          <w:numId w:val="23"/>
+        </w:numPr>
+      </w:pPr>
+      <w:bookmarkStart w:id="15" w:name="_Toc229490473"/>
+      <w:r>
+        <w:t>Spring Data JPA</w:t>
+      </w:r>
+      <w:bookmarkEnd w:id="15"/>
+    </w:p>
+    <w:p>
+      <w:pPr>
+        <w:pStyle w:val="0Noidung"/>
         <w:numPr>
           <w:ilvl w:val="0"/>
           <w:numId w:val="0"/>
         </w:numPr>
-        <w:ind w:left="720"/>
+        <w:ind w:left="1077"/>
+      </w:pPr>
+      <w:r>
+        <w:t>Là một thành phần giúp giảm bớt lượng mã cần thiết để triển khai các tầng truy cập dữ liệu. Nó hỗ trợ tạo các Repository thông qua Interface, cho phép thực hiện các thao tác CRUD (Create, Read, Update, Delete) mà không cần viết câu lệnh SQL thuần túy.</w:t>
+      </w:r>
+    </w:p>
+    <w:p>
+      <w:pPr>
         <w:rPr>
+          <w:rFonts w:ascii="Times New Roman" w:hAnsi="Times New Roman" w:cs="Times New Roman"/>
+          <w:sz w:val="26"/>
+        </w:rPr>
+      </w:pPr>
+      <w:r>
+        <w:rPr>
+          <w:rFonts w:ascii="Times New Roman" w:hAnsi="Times New Roman" w:cs="Times New Roman"/>
+          <w:sz w:val="26"/>
+        </w:rPr>
+        <w:pict w14:anchorId="27E7CB87">
+          <v:rect id="_x0000_i1054" style="width:0;height:1.5pt" o:hralign="center" o:hrstd="t" o:hr="t" fillcolor="#a0a0a0" stroked="f"/>
+        </w:pict>
+      </w:r>
+    </w:p>
+    <w:p>
+      <w:pPr>
+        <w:pStyle w:val="tieude1"/>
+      </w:pPr>
+      <w:bookmarkStart w:id="16" w:name="_Toc229490474"/>
+      <w:r>
+        <w:t>GIỚI THIỆU VỀ GIT VÀ CÁC LỆNH CƠ BẢN</w:t>
+      </w:r>
+      <w:bookmarkEnd w:id="16"/>
+    </w:p>
+    <w:p>
+      <w:pPr>
+        <w:pStyle w:val="tieude11"/>
+        <w:numPr>
+          <w:ilvl w:val="1"/>
+          <w:numId w:val="1"/>
+        </w:numPr>
+      </w:pPr>
+      <w:bookmarkStart w:id="17" w:name="_Toc229490475"/>
+      <w:r>
+        <w:t>Khái niệm và Kiến trúc của Git</w:t>
+      </w:r>
+      <w:bookmarkEnd w:id="17"/>
+    </w:p>
+    <w:p>
+      <w:pPr>
+        <w:pStyle w:val="0Noidung"/>
+        <w:numPr>
+          <w:ilvl w:val="0"/>
+          <w:numId w:val="0"/>
+        </w:numPr>
+        <w:ind w:left="1077"/>
+      </w:pPr>
+      <w:r>
+        <w:t>Git là hệ thống quản lý phiên bản phân tán (Distributed Version Control System). Mỗi máy tính của lập trình viên chứa một bản sao đầy đủ của toàn bộ lịch sử dự án, giúp việc làm việc offline trở nên dễ dàng và tăng tính an toàn cho mã nguồn.</w:t>
+      </w:r>
+    </w:p>
+    <w:p>
+      <w:pPr>
+        <w:pStyle w:val="tieude111"/>
+        <w:numPr>
+          <w:ilvl w:val="2"/>
+          <w:numId w:val="1"/>
+        </w:numPr>
+      </w:pPr>
+      <w:bookmarkStart w:id="18" w:name="_Toc229490476"/>
+      <w:r>
+        <w:t>Ba khu vực chính trong Git</w:t>
+      </w:r>
+      <w:bookmarkEnd w:id="18"/>
+    </w:p>
+    <w:p>
+      <w:pPr>
+        <w:pStyle w:val="0Noidung"/>
+        <w:numPr>
+          <w:ilvl w:val="0"/>
+          <w:numId w:val="0"/>
+        </w:numPr>
+        <w:ind w:left="1077"/>
+      </w:pPr>
+      <w:r>
+        <w:rPr>
+          <w:b/>
           <w:bCs/>
         </w:rPr>
-      </w:pPr>
+        <w:t>Working Directory:</w:t>
+      </w:r>
+      <w:r>
+        <w:t xml:space="preserve"> Thư mục làm việc chứa các file vật lý trên máy tính.</w:t>
+      </w:r>
     </w:p>
     <w:p>
       <w:pPr>
-        <w:pStyle w:val="tieude1"/>
+        <w:pStyle w:val="0Noidung"/>
+        <w:numPr>
+          <w:ilvl w:val="0"/>
+          <w:numId w:val="0"/>
+        </w:numPr>
+        <w:ind w:left="1077"/>
+      </w:pPr>
+      <w:r>
+        <w:rPr>
+          <w:b/>
+          <w:bCs/>
+        </w:rPr>
+        <w:t>Staging Area:</w:t>
+      </w:r>
+      <w:r>
+        <w:t xml:space="preserve"> Khu vực đệm để chuẩn bị cho các thay đổi sẽ được lưu lại.</w:t>
+      </w:r>
+    </w:p>
+    <w:p>
+      <w:pPr>
+        <w:pStyle w:val="0Noidung"/>
+        <w:numPr>
+          <w:ilvl w:val="0"/>
+          <w:numId w:val="0"/>
+        </w:numPr>
+        <w:ind w:left="1077"/>
+      </w:pPr>
+      <w:r>
+        <w:rPr>
+          <w:b/>
+          <w:bCs/>
+        </w:rPr>
+        <w:lastRenderedPageBreak/>
+        <w:t>Local Repository:</w:t>
+      </w:r>
+      <w:r>
+        <w:t xml:space="preserve"> Kho lưu trữ chính thức trên máy cá nhân sau khi đã commit.</w:t>
+      </w:r>
+    </w:p>
+    <w:p>
+      <w:pPr>
+        <w:pStyle w:val="tieude11"/>
+        <w:numPr>
+          <w:ilvl w:val="1"/>
+          <w:numId w:val="1"/>
+        </w:numPr>
+      </w:pPr>
+      <w:bookmarkStart w:id="19" w:name="_Toc229490477"/>
+      <w:r>
+        <w:t>Hệ thống các lệnh thao tác thực tế</w:t>
+      </w:r>
+      <w:bookmarkEnd w:id="19"/>
+    </w:p>
+    <w:p>
+      <w:pPr>
+        <w:pStyle w:val="tieude111"/>
+        <w:numPr>
+          <w:ilvl w:val="2"/>
+          <w:numId w:val="1"/>
+        </w:numPr>
+      </w:pPr>
+      <w:bookmarkStart w:id="20" w:name="_Toc229490478"/>
+      <w:r>
+        <w:t>Lệnh khởi tạo và cấu hình</w:t>
+      </w:r>
+      <w:bookmarkEnd w:id="20"/>
+    </w:p>
+    <w:p>
+      <w:pPr>
+        <w:pStyle w:val="0Noidung"/>
+        <w:numPr>
+          <w:ilvl w:val="0"/>
+          <w:numId w:val="0"/>
+        </w:numPr>
+        <w:ind w:left="1077"/>
+      </w:pPr>
+      <w:r>
+        <w:t>git init: Khởi tạo một kho chứa Git cục bộ mới.</w:t>
+      </w:r>
+    </w:p>
+    <w:p>
+      <w:pPr>
+        <w:pStyle w:val="0Noidung"/>
+        <w:numPr>
+          <w:ilvl w:val="0"/>
+          <w:numId w:val="0"/>
+        </w:numPr>
+        <w:ind w:left="1077"/>
+      </w:pPr>
+      <w:r>
+        <w:t>git clone [url]: Sao chép một kho chứa từ trên mạng về máy tính.</w:t>
+      </w:r>
+    </w:p>
+    <w:p>
+      <w:pPr>
+        <w:pStyle w:val="0Noidung"/>
+        <w:numPr>
+          <w:ilvl w:val="0"/>
+          <w:numId w:val="0"/>
+        </w:numPr>
+        <w:ind w:left="1077"/>
+      </w:pPr>
+      <w:r>
+        <w:t>git config: Thiết lập thông tin người dùng (Email, Name).</w:t>
+      </w:r>
+    </w:p>
+    <w:p>
+      <w:pPr>
+        <w:pStyle w:val="tieude111"/>
+        <w:numPr>
+          <w:ilvl w:val="2"/>
+          <w:numId w:val="1"/>
+        </w:numPr>
+      </w:pPr>
+      <w:bookmarkStart w:id="21" w:name="_Toc229490479"/>
+      <w:r>
+        <w:t>Lệnh làm việc với thay đổi</w:t>
+      </w:r>
+      <w:bookmarkEnd w:id="21"/>
+    </w:p>
+    <w:p>
+      <w:pPr>
+        <w:pStyle w:val="0Noidung"/>
+        <w:numPr>
+          <w:ilvl w:val="0"/>
+          <w:numId w:val="0"/>
+        </w:numPr>
+        <w:ind w:left="1077"/>
+      </w:pPr>
+      <w:r>
+        <w:t>git status: Kiểm tra trạng thái của các file (đã sửa, đã add hay chưa track).</w:t>
+      </w:r>
+    </w:p>
+    <w:p>
+      <w:pPr>
+        <w:pStyle w:val="0Noidung"/>
+        <w:numPr>
+          <w:ilvl w:val="0"/>
+          <w:numId w:val="0"/>
+        </w:numPr>
+        <w:ind w:left="1077"/>
+      </w:pPr>
+      <w:r>
+        <w:t>git add .: Đưa toàn bộ các file đã sửa vào khu vực Staging.</w:t>
+      </w:r>
+    </w:p>
+    <w:p>
+      <w:pPr>
+        <w:pStyle w:val="0Noidung"/>
+        <w:numPr>
+          <w:ilvl w:val="0"/>
+          <w:numId w:val="0"/>
+        </w:numPr>
+        <w:ind w:left="1077"/>
+      </w:pPr>
+      <w:r>
+        <w:t>git commit -m "Message": Lưu lại các thay đổi vào lịch sử kèm theo mô tả ngắn gọn.</w:t>
+      </w:r>
+    </w:p>
+    <w:p>
+      <w:pPr>
+        <w:pStyle w:val="tieude111"/>
+        <w:numPr>
+          <w:ilvl w:val="2"/>
+          <w:numId w:val="1"/>
+        </w:numPr>
+      </w:pPr>
+      <w:bookmarkStart w:id="22" w:name="_Toc229490480"/>
+      <w:r>
+        <w:t>Lệnh đồng bộ và nhánh</w:t>
+      </w:r>
+      <w:bookmarkEnd w:id="22"/>
+    </w:p>
+    <w:p>
+      <w:pPr>
+        <w:pStyle w:val="0Noidung"/>
+        <w:numPr>
+          <w:ilvl w:val="0"/>
+          <w:numId w:val="0"/>
+        </w:numPr>
+        <w:ind w:left="1077"/>
+      </w:pPr>
+      <w:r>
+        <w:t>git branch: Liệt kê, tạo mới hoặc xóa các nhánh trong dự án.</w:t>
+      </w:r>
+    </w:p>
+    <w:p>
+      <w:pPr>
+        <w:pStyle w:val="0Noidung"/>
+        <w:numPr>
+          <w:ilvl w:val="0"/>
+          <w:numId w:val="0"/>
+        </w:numPr>
+        <w:ind w:left="1077"/>
+      </w:pPr>
+      <w:r>
+        <w:t>git checkout [branch_name]: Di chuyển qua lại giữa các nhánh.</w:t>
+      </w:r>
+    </w:p>
+    <w:p>
+      <w:pPr>
+        <w:pStyle w:val="0Noidung"/>
+        <w:numPr>
+          <w:ilvl w:val="0"/>
+          <w:numId w:val="0"/>
+        </w:numPr>
+        <w:ind w:left="1077"/>
+      </w:pPr>
+      <w:r>
+        <w:t>git pull: Lấy mã nguồn mới nhất từ server về và gộp vào nhánh hiện tại.</w:t>
+      </w:r>
+    </w:p>
+    <w:p>
+      <w:pPr>
+        <w:pStyle w:val="0Noidung"/>
+        <w:numPr>
+          <w:ilvl w:val="0"/>
+          <w:numId w:val="0"/>
+        </w:numPr>
+        <w:ind w:left="1077"/>
+      </w:pPr>
+      <w:r>
+        <w:t>git push: Đẩy các commit từ máy cục bộ lên server (GitHub, GitLab).</w:t>
+      </w:r>
+    </w:p>
+    <w:p>
+      <w:pPr>
+        <w:pStyle w:val="0Noidung"/>
         <w:keepNext/>
         <w:numPr>
           <w:ilvl w:val="0"/>
           <w:numId w:val="0"/>
         </w:numPr>
-        <w:ind w:left="720"/>
-      </w:pPr>
-      <w:r>
-        <w:rPr>
-          <w:bCs/>
-        </w:rPr>
+        <w:ind w:left="1077"/>
+      </w:pPr>
+      <w:r>
         <w:drawing>
-          <wp:inline distT="0" distB="0" distL="0" distR="0" wp14:anchorId="12BC9CB2" wp14:editId="039980A2">
-            <wp:extent cx="5943600" cy="5610860"/>
-            <wp:effectExtent l="0" t="0" r="0" b="8890"/>
-            <wp:docPr id="1967241235" name="Picture 1"/>
+          <wp:inline distT="0" distB="0" distL="0" distR="0" wp14:anchorId="49FB0B63" wp14:editId="737A5909">
+            <wp:extent cx="5943600" cy="1760855"/>
+            <wp:effectExtent l="0" t="0" r="0" b="0"/>
+            <wp:docPr id="75318653" name="Picture 1"/>
             <wp:cNvGraphicFramePr>
               <a:graphicFrameLocks xmlns:a="http://schemas.openxmlformats.org/drawingml/2006/main" noChangeAspect="1"/>
             </wp:cNvGraphicFramePr>
@@ -456,7 +1136,7 @@
               <a:graphicData uri="http://schemas.openxmlformats.org/drawingml/2006/picture">
                 <pic:pic xmlns:pic="http://schemas.openxmlformats.org/drawingml/2006/picture">
                   <pic:nvPicPr>
-                    <pic:cNvPr id="1967241235" name=""/>
+                    <pic:cNvPr id="75318653" name=""/>
                     <pic:cNvPicPr/>
                   </pic:nvPicPr>
                   <pic:blipFill>
@@ -468,7 +1148,7 @@
                   <pic:spPr>
                     <a:xfrm>
                       <a:off x="0" y="0"/>
-                      <a:ext cx="5943600" cy="5610860"/>
+                      <a:ext cx="5943600" cy="1760855"/>
                     </a:xfrm>
                     <a:prstGeom prst="rect">
                       <a:avLst/>
@@ -484,17 +1164,21 @@
     <w:p>
       <w:pPr>
         <w:pStyle w:val="Caption"/>
-      </w:pPr>
+        <w:jc w:val="both"/>
+      </w:pPr>
+      <w:bookmarkStart w:id="23" w:name="_Toc229490606"/>
+      <w:r>
+        <w:t xml:space="preserve">Hình </w:t>
+      </w:r>
       <w:r>
         <w:fldChar w:fldCharType="begin"/>
       </w:r>
       <w:r>
-        <w:instrText xml:space="preserve"> SEQ Figure \* ARABIC </w:instrText>
+        <w:instrText xml:space="preserve"> SEQ Hình \* ARABIC </w:instrText>
       </w:r>
       <w:r>
         <w:fldChar w:fldCharType="separate"/>
       </w:r>
-      <w:bookmarkStart w:id="1" w:name="_Toc229488083"/>
       <w:r>
         <w:rPr>
           <w:noProof/>
@@ -505,21 +1189,19 @@
         <w:fldChar w:fldCharType="end"/>
       </w:r>
       <w:r>
-        <w:t>Hình 2: ví dụ 2</w:t>
-      </w:r>
-      <w:bookmarkEnd w:id="1"/>
+        <w:t>: ví dụ 2</w:t>
+      </w:r>
+      <w:bookmarkEnd w:id="23"/>
     </w:p>
     <w:p>
       <w:pPr>
-        <w:pStyle w:val="Caption"/>
-        <w:ind w:left="5040"/>
-        <w:rPr>
-          <w:bCs/>
-        </w:rPr>
-      </w:pPr>
-      <w:r>
-        <w:t>Hình 2</w:t>
-      </w:r>
+        <w:pStyle w:val="0Noidung"/>
+        <w:numPr>
+          <w:ilvl w:val="0"/>
+          <w:numId w:val="0"/>
+        </w:numPr>
+        <w:ind w:left="1077"/>
+      </w:pPr>
     </w:p>
     <w:p>
       <w:pPr>
@@ -531,597 +1213,1961 @@
         <w:ind w:left="720"/>
       </w:pPr>
       <w:r>
+        <w:t>Mục lục:</w:t>
+      </w:r>
+    </w:p>
+    <w:sdt>
+      <w:sdtPr>
+        <w:id w:val="1885682111"/>
+        <w:docPartObj>
+          <w:docPartGallery w:val="Table of Contents"/>
+          <w:docPartUnique/>
+        </w:docPartObj>
+      </w:sdtPr>
+      <w:sdtEndPr>
         <w:rPr>
+          <w:rFonts w:asciiTheme="minorHAnsi" w:eastAsiaTheme="minorEastAsia" w:hAnsiTheme="minorHAnsi" w:cstheme="minorBidi"/>
+          <w:b/>
           <w:bCs/>
+          <w:noProof/>
+          <w:color w:val="auto"/>
+          <w:kern w:val="2"/>
+          <w:sz w:val="24"/>
+          <w:szCs w:val="24"/>
+          <w:lang w:eastAsia="ja-JP"/>
+          <w14:ligatures w14:val="standardContextual"/>
         </w:rPr>
-        <w:t>1.2.1. Opinionated Configuration:</w:t>
-      </w:r>
-      <w:r>
-        <w:t xml:space="preserve"> Spring Boot đưa ra các giả định mặc định dựa trên các thư viện bạn thêm vào. Nếu bạn thêm spring-boot-starter-web, nó mặc định bạn muốn làm ứng dụng Web và tự cấu hình Tomcat.</w:t>
-      </w:r>
-    </w:p>
+      </w:sdtEndPr>
+      <w:sdtContent>
+        <w:p>
+          <w:pPr>
+            <w:pStyle w:val="TOCHeading"/>
+          </w:pPr>
+          <w:r>
+            <w:t>Contents</w:t>
+          </w:r>
+        </w:p>
+        <w:p>
+          <w:pPr>
+            <w:pStyle w:val="TOC10"/>
+            <w:tabs>
+              <w:tab w:val="left" w:pos="482"/>
+              <w:tab w:val="right" w:leader="dot" w:pos="9350"/>
+            </w:tabs>
+            <w:rPr>
+              <w:rFonts w:asciiTheme="minorHAnsi" w:hAnsiTheme="minorHAnsi"/>
+              <w:noProof/>
+            </w:rPr>
+          </w:pPr>
+          <w:r>
+            <w:fldChar w:fldCharType="begin"/>
+          </w:r>
+          <w:r>
+            <w:instrText xml:space="preserve"> TOC \o "1-3" \h \z \u </w:instrText>
+          </w:r>
+          <w:r>
+            <w:fldChar w:fldCharType="separate"/>
+          </w:r>
+          <w:hyperlink w:anchor="_Toc229490459" w:history="1">
+            <w:r>
+              <w:rPr>
+                <w:rStyle w:val="Hyperlink"/>
+                <w:noProof/>
+              </w:rPr>
+              <w:t>1.</w:t>
+            </w:r>
+            <w:r>
+              <w:rPr>
+                <w:rFonts w:asciiTheme="minorHAnsi" w:hAnsiTheme="minorHAnsi"/>
+                <w:noProof/>
+              </w:rPr>
+              <w:tab/>
+            </w:r>
+            <w:r>
+              <w:rPr>
+                <w:rStyle w:val="Hyperlink"/>
+                <w:noProof/>
+              </w:rPr>
+              <w:t>SPRING FRAMEWORK, SPRING BOOT, ƯU ĐIỂM VÀ HẠN CHẾ</w:t>
+            </w:r>
+            <w:r>
+              <w:rPr>
+                <w:noProof/>
+                <w:webHidden/>
+              </w:rPr>
+              <w:tab/>
+            </w:r>
+            <w:r>
+              <w:rPr>
+                <w:noProof/>
+                <w:webHidden/>
+              </w:rPr>
+              <w:fldChar w:fldCharType="begin"/>
+            </w:r>
+            <w:r>
+              <w:rPr>
+                <w:noProof/>
+                <w:webHidden/>
+              </w:rPr>
+              <w:instrText xml:space="preserve"> PAGEREF _Toc229490459 \h </w:instrText>
+            </w:r>
+            <w:r>
+              <w:rPr>
+                <w:noProof/>
+                <w:webHidden/>
+              </w:rPr>
+            </w:r>
+            <w:r>
+              <w:rPr>
+                <w:noProof/>
+                <w:webHidden/>
+              </w:rPr>
+              <w:fldChar w:fldCharType="separate"/>
+            </w:r>
+            <w:r>
+              <w:rPr>
+                <w:noProof/>
+                <w:webHidden/>
+              </w:rPr>
+              <w:t>1</w:t>
+            </w:r>
+            <w:r>
+              <w:rPr>
+                <w:noProof/>
+                <w:webHidden/>
+              </w:rPr>
+              <w:fldChar w:fldCharType="end"/>
+            </w:r>
+          </w:hyperlink>
+        </w:p>
+        <w:p>
+          <w:pPr>
+            <w:pStyle w:val="TOC2"/>
+            <w:tabs>
+              <w:tab w:val="left" w:pos="960"/>
+              <w:tab w:val="right" w:leader="dot" w:pos="9350"/>
+            </w:tabs>
+            <w:rPr>
+              <w:rFonts w:asciiTheme="minorHAnsi" w:hAnsiTheme="minorHAnsi"/>
+              <w:noProof/>
+              <w:sz w:val="24"/>
+            </w:rPr>
+          </w:pPr>
+          <w:hyperlink w:anchor="_Toc229490460" w:history="1">
+            <w:r>
+              <w:rPr>
+                <w:rStyle w:val="Hyperlink"/>
+                <w:noProof/>
+              </w:rPr>
+              <w:t>1.1.</w:t>
+            </w:r>
+            <w:r>
+              <w:rPr>
+                <w:rFonts w:asciiTheme="minorHAnsi" w:hAnsiTheme="minorHAnsi"/>
+                <w:noProof/>
+                <w:sz w:val="24"/>
+              </w:rPr>
+              <w:tab/>
+            </w:r>
+            <w:r>
+              <w:rPr>
+                <w:rStyle w:val="Hyperlink"/>
+                <w:noProof/>
+              </w:rPr>
+              <w:t>Tổng quan về Spring Framework</w:t>
+            </w:r>
+            <w:r>
+              <w:rPr>
+                <w:noProof/>
+                <w:webHidden/>
+              </w:rPr>
+              <w:tab/>
+            </w:r>
+            <w:r>
+              <w:rPr>
+                <w:noProof/>
+                <w:webHidden/>
+              </w:rPr>
+              <w:fldChar w:fldCharType="begin"/>
+            </w:r>
+            <w:r>
+              <w:rPr>
+                <w:noProof/>
+                <w:webHidden/>
+              </w:rPr>
+              <w:instrText xml:space="preserve"> PAGEREF _Toc229490460 \h </w:instrText>
+            </w:r>
+            <w:r>
+              <w:rPr>
+                <w:noProof/>
+                <w:webHidden/>
+              </w:rPr>
+            </w:r>
+            <w:r>
+              <w:rPr>
+                <w:noProof/>
+                <w:webHidden/>
+              </w:rPr>
+              <w:fldChar w:fldCharType="separate"/>
+            </w:r>
+            <w:r>
+              <w:rPr>
+                <w:noProof/>
+                <w:webHidden/>
+              </w:rPr>
+              <w:t>1</w:t>
+            </w:r>
+            <w:r>
+              <w:rPr>
+                <w:noProof/>
+                <w:webHidden/>
+              </w:rPr>
+              <w:fldChar w:fldCharType="end"/>
+            </w:r>
+          </w:hyperlink>
+        </w:p>
+        <w:p>
+          <w:pPr>
+            <w:pStyle w:val="TOC3"/>
+            <w:tabs>
+              <w:tab w:val="left" w:pos="1440"/>
+              <w:tab w:val="right" w:leader="dot" w:pos="9350"/>
+            </w:tabs>
+            <w:rPr>
+              <w:rFonts w:asciiTheme="minorHAnsi" w:hAnsiTheme="minorHAnsi"/>
+              <w:noProof/>
+              <w:sz w:val="24"/>
+            </w:rPr>
+          </w:pPr>
+          <w:hyperlink w:anchor="_Toc229490461" w:history="1">
+            <w:r>
+              <w:rPr>
+                <w:rStyle w:val="Hyperlink"/>
+                <w:noProof/>
+              </w:rPr>
+              <w:t>1.1.1.</w:t>
+            </w:r>
+            <w:r>
+              <w:rPr>
+                <w:rFonts w:asciiTheme="minorHAnsi" w:hAnsiTheme="minorHAnsi"/>
+                <w:noProof/>
+                <w:sz w:val="24"/>
+              </w:rPr>
+              <w:tab/>
+            </w:r>
+            <w:r>
+              <w:rPr>
+                <w:rStyle w:val="Hyperlink"/>
+                <w:noProof/>
+              </w:rPr>
+              <w:t>Cơ chế hoạt động của IoC và DI</w:t>
+            </w:r>
+            <w:r>
+              <w:rPr>
+                <w:noProof/>
+                <w:webHidden/>
+              </w:rPr>
+              <w:tab/>
+            </w:r>
+            <w:r>
+              <w:rPr>
+                <w:noProof/>
+                <w:webHidden/>
+              </w:rPr>
+              <w:fldChar w:fldCharType="begin"/>
+            </w:r>
+            <w:r>
+              <w:rPr>
+                <w:noProof/>
+                <w:webHidden/>
+              </w:rPr>
+              <w:instrText xml:space="preserve"> PAGEREF _Toc229490461 \h </w:instrText>
+            </w:r>
+            <w:r>
+              <w:rPr>
+                <w:noProof/>
+                <w:webHidden/>
+              </w:rPr>
+            </w:r>
+            <w:r>
+              <w:rPr>
+                <w:noProof/>
+                <w:webHidden/>
+              </w:rPr>
+              <w:fldChar w:fldCharType="separate"/>
+            </w:r>
+            <w:r>
+              <w:rPr>
+                <w:noProof/>
+                <w:webHidden/>
+              </w:rPr>
+              <w:t>1</w:t>
+            </w:r>
+            <w:r>
+              <w:rPr>
+                <w:noProof/>
+                <w:webHidden/>
+              </w:rPr>
+              <w:fldChar w:fldCharType="end"/>
+            </w:r>
+          </w:hyperlink>
+        </w:p>
+        <w:p>
+          <w:pPr>
+            <w:pStyle w:val="TOC2"/>
+            <w:tabs>
+              <w:tab w:val="left" w:pos="960"/>
+              <w:tab w:val="right" w:leader="dot" w:pos="9350"/>
+            </w:tabs>
+            <w:rPr>
+              <w:rFonts w:asciiTheme="minorHAnsi" w:hAnsiTheme="minorHAnsi"/>
+              <w:noProof/>
+              <w:sz w:val="24"/>
+            </w:rPr>
+          </w:pPr>
+          <w:hyperlink w:anchor="_Toc229490462" w:history="1">
+            <w:r>
+              <w:rPr>
+                <w:rStyle w:val="Hyperlink"/>
+                <w:noProof/>
+              </w:rPr>
+              <w:t>1.2.</w:t>
+            </w:r>
+            <w:r>
+              <w:rPr>
+                <w:rFonts w:asciiTheme="minorHAnsi" w:hAnsiTheme="minorHAnsi"/>
+                <w:noProof/>
+                <w:sz w:val="24"/>
+              </w:rPr>
+              <w:tab/>
+            </w:r>
+            <w:r>
+              <w:rPr>
+                <w:rStyle w:val="Hyperlink"/>
+                <w:noProof/>
+              </w:rPr>
+              <w:t>Sự ra đời và định nghĩa về Spring Boot</w:t>
+            </w:r>
+            <w:r>
+              <w:rPr>
+                <w:noProof/>
+                <w:webHidden/>
+              </w:rPr>
+              <w:tab/>
+            </w:r>
+            <w:r>
+              <w:rPr>
+                <w:noProof/>
+                <w:webHidden/>
+              </w:rPr>
+              <w:fldChar w:fldCharType="begin"/>
+            </w:r>
+            <w:r>
+              <w:rPr>
+                <w:noProof/>
+                <w:webHidden/>
+              </w:rPr>
+              <w:instrText xml:space="preserve"> PAGEREF _Toc229490462 \h </w:instrText>
+            </w:r>
+            <w:r>
+              <w:rPr>
+                <w:noProof/>
+                <w:webHidden/>
+              </w:rPr>
+            </w:r>
+            <w:r>
+              <w:rPr>
+                <w:noProof/>
+                <w:webHidden/>
+              </w:rPr>
+              <w:fldChar w:fldCharType="separate"/>
+            </w:r>
+            <w:r>
+              <w:rPr>
+                <w:noProof/>
+                <w:webHidden/>
+              </w:rPr>
+              <w:t>1</w:t>
+            </w:r>
+            <w:r>
+              <w:rPr>
+                <w:noProof/>
+                <w:webHidden/>
+              </w:rPr>
+              <w:fldChar w:fldCharType="end"/>
+            </w:r>
+          </w:hyperlink>
+        </w:p>
+        <w:p>
+          <w:pPr>
+            <w:pStyle w:val="TOC2"/>
+            <w:tabs>
+              <w:tab w:val="left" w:pos="960"/>
+              <w:tab w:val="right" w:leader="dot" w:pos="9350"/>
+            </w:tabs>
+            <w:rPr>
+              <w:rFonts w:asciiTheme="minorHAnsi" w:hAnsiTheme="minorHAnsi"/>
+              <w:noProof/>
+              <w:sz w:val="24"/>
+            </w:rPr>
+          </w:pPr>
+          <w:hyperlink w:anchor="_Toc229490463" w:history="1">
+            <w:r>
+              <w:rPr>
+                <w:rStyle w:val="Hyperlink"/>
+                <w:noProof/>
+              </w:rPr>
+              <w:t>1.3.</w:t>
+            </w:r>
+            <w:r>
+              <w:rPr>
+                <w:rFonts w:asciiTheme="minorHAnsi" w:hAnsiTheme="minorHAnsi"/>
+                <w:noProof/>
+                <w:sz w:val="24"/>
+              </w:rPr>
+              <w:tab/>
+            </w:r>
+            <w:r>
+              <w:rPr>
+                <w:rStyle w:val="Hyperlink"/>
+                <w:noProof/>
+              </w:rPr>
+              <w:t>Phân tích Ưu điểm và Hạn chế</w:t>
+            </w:r>
+            <w:r>
+              <w:rPr>
+                <w:noProof/>
+                <w:webHidden/>
+              </w:rPr>
+              <w:tab/>
+            </w:r>
+            <w:r>
+              <w:rPr>
+                <w:noProof/>
+                <w:webHidden/>
+              </w:rPr>
+              <w:fldChar w:fldCharType="begin"/>
+            </w:r>
+            <w:r>
+              <w:rPr>
+                <w:noProof/>
+                <w:webHidden/>
+              </w:rPr>
+              <w:instrText xml:space="preserve"> PAGEREF _Toc229490463 \h </w:instrText>
+            </w:r>
+            <w:r>
+              <w:rPr>
+                <w:noProof/>
+                <w:webHidden/>
+              </w:rPr>
+            </w:r>
+            <w:r>
+              <w:rPr>
+                <w:noProof/>
+                <w:webHidden/>
+              </w:rPr>
+              <w:fldChar w:fldCharType="separate"/>
+            </w:r>
+            <w:r>
+              <w:rPr>
+                <w:noProof/>
+                <w:webHidden/>
+              </w:rPr>
+              <w:t>1</w:t>
+            </w:r>
+            <w:r>
+              <w:rPr>
+                <w:noProof/>
+                <w:webHidden/>
+              </w:rPr>
+              <w:fldChar w:fldCharType="end"/>
+            </w:r>
+          </w:hyperlink>
+        </w:p>
+        <w:p>
+          <w:pPr>
+            <w:pStyle w:val="TOC3"/>
+            <w:tabs>
+              <w:tab w:val="left" w:pos="1440"/>
+              <w:tab w:val="right" w:leader="dot" w:pos="9350"/>
+            </w:tabs>
+            <w:rPr>
+              <w:rFonts w:asciiTheme="minorHAnsi" w:hAnsiTheme="minorHAnsi"/>
+              <w:noProof/>
+              <w:sz w:val="24"/>
+            </w:rPr>
+          </w:pPr>
+          <w:hyperlink w:anchor="_Toc229490464" w:history="1">
+            <w:r>
+              <w:rPr>
+                <w:rStyle w:val="Hyperlink"/>
+                <w:noProof/>
+              </w:rPr>
+              <w:t>1.3.1.</w:t>
+            </w:r>
+            <w:r>
+              <w:rPr>
+                <w:rFonts w:asciiTheme="minorHAnsi" w:hAnsiTheme="minorHAnsi"/>
+                <w:noProof/>
+                <w:sz w:val="24"/>
+              </w:rPr>
+              <w:tab/>
+            </w:r>
+            <w:r>
+              <w:rPr>
+                <w:rStyle w:val="Hyperlink"/>
+                <w:noProof/>
+              </w:rPr>
+              <w:t>Ưu điểm của Spring Boot</w:t>
+            </w:r>
+            <w:r>
+              <w:rPr>
+                <w:noProof/>
+                <w:webHidden/>
+              </w:rPr>
+              <w:tab/>
+            </w:r>
+            <w:r>
+              <w:rPr>
+                <w:noProof/>
+                <w:webHidden/>
+              </w:rPr>
+              <w:fldChar w:fldCharType="begin"/>
+            </w:r>
+            <w:r>
+              <w:rPr>
+                <w:noProof/>
+                <w:webHidden/>
+              </w:rPr>
+              <w:instrText xml:space="preserve"> PAGEREF _Toc229490464 \h </w:instrText>
+            </w:r>
+            <w:r>
+              <w:rPr>
+                <w:noProof/>
+                <w:webHidden/>
+              </w:rPr>
+            </w:r>
+            <w:r>
+              <w:rPr>
+                <w:noProof/>
+                <w:webHidden/>
+              </w:rPr>
+              <w:fldChar w:fldCharType="separate"/>
+            </w:r>
+            <w:r>
+              <w:rPr>
+                <w:noProof/>
+                <w:webHidden/>
+              </w:rPr>
+              <w:t>1</w:t>
+            </w:r>
+            <w:r>
+              <w:rPr>
+                <w:noProof/>
+                <w:webHidden/>
+              </w:rPr>
+              <w:fldChar w:fldCharType="end"/>
+            </w:r>
+          </w:hyperlink>
+        </w:p>
+        <w:p>
+          <w:pPr>
+            <w:pStyle w:val="TOC3"/>
+            <w:tabs>
+              <w:tab w:val="left" w:pos="1440"/>
+              <w:tab w:val="right" w:leader="dot" w:pos="9350"/>
+            </w:tabs>
+            <w:rPr>
+              <w:rFonts w:asciiTheme="minorHAnsi" w:hAnsiTheme="minorHAnsi"/>
+              <w:noProof/>
+              <w:sz w:val="24"/>
+            </w:rPr>
+          </w:pPr>
+          <w:hyperlink w:anchor="_Toc229490465" w:history="1">
+            <w:r>
+              <w:rPr>
+                <w:rStyle w:val="Hyperlink"/>
+                <w:noProof/>
+              </w:rPr>
+              <w:t>1.3.2.</w:t>
+            </w:r>
+            <w:r>
+              <w:rPr>
+                <w:rFonts w:asciiTheme="minorHAnsi" w:hAnsiTheme="minorHAnsi"/>
+                <w:noProof/>
+                <w:sz w:val="24"/>
+              </w:rPr>
+              <w:tab/>
+            </w:r>
+            <w:r>
+              <w:rPr>
+                <w:rStyle w:val="Hyperlink"/>
+                <w:noProof/>
+              </w:rPr>
+              <w:t>Hạn chế của Spring Boot</w:t>
+            </w:r>
+            <w:r>
+              <w:rPr>
+                <w:noProof/>
+                <w:webHidden/>
+              </w:rPr>
+              <w:tab/>
+            </w:r>
+            <w:r>
+              <w:rPr>
+                <w:noProof/>
+                <w:webHidden/>
+              </w:rPr>
+              <w:fldChar w:fldCharType="begin"/>
+            </w:r>
+            <w:r>
+              <w:rPr>
+                <w:noProof/>
+                <w:webHidden/>
+              </w:rPr>
+              <w:instrText xml:space="preserve"> PAGEREF _Toc229490465 \h </w:instrText>
+            </w:r>
+            <w:r>
+              <w:rPr>
+                <w:noProof/>
+                <w:webHidden/>
+              </w:rPr>
+            </w:r>
+            <w:r>
+              <w:rPr>
+                <w:noProof/>
+                <w:webHidden/>
+              </w:rPr>
+              <w:fldChar w:fldCharType="separate"/>
+            </w:r>
+            <w:r>
+              <w:rPr>
+                <w:noProof/>
+                <w:webHidden/>
+              </w:rPr>
+              <w:t>2</w:t>
+            </w:r>
+            <w:r>
+              <w:rPr>
+                <w:noProof/>
+                <w:webHidden/>
+              </w:rPr>
+              <w:fldChar w:fldCharType="end"/>
+            </w:r>
+          </w:hyperlink>
+        </w:p>
+        <w:p>
+          <w:pPr>
+            <w:pStyle w:val="TOC10"/>
+            <w:tabs>
+              <w:tab w:val="left" w:pos="482"/>
+              <w:tab w:val="right" w:leader="dot" w:pos="9350"/>
+            </w:tabs>
+            <w:rPr>
+              <w:rFonts w:asciiTheme="minorHAnsi" w:hAnsiTheme="minorHAnsi"/>
+              <w:noProof/>
+            </w:rPr>
+          </w:pPr>
+          <w:hyperlink w:anchor="_Toc229490466" w:history="1">
+            <w:r>
+              <w:rPr>
+                <w:rStyle w:val="Hyperlink"/>
+                <w:noProof/>
+              </w:rPr>
+              <w:t>2.</w:t>
+            </w:r>
+            <w:r>
+              <w:rPr>
+                <w:rFonts w:asciiTheme="minorHAnsi" w:hAnsiTheme="minorHAnsi"/>
+                <w:noProof/>
+              </w:rPr>
+              <w:tab/>
+            </w:r>
+            <w:r>
+              <w:rPr>
+                <w:rStyle w:val="Hyperlink"/>
+                <w:noProof/>
+              </w:rPr>
+              <w:t>CÁC THÀNH PHẦN TRONG SPRING BOOT</w:t>
+            </w:r>
+            <w:r>
+              <w:rPr>
+                <w:noProof/>
+                <w:webHidden/>
+              </w:rPr>
+              <w:tab/>
+            </w:r>
+            <w:r>
+              <w:rPr>
+                <w:noProof/>
+                <w:webHidden/>
+              </w:rPr>
+              <w:fldChar w:fldCharType="begin"/>
+            </w:r>
+            <w:r>
+              <w:rPr>
+                <w:noProof/>
+                <w:webHidden/>
+              </w:rPr>
+              <w:instrText xml:space="preserve"> PAGEREF _Toc229490466 \h </w:instrText>
+            </w:r>
+            <w:r>
+              <w:rPr>
+                <w:noProof/>
+                <w:webHidden/>
+              </w:rPr>
+            </w:r>
+            <w:r>
+              <w:rPr>
+                <w:noProof/>
+                <w:webHidden/>
+              </w:rPr>
+              <w:fldChar w:fldCharType="separate"/>
+            </w:r>
+            <w:r>
+              <w:rPr>
+                <w:noProof/>
+                <w:webHidden/>
+              </w:rPr>
+              <w:t>2</w:t>
+            </w:r>
+            <w:r>
+              <w:rPr>
+                <w:noProof/>
+                <w:webHidden/>
+              </w:rPr>
+              <w:fldChar w:fldCharType="end"/>
+            </w:r>
+          </w:hyperlink>
+        </w:p>
+        <w:p>
+          <w:pPr>
+            <w:pStyle w:val="TOC2"/>
+            <w:tabs>
+              <w:tab w:val="left" w:pos="960"/>
+              <w:tab w:val="right" w:leader="dot" w:pos="9350"/>
+            </w:tabs>
+            <w:rPr>
+              <w:rFonts w:asciiTheme="minorHAnsi" w:hAnsiTheme="minorHAnsi"/>
+              <w:noProof/>
+              <w:sz w:val="24"/>
+            </w:rPr>
+          </w:pPr>
+          <w:hyperlink w:anchor="_Toc229490467" w:history="1">
+            <w:r>
+              <w:rPr>
+                <w:rStyle w:val="Hyperlink"/>
+                <w:noProof/>
+              </w:rPr>
+              <w:t>2.1</w:t>
+            </w:r>
+            <w:r>
+              <w:rPr>
+                <w:rFonts w:asciiTheme="minorHAnsi" w:hAnsiTheme="minorHAnsi"/>
+                <w:noProof/>
+                <w:sz w:val="24"/>
+              </w:rPr>
+              <w:tab/>
+            </w:r>
+            <w:r>
+              <w:rPr>
+                <w:rStyle w:val="Hyperlink"/>
+                <w:noProof/>
+              </w:rPr>
+              <w:t>.  Cấu trúc Hệ thống (Core Components)</w:t>
+            </w:r>
+            <w:r>
+              <w:rPr>
+                <w:noProof/>
+                <w:webHidden/>
+              </w:rPr>
+              <w:tab/>
+            </w:r>
+            <w:r>
+              <w:rPr>
+                <w:noProof/>
+                <w:webHidden/>
+              </w:rPr>
+              <w:fldChar w:fldCharType="begin"/>
+            </w:r>
+            <w:r>
+              <w:rPr>
+                <w:noProof/>
+                <w:webHidden/>
+              </w:rPr>
+              <w:instrText xml:space="preserve"> PAGEREF _Toc229490467 \h </w:instrText>
+            </w:r>
+            <w:r>
+              <w:rPr>
+                <w:noProof/>
+                <w:webHidden/>
+              </w:rPr>
+            </w:r>
+            <w:r>
+              <w:rPr>
+                <w:noProof/>
+                <w:webHidden/>
+              </w:rPr>
+              <w:fldChar w:fldCharType="separate"/>
+            </w:r>
+            <w:r>
+              <w:rPr>
+                <w:noProof/>
+                <w:webHidden/>
+              </w:rPr>
+              <w:t>2</w:t>
+            </w:r>
+            <w:r>
+              <w:rPr>
+                <w:noProof/>
+                <w:webHidden/>
+              </w:rPr>
+              <w:fldChar w:fldCharType="end"/>
+            </w:r>
+          </w:hyperlink>
+        </w:p>
+        <w:p>
+          <w:pPr>
+            <w:pStyle w:val="TOC3"/>
+            <w:tabs>
+              <w:tab w:val="left" w:pos="1440"/>
+              <w:tab w:val="right" w:leader="dot" w:pos="9350"/>
+            </w:tabs>
+            <w:rPr>
+              <w:rFonts w:asciiTheme="minorHAnsi" w:hAnsiTheme="minorHAnsi"/>
+              <w:noProof/>
+              <w:sz w:val="24"/>
+            </w:rPr>
+          </w:pPr>
+          <w:hyperlink w:anchor="_Toc229490468" w:history="1">
+            <w:r>
+              <w:rPr>
+                <w:rStyle w:val="Hyperlink"/>
+                <w:noProof/>
+              </w:rPr>
+              <w:t>2.1.1.</w:t>
+            </w:r>
+            <w:r>
+              <w:rPr>
+                <w:rFonts w:asciiTheme="minorHAnsi" w:hAnsiTheme="minorHAnsi"/>
+                <w:noProof/>
+                <w:sz w:val="24"/>
+              </w:rPr>
+              <w:tab/>
+            </w:r>
+            <w:r>
+              <w:rPr>
+                <w:rStyle w:val="Hyperlink"/>
+                <w:noProof/>
+              </w:rPr>
+              <w:t>Spring Boot Starters</w:t>
+            </w:r>
+            <w:r>
+              <w:rPr>
+                <w:noProof/>
+                <w:webHidden/>
+              </w:rPr>
+              <w:tab/>
+            </w:r>
+            <w:r>
+              <w:rPr>
+                <w:noProof/>
+                <w:webHidden/>
+              </w:rPr>
+              <w:fldChar w:fldCharType="begin"/>
+            </w:r>
+            <w:r>
+              <w:rPr>
+                <w:noProof/>
+                <w:webHidden/>
+              </w:rPr>
+              <w:instrText xml:space="preserve"> PAGEREF _Toc229490468 \h </w:instrText>
+            </w:r>
+            <w:r>
+              <w:rPr>
+                <w:noProof/>
+                <w:webHidden/>
+              </w:rPr>
+            </w:r>
+            <w:r>
+              <w:rPr>
+                <w:noProof/>
+                <w:webHidden/>
+              </w:rPr>
+              <w:fldChar w:fldCharType="separate"/>
+            </w:r>
+            <w:r>
+              <w:rPr>
+                <w:noProof/>
+                <w:webHidden/>
+              </w:rPr>
+              <w:t>2</w:t>
+            </w:r>
+            <w:r>
+              <w:rPr>
+                <w:noProof/>
+                <w:webHidden/>
+              </w:rPr>
+              <w:fldChar w:fldCharType="end"/>
+            </w:r>
+          </w:hyperlink>
+        </w:p>
+        <w:p>
+          <w:pPr>
+            <w:pStyle w:val="TOC3"/>
+            <w:tabs>
+              <w:tab w:val="left" w:pos="1440"/>
+              <w:tab w:val="right" w:leader="dot" w:pos="9350"/>
+            </w:tabs>
+            <w:rPr>
+              <w:rFonts w:asciiTheme="minorHAnsi" w:hAnsiTheme="minorHAnsi"/>
+              <w:noProof/>
+              <w:sz w:val="24"/>
+            </w:rPr>
+          </w:pPr>
+          <w:hyperlink w:anchor="_Toc229490469" w:history="1">
+            <w:r>
+              <w:rPr>
+                <w:rStyle w:val="Hyperlink"/>
+                <w:noProof/>
+              </w:rPr>
+              <w:t>2.1.2.</w:t>
+            </w:r>
+            <w:r>
+              <w:rPr>
+                <w:rFonts w:asciiTheme="minorHAnsi" w:hAnsiTheme="minorHAnsi"/>
+                <w:noProof/>
+                <w:sz w:val="24"/>
+              </w:rPr>
+              <w:tab/>
+            </w:r>
+            <w:r>
+              <w:rPr>
+                <w:rStyle w:val="Hyperlink"/>
+                <w:noProof/>
+              </w:rPr>
+              <w:t>Spring Boot Auto-Configuration</w:t>
+            </w:r>
+            <w:r>
+              <w:rPr>
+                <w:noProof/>
+                <w:webHidden/>
+              </w:rPr>
+              <w:tab/>
+            </w:r>
+            <w:r>
+              <w:rPr>
+                <w:noProof/>
+                <w:webHidden/>
+              </w:rPr>
+              <w:fldChar w:fldCharType="begin"/>
+            </w:r>
+            <w:r>
+              <w:rPr>
+                <w:noProof/>
+                <w:webHidden/>
+              </w:rPr>
+              <w:instrText xml:space="preserve"> PAGEREF _Toc229490469 \h </w:instrText>
+            </w:r>
+            <w:r>
+              <w:rPr>
+                <w:noProof/>
+                <w:webHidden/>
+              </w:rPr>
+            </w:r>
+            <w:r>
+              <w:rPr>
+                <w:noProof/>
+                <w:webHidden/>
+              </w:rPr>
+              <w:fldChar w:fldCharType="separate"/>
+            </w:r>
+            <w:r>
+              <w:rPr>
+                <w:noProof/>
+                <w:webHidden/>
+              </w:rPr>
+              <w:t>2</w:t>
+            </w:r>
+            <w:r>
+              <w:rPr>
+                <w:noProof/>
+                <w:webHidden/>
+              </w:rPr>
+              <w:fldChar w:fldCharType="end"/>
+            </w:r>
+          </w:hyperlink>
+        </w:p>
+        <w:p>
+          <w:pPr>
+            <w:pStyle w:val="TOC2"/>
+            <w:tabs>
+              <w:tab w:val="left" w:pos="960"/>
+              <w:tab w:val="right" w:leader="dot" w:pos="9350"/>
+            </w:tabs>
+            <w:rPr>
+              <w:rFonts w:asciiTheme="minorHAnsi" w:hAnsiTheme="minorHAnsi"/>
+              <w:noProof/>
+              <w:sz w:val="24"/>
+            </w:rPr>
+          </w:pPr>
+          <w:hyperlink w:anchor="_Toc229490470" w:history="1">
+            <w:r>
+              <w:rPr>
+                <w:rStyle w:val="Hyperlink"/>
+                <w:noProof/>
+              </w:rPr>
+              <w:t>2.2</w:t>
+            </w:r>
+            <w:r>
+              <w:rPr>
+                <w:rFonts w:asciiTheme="minorHAnsi" w:hAnsiTheme="minorHAnsi"/>
+                <w:noProof/>
+                <w:sz w:val="24"/>
+              </w:rPr>
+              <w:tab/>
+            </w:r>
+            <w:r>
+              <w:rPr>
+                <w:rStyle w:val="Hyperlink"/>
+                <w:noProof/>
+              </w:rPr>
+              <w:t>. Cơ chế Annotation và Dependency Injection</w:t>
+            </w:r>
+            <w:r>
+              <w:rPr>
+                <w:noProof/>
+                <w:webHidden/>
+              </w:rPr>
+              <w:tab/>
+            </w:r>
+            <w:r>
+              <w:rPr>
+                <w:noProof/>
+                <w:webHidden/>
+              </w:rPr>
+              <w:fldChar w:fldCharType="begin"/>
+            </w:r>
+            <w:r>
+              <w:rPr>
+                <w:noProof/>
+                <w:webHidden/>
+              </w:rPr>
+              <w:instrText xml:space="preserve"> PAGEREF _Toc229490470 \h </w:instrText>
+            </w:r>
+            <w:r>
+              <w:rPr>
+                <w:noProof/>
+                <w:webHidden/>
+              </w:rPr>
+            </w:r>
+            <w:r>
+              <w:rPr>
+                <w:noProof/>
+                <w:webHidden/>
+              </w:rPr>
+              <w:fldChar w:fldCharType="separate"/>
+            </w:r>
+            <w:r>
+              <w:rPr>
+                <w:noProof/>
+                <w:webHidden/>
+              </w:rPr>
+              <w:t>2</w:t>
+            </w:r>
+            <w:r>
+              <w:rPr>
+                <w:noProof/>
+                <w:webHidden/>
+              </w:rPr>
+              <w:fldChar w:fldCharType="end"/>
+            </w:r>
+          </w:hyperlink>
+        </w:p>
+        <w:p>
+          <w:pPr>
+            <w:pStyle w:val="TOC3"/>
+            <w:tabs>
+              <w:tab w:val="left" w:pos="1440"/>
+              <w:tab w:val="right" w:leader="dot" w:pos="9350"/>
+            </w:tabs>
+            <w:rPr>
+              <w:rFonts w:asciiTheme="minorHAnsi" w:hAnsiTheme="minorHAnsi"/>
+              <w:noProof/>
+              <w:sz w:val="24"/>
+            </w:rPr>
+          </w:pPr>
+          <w:hyperlink w:anchor="_Toc229490471" w:history="1">
+            <w:r>
+              <w:rPr>
+                <w:rStyle w:val="Hyperlink"/>
+                <w:noProof/>
+              </w:rPr>
+              <w:t>2.1.1.</w:t>
+            </w:r>
+            <w:r>
+              <w:rPr>
+                <w:rFonts w:asciiTheme="minorHAnsi" w:hAnsiTheme="minorHAnsi"/>
+                <w:noProof/>
+                <w:sz w:val="24"/>
+              </w:rPr>
+              <w:tab/>
+            </w:r>
+            <w:r>
+              <w:rPr>
+                <w:rStyle w:val="Hyperlink"/>
+                <w:noProof/>
+              </w:rPr>
+              <w:t>Các Annotation quan trọng</w:t>
+            </w:r>
+            <w:r>
+              <w:rPr>
+                <w:noProof/>
+                <w:webHidden/>
+              </w:rPr>
+              <w:tab/>
+            </w:r>
+            <w:r>
+              <w:rPr>
+                <w:noProof/>
+                <w:webHidden/>
+              </w:rPr>
+              <w:fldChar w:fldCharType="begin"/>
+            </w:r>
+            <w:r>
+              <w:rPr>
+                <w:noProof/>
+                <w:webHidden/>
+              </w:rPr>
+              <w:instrText xml:space="preserve"> PAGEREF _Toc229490471 \h </w:instrText>
+            </w:r>
+            <w:r>
+              <w:rPr>
+                <w:noProof/>
+                <w:webHidden/>
+              </w:rPr>
+            </w:r>
+            <w:r>
+              <w:rPr>
+                <w:noProof/>
+                <w:webHidden/>
+              </w:rPr>
+              <w:fldChar w:fldCharType="separate"/>
+            </w:r>
+            <w:r>
+              <w:rPr>
+                <w:noProof/>
+                <w:webHidden/>
+              </w:rPr>
+              <w:t>2</w:t>
+            </w:r>
+            <w:r>
+              <w:rPr>
+                <w:noProof/>
+                <w:webHidden/>
+              </w:rPr>
+              <w:fldChar w:fldCharType="end"/>
+            </w:r>
+          </w:hyperlink>
+        </w:p>
+        <w:p>
+          <w:pPr>
+            <w:pStyle w:val="TOC2"/>
+            <w:tabs>
+              <w:tab w:val="left" w:pos="960"/>
+              <w:tab w:val="right" w:leader="dot" w:pos="9350"/>
+            </w:tabs>
+            <w:rPr>
+              <w:rFonts w:asciiTheme="minorHAnsi" w:hAnsiTheme="minorHAnsi"/>
+              <w:noProof/>
+              <w:sz w:val="24"/>
+            </w:rPr>
+          </w:pPr>
+          <w:hyperlink w:anchor="_Toc229490472" w:history="1">
+            <w:r>
+              <w:rPr>
+                <w:rStyle w:val="Hyperlink"/>
+                <w:noProof/>
+              </w:rPr>
+              <w:t>2.3.</w:t>
+            </w:r>
+            <w:r>
+              <w:rPr>
+                <w:rFonts w:asciiTheme="minorHAnsi" w:hAnsiTheme="minorHAnsi"/>
+                <w:noProof/>
+                <w:sz w:val="24"/>
+              </w:rPr>
+              <w:tab/>
+            </w:r>
+            <w:r>
+              <w:rPr>
+                <w:rStyle w:val="Hyperlink"/>
+                <w:noProof/>
+              </w:rPr>
+              <w:t>Tầng dữ liệu và Kết nối ngoại vi</w:t>
+            </w:r>
+            <w:r>
+              <w:rPr>
+                <w:noProof/>
+                <w:webHidden/>
+              </w:rPr>
+              <w:tab/>
+            </w:r>
+            <w:r>
+              <w:rPr>
+                <w:noProof/>
+                <w:webHidden/>
+              </w:rPr>
+              <w:fldChar w:fldCharType="begin"/>
+            </w:r>
+            <w:r>
+              <w:rPr>
+                <w:noProof/>
+                <w:webHidden/>
+              </w:rPr>
+              <w:instrText xml:space="preserve"> PAGEREF _Toc229490472 \h </w:instrText>
+            </w:r>
+            <w:r>
+              <w:rPr>
+                <w:noProof/>
+                <w:webHidden/>
+              </w:rPr>
+            </w:r>
+            <w:r>
+              <w:rPr>
+                <w:noProof/>
+                <w:webHidden/>
+              </w:rPr>
+              <w:fldChar w:fldCharType="separate"/>
+            </w:r>
+            <w:r>
+              <w:rPr>
+                <w:noProof/>
+                <w:webHidden/>
+              </w:rPr>
+              <w:t>2</w:t>
+            </w:r>
+            <w:r>
+              <w:rPr>
+                <w:noProof/>
+                <w:webHidden/>
+              </w:rPr>
+              <w:fldChar w:fldCharType="end"/>
+            </w:r>
+          </w:hyperlink>
+        </w:p>
+        <w:p>
+          <w:pPr>
+            <w:pStyle w:val="TOC3"/>
+            <w:tabs>
+              <w:tab w:val="left" w:pos="1440"/>
+              <w:tab w:val="right" w:leader="dot" w:pos="9350"/>
+            </w:tabs>
+            <w:rPr>
+              <w:rFonts w:asciiTheme="minorHAnsi" w:hAnsiTheme="minorHAnsi"/>
+              <w:noProof/>
+              <w:sz w:val="24"/>
+            </w:rPr>
+          </w:pPr>
+          <w:hyperlink w:anchor="_Toc229490473" w:history="1">
+            <w:r>
+              <w:rPr>
+                <w:rStyle w:val="Hyperlink"/>
+                <w:noProof/>
+              </w:rPr>
+              <w:t>2.3.1</w:t>
+            </w:r>
+            <w:r>
+              <w:rPr>
+                <w:rFonts w:asciiTheme="minorHAnsi" w:hAnsiTheme="minorHAnsi"/>
+                <w:noProof/>
+                <w:sz w:val="24"/>
+              </w:rPr>
+              <w:tab/>
+            </w:r>
+            <w:r>
+              <w:rPr>
+                <w:rStyle w:val="Hyperlink"/>
+                <w:noProof/>
+              </w:rPr>
+              <w:t>Spring Data JPA</w:t>
+            </w:r>
+            <w:r>
+              <w:rPr>
+                <w:noProof/>
+                <w:webHidden/>
+              </w:rPr>
+              <w:tab/>
+            </w:r>
+            <w:r>
+              <w:rPr>
+                <w:noProof/>
+                <w:webHidden/>
+              </w:rPr>
+              <w:fldChar w:fldCharType="begin"/>
+            </w:r>
+            <w:r>
+              <w:rPr>
+                <w:noProof/>
+                <w:webHidden/>
+              </w:rPr>
+              <w:instrText xml:space="preserve"> PAGEREF _Toc229490473 \h </w:instrText>
+            </w:r>
+            <w:r>
+              <w:rPr>
+                <w:noProof/>
+                <w:webHidden/>
+              </w:rPr>
+            </w:r>
+            <w:r>
+              <w:rPr>
+                <w:noProof/>
+                <w:webHidden/>
+              </w:rPr>
+              <w:fldChar w:fldCharType="separate"/>
+            </w:r>
+            <w:r>
+              <w:rPr>
+                <w:noProof/>
+                <w:webHidden/>
+              </w:rPr>
+              <w:t>3</w:t>
+            </w:r>
+            <w:r>
+              <w:rPr>
+                <w:noProof/>
+                <w:webHidden/>
+              </w:rPr>
+              <w:fldChar w:fldCharType="end"/>
+            </w:r>
+          </w:hyperlink>
+        </w:p>
+        <w:p>
+          <w:pPr>
+            <w:pStyle w:val="TOC10"/>
+            <w:tabs>
+              <w:tab w:val="left" w:pos="482"/>
+              <w:tab w:val="right" w:leader="dot" w:pos="9350"/>
+            </w:tabs>
+            <w:rPr>
+              <w:rFonts w:asciiTheme="minorHAnsi" w:hAnsiTheme="minorHAnsi"/>
+              <w:noProof/>
+            </w:rPr>
+          </w:pPr>
+          <w:hyperlink w:anchor="_Toc229490474" w:history="1">
+            <w:r>
+              <w:rPr>
+                <w:rStyle w:val="Hyperlink"/>
+                <w:noProof/>
+              </w:rPr>
+              <w:t>3.</w:t>
+            </w:r>
+            <w:r>
+              <w:rPr>
+                <w:rFonts w:asciiTheme="minorHAnsi" w:hAnsiTheme="minorHAnsi"/>
+                <w:noProof/>
+              </w:rPr>
+              <w:tab/>
+            </w:r>
+            <w:r>
+              <w:rPr>
+                <w:rStyle w:val="Hyperlink"/>
+                <w:noProof/>
+              </w:rPr>
+              <w:t>GIỚI THIỆU VỀ GIT VÀ CÁC LỆNH CƠ BẢN</w:t>
+            </w:r>
+            <w:r>
+              <w:rPr>
+                <w:noProof/>
+                <w:webHidden/>
+              </w:rPr>
+              <w:tab/>
+            </w:r>
+            <w:r>
+              <w:rPr>
+                <w:noProof/>
+                <w:webHidden/>
+              </w:rPr>
+              <w:fldChar w:fldCharType="begin"/>
+            </w:r>
+            <w:r>
+              <w:rPr>
+                <w:noProof/>
+                <w:webHidden/>
+              </w:rPr>
+              <w:instrText xml:space="preserve"> PAGEREF _Toc229490474 \h </w:instrText>
+            </w:r>
+            <w:r>
+              <w:rPr>
+                <w:noProof/>
+                <w:webHidden/>
+              </w:rPr>
+            </w:r>
+            <w:r>
+              <w:rPr>
+                <w:noProof/>
+                <w:webHidden/>
+              </w:rPr>
+              <w:fldChar w:fldCharType="separate"/>
+            </w:r>
+            <w:r>
+              <w:rPr>
+                <w:noProof/>
+                <w:webHidden/>
+              </w:rPr>
+              <w:t>3</w:t>
+            </w:r>
+            <w:r>
+              <w:rPr>
+                <w:noProof/>
+                <w:webHidden/>
+              </w:rPr>
+              <w:fldChar w:fldCharType="end"/>
+            </w:r>
+          </w:hyperlink>
+        </w:p>
+        <w:p>
+          <w:pPr>
+            <w:pStyle w:val="TOC2"/>
+            <w:tabs>
+              <w:tab w:val="left" w:pos="960"/>
+              <w:tab w:val="right" w:leader="dot" w:pos="9350"/>
+            </w:tabs>
+            <w:rPr>
+              <w:rFonts w:asciiTheme="minorHAnsi" w:hAnsiTheme="minorHAnsi"/>
+              <w:noProof/>
+              <w:sz w:val="24"/>
+            </w:rPr>
+          </w:pPr>
+          <w:hyperlink w:anchor="_Toc229490475" w:history="1">
+            <w:r>
+              <w:rPr>
+                <w:rStyle w:val="Hyperlink"/>
+                <w:noProof/>
+              </w:rPr>
+              <w:t>3.1.</w:t>
+            </w:r>
+            <w:r>
+              <w:rPr>
+                <w:rFonts w:asciiTheme="minorHAnsi" w:hAnsiTheme="minorHAnsi"/>
+                <w:noProof/>
+                <w:sz w:val="24"/>
+              </w:rPr>
+              <w:tab/>
+            </w:r>
+            <w:r>
+              <w:rPr>
+                <w:rStyle w:val="Hyperlink"/>
+                <w:noProof/>
+              </w:rPr>
+              <w:t>Khái niệm và Kiến trúc của Git</w:t>
+            </w:r>
+            <w:r>
+              <w:rPr>
+                <w:noProof/>
+                <w:webHidden/>
+              </w:rPr>
+              <w:tab/>
+            </w:r>
+            <w:r>
+              <w:rPr>
+                <w:noProof/>
+                <w:webHidden/>
+              </w:rPr>
+              <w:fldChar w:fldCharType="begin"/>
+            </w:r>
+            <w:r>
+              <w:rPr>
+                <w:noProof/>
+                <w:webHidden/>
+              </w:rPr>
+              <w:instrText xml:space="preserve"> PAGEREF _Toc229490475 \h </w:instrText>
+            </w:r>
+            <w:r>
+              <w:rPr>
+                <w:noProof/>
+                <w:webHidden/>
+              </w:rPr>
+            </w:r>
+            <w:r>
+              <w:rPr>
+                <w:noProof/>
+                <w:webHidden/>
+              </w:rPr>
+              <w:fldChar w:fldCharType="separate"/>
+            </w:r>
+            <w:r>
+              <w:rPr>
+                <w:noProof/>
+                <w:webHidden/>
+              </w:rPr>
+              <w:t>3</w:t>
+            </w:r>
+            <w:r>
+              <w:rPr>
+                <w:noProof/>
+                <w:webHidden/>
+              </w:rPr>
+              <w:fldChar w:fldCharType="end"/>
+            </w:r>
+          </w:hyperlink>
+        </w:p>
+        <w:p>
+          <w:pPr>
+            <w:pStyle w:val="TOC3"/>
+            <w:tabs>
+              <w:tab w:val="left" w:pos="1440"/>
+              <w:tab w:val="right" w:leader="dot" w:pos="9350"/>
+            </w:tabs>
+            <w:rPr>
+              <w:rFonts w:asciiTheme="minorHAnsi" w:hAnsiTheme="minorHAnsi"/>
+              <w:noProof/>
+              <w:sz w:val="24"/>
+            </w:rPr>
+          </w:pPr>
+          <w:hyperlink w:anchor="_Toc229490476" w:history="1">
+            <w:r>
+              <w:rPr>
+                <w:rStyle w:val="Hyperlink"/>
+                <w:noProof/>
+              </w:rPr>
+              <w:t>3.1.1.</w:t>
+            </w:r>
+            <w:r>
+              <w:rPr>
+                <w:rFonts w:asciiTheme="minorHAnsi" w:hAnsiTheme="minorHAnsi"/>
+                <w:noProof/>
+                <w:sz w:val="24"/>
+              </w:rPr>
+              <w:tab/>
+            </w:r>
+            <w:r>
+              <w:rPr>
+                <w:rStyle w:val="Hyperlink"/>
+                <w:noProof/>
+              </w:rPr>
+              <w:t>Ba khu vực chính trong Git</w:t>
+            </w:r>
+            <w:r>
+              <w:rPr>
+                <w:noProof/>
+                <w:webHidden/>
+              </w:rPr>
+              <w:tab/>
+            </w:r>
+            <w:r>
+              <w:rPr>
+                <w:noProof/>
+                <w:webHidden/>
+              </w:rPr>
+              <w:fldChar w:fldCharType="begin"/>
+            </w:r>
+            <w:r>
+              <w:rPr>
+                <w:noProof/>
+                <w:webHidden/>
+              </w:rPr>
+              <w:instrText xml:space="preserve"> PAGEREF _Toc229490476 \h </w:instrText>
+            </w:r>
+            <w:r>
+              <w:rPr>
+                <w:noProof/>
+                <w:webHidden/>
+              </w:rPr>
+            </w:r>
+            <w:r>
+              <w:rPr>
+                <w:noProof/>
+                <w:webHidden/>
+              </w:rPr>
+              <w:fldChar w:fldCharType="separate"/>
+            </w:r>
+            <w:r>
+              <w:rPr>
+                <w:noProof/>
+                <w:webHidden/>
+              </w:rPr>
+              <w:t>3</w:t>
+            </w:r>
+            <w:r>
+              <w:rPr>
+                <w:noProof/>
+                <w:webHidden/>
+              </w:rPr>
+              <w:fldChar w:fldCharType="end"/>
+            </w:r>
+          </w:hyperlink>
+        </w:p>
+        <w:p>
+          <w:pPr>
+            <w:pStyle w:val="TOC2"/>
+            <w:tabs>
+              <w:tab w:val="left" w:pos="960"/>
+              <w:tab w:val="right" w:leader="dot" w:pos="9350"/>
+            </w:tabs>
+            <w:rPr>
+              <w:rFonts w:asciiTheme="minorHAnsi" w:hAnsiTheme="minorHAnsi"/>
+              <w:noProof/>
+              <w:sz w:val="24"/>
+            </w:rPr>
+          </w:pPr>
+          <w:hyperlink w:anchor="_Toc229490477" w:history="1">
+            <w:r>
+              <w:rPr>
+                <w:rStyle w:val="Hyperlink"/>
+                <w:noProof/>
+              </w:rPr>
+              <w:t>3.2.</w:t>
+            </w:r>
+            <w:r>
+              <w:rPr>
+                <w:rFonts w:asciiTheme="minorHAnsi" w:hAnsiTheme="minorHAnsi"/>
+                <w:noProof/>
+                <w:sz w:val="24"/>
+              </w:rPr>
+              <w:tab/>
+            </w:r>
+            <w:r>
+              <w:rPr>
+                <w:rStyle w:val="Hyperlink"/>
+                <w:noProof/>
+              </w:rPr>
+              <w:t>Hệ thống các lệnh thao tác thực tế</w:t>
+            </w:r>
+            <w:r>
+              <w:rPr>
+                <w:noProof/>
+                <w:webHidden/>
+              </w:rPr>
+              <w:tab/>
+            </w:r>
+            <w:r>
+              <w:rPr>
+                <w:noProof/>
+                <w:webHidden/>
+              </w:rPr>
+              <w:fldChar w:fldCharType="begin"/>
+            </w:r>
+            <w:r>
+              <w:rPr>
+                <w:noProof/>
+                <w:webHidden/>
+              </w:rPr>
+              <w:instrText xml:space="preserve"> PAGEREF _Toc229490477 \h </w:instrText>
+            </w:r>
+            <w:r>
+              <w:rPr>
+                <w:noProof/>
+                <w:webHidden/>
+              </w:rPr>
+            </w:r>
+            <w:r>
+              <w:rPr>
+                <w:noProof/>
+                <w:webHidden/>
+              </w:rPr>
+              <w:fldChar w:fldCharType="separate"/>
+            </w:r>
+            <w:r>
+              <w:rPr>
+                <w:noProof/>
+                <w:webHidden/>
+              </w:rPr>
+              <w:t>3</w:t>
+            </w:r>
+            <w:r>
+              <w:rPr>
+                <w:noProof/>
+                <w:webHidden/>
+              </w:rPr>
+              <w:fldChar w:fldCharType="end"/>
+            </w:r>
+          </w:hyperlink>
+        </w:p>
+        <w:p>
+          <w:pPr>
+            <w:pStyle w:val="TOC3"/>
+            <w:tabs>
+              <w:tab w:val="left" w:pos="1440"/>
+              <w:tab w:val="right" w:leader="dot" w:pos="9350"/>
+            </w:tabs>
+            <w:rPr>
+              <w:rFonts w:asciiTheme="minorHAnsi" w:hAnsiTheme="minorHAnsi"/>
+              <w:noProof/>
+              <w:sz w:val="24"/>
+            </w:rPr>
+          </w:pPr>
+          <w:hyperlink w:anchor="_Toc229490478" w:history="1">
+            <w:r>
+              <w:rPr>
+                <w:rStyle w:val="Hyperlink"/>
+                <w:noProof/>
+              </w:rPr>
+              <w:t>3.2.1.</w:t>
+            </w:r>
+            <w:r>
+              <w:rPr>
+                <w:rFonts w:asciiTheme="minorHAnsi" w:hAnsiTheme="minorHAnsi"/>
+                <w:noProof/>
+                <w:sz w:val="24"/>
+              </w:rPr>
+              <w:tab/>
+            </w:r>
+            <w:r>
+              <w:rPr>
+                <w:rStyle w:val="Hyperlink"/>
+                <w:noProof/>
+              </w:rPr>
+              <w:t>Lệnh khởi tạo và cấu hình</w:t>
+            </w:r>
+            <w:r>
+              <w:rPr>
+                <w:noProof/>
+                <w:webHidden/>
+              </w:rPr>
+              <w:tab/>
+            </w:r>
+            <w:r>
+              <w:rPr>
+                <w:noProof/>
+                <w:webHidden/>
+              </w:rPr>
+              <w:fldChar w:fldCharType="begin"/>
+            </w:r>
+            <w:r>
+              <w:rPr>
+                <w:noProof/>
+                <w:webHidden/>
+              </w:rPr>
+              <w:instrText xml:space="preserve"> PAGEREF _Toc229490478 \h </w:instrText>
+            </w:r>
+            <w:r>
+              <w:rPr>
+                <w:noProof/>
+                <w:webHidden/>
+              </w:rPr>
+            </w:r>
+            <w:r>
+              <w:rPr>
+                <w:noProof/>
+                <w:webHidden/>
+              </w:rPr>
+              <w:fldChar w:fldCharType="separate"/>
+            </w:r>
+            <w:r>
+              <w:rPr>
+                <w:noProof/>
+                <w:webHidden/>
+              </w:rPr>
+              <w:t>3</w:t>
+            </w:r>
+            <w:r>
+              <w:rPr>
+                <w:noProof/>
+                <w:webHidden/>
+              </w:rPr>
+              <w:fldChar w:fldCharType="end"/>
+            </w:r>
+          </w:hyperlink>
+        </w:p>
+        <w:p>
+          <w:pPr>
+            <w:pStyle w:val="TOC3"/>
+            <w:tabs>
+              <w:tab w:val="left" w:pos="1440"/>
+              <w:tab w:val="right" w:leader="dot" w:pos="9350"/>
+            </w:tabs>
+            <w:rPr>
+              <w:rFonts w:asciiTheme="minorHAnsi" w:hAnsiTheme="minorHAnsi"/>
+              <w:noProof/>
+              <w:sz w:val="24"/>
+            </w:rPr>
+          </w:pPr>
+          <w:hyperlink w:anchor="_Toc229490479" w:history="1">
+            <w:r>
+              <w:rPr>
+                <w:rStyle w:val="Hyperlink"/>
+                <w:noProof/>
+              </w:rPr>
+              <w:t>3.2.2.</w:t>
+            </w:r>
+            <w:r>
+              <w:rPr>
+                <w:rFonts w:asciiTheme="minorHAnsi" w:hAnsiTheme="minorHAnsi"/>
+                <w:noProof/>
+                <w:sz w:val="24"/>
+              </w:rPr>
+              <w:tab/>
+            </w:r>
+            <w:r>
+              <w:rPr>
+                <w:rStyle w:val="Hyperlink"/>
+                <w:noProof/>
+              </w:rPr>
+              <w:t>Lệnh làm việc với thay đổi</w:t>
+            </w:r>
+            <w:r>
+              <w:rPr>
+                <w:noProof/>
+                <w:webHidden/>
+              </w:rPr>
+              <w:tab/>
+            </w:r>
+            <w:r>
+              <w:rPr>
+                <w:noProof/>
+                <w:webHidden/>
+              </w:rPr>
+              <w:fldChar w:fldCharType="begin"/>
+            </w:r>
+            <w:r>
+              <w:rPr>
+                <w:noProof/>
+                <w:webHidden/>
+              </w:rPr>
+              <w:instrText xml:space="preserve"> PAGEREF _Toc229490479 \h </w:instrText>
+            </w:r>
+            <w:r>
+              <w:rPr>
+                <w:noProof/>
+                <w:webHidden/>
+              </w:rPr>
+            </w:r>
+            <w:r>
+              <w:rPr>
+                <w:noProof/>
+                <w:webHidden/>
+              </w:rPr>
+              <w:fldChar w:fldCharType="separate"/>
+            </w:r>
+            <w:r>
+              <w:rPr>
+                <w:noProof/>
+                <w:webHidden/>
+              </w:rPr>
+              <w:t>3</w:t>
+            </w:r>
+            <w:r>
+              <w:rPr>
+                <w:noProof/>
+                <w:webHidden/>
+              </w:rPr>
+              <w:fldChar w:fldCharType="end"/>
+            </w:r>
+          </w:hyperlink>
+        </w:p>
+        <w:p>
+          <w:pPr>
+            <w:pStyle w:val="TOC3"/>
+            <w:tabs>
+              <w:tab w:val="left" w:pos="1440"/>
+              <w:tab w:val="right" w:leader="dot" w:pos="9350"/>
+            </w:tabs>
+            <w:rPr>
+              <w:rFonts w:asciiTheme="minorHAnsi" w:hAnsiTheme="minorHAnsi"/>
+              <w:noProof/>
+              <w:sz w:val="24"/>
+            </w:rPr>
+          </w:pPr>
+          <w:hyperlink w:anchor="_Toc229490480" w:history="1">
+            <w:r>
+              <w:rPr>
+                <w:rStyle w:val="Hyperlink"/>
+                <w:noProof/>
+              </w:rPr>
+              <w:t>3.2.3.</w:t>
+            </w:r>
+            <w:r>
+              <w:rPr>
+                <w:rFonts w:asciiTheme="minorHAnsi" w:hAnsiTheme="minorHAnsi"/>
+                <w:noProof/>
+                <w:sz w:val="24"/>
+              </w:rPr>
+              <w:tab/>
+            </w:r>
+            <w:r>
+              <w:rPr>
+                <w:rStyle w:val="Hyperlink"/>
+                <w:noProof/>
+              </w:rPr>
+              <w:t>Lệnh đồng bộ và nhánh</w:t>
+            </w:r>
+            <w:r>
+              <w:rPr>
+                <w:noProof/>
+                <w:webHidden/>
+              </w:rPr>
+              <w:tab/>
+            </w:r>
+            <w:r>
+              <w:rPr>
+                <w:noProof/>
+                <w:webHidden/>
+              </w:rPr>
+              <w:fldChar w:fldCharType="begin"/>
+            </w:r>
+            <w:r>
+              <w:rPr>
+                <w:noProof/>
+                <w:webHidden/>
+              </w:rPr>
+              <w:instrText xml:space="preserve"> PAGEREF _Toc229490480 \h </w:instrText>
+            </w:r>
+            <w:r>
+              <w:rPr>
+                <w:noProof/>
+                <w:webHidden/>
+              </w:rPr>
+            </w:r>
+            <w:r>
+              <w:rPr>
+                <w:noProof/>
+                <w:webHidden/>
+              </w:rPr>
+              <w:fldChar w:fldCharType="separate"/>
+            </w:r>
+            <w:r>
+              <w:rPr>
+                <w:noProof/>
+                <w:webHidden/>
+              </w:rPr>
+              <w:t>3</w:t>
+            </w:r>
+            <w:r>
+              <w:rPr>
+                <w:noProof/>
+                <w:webHidden/>
+              </w:rPr>
+              <w:fldChar w:fldCharType="end"/>
+            </w:r>
+          </w:hyperlink>
+        </w:p>
+        <w:p>
+          <w:r>
+            <w:rPr>
+              <w:b/>
+              <w:bCs/>
+              <w:noProof/>
+            </w:rPr>
+            <w:fldChar w:fldCharType="end"/>
+          </w:r>
+        </w:p>
+      </w:sdtContent>
+    </w:sdt>
     <w:p>
       <w:pPr>
-        <w:pStyle w:val="tieude1"/>
+        <w:pStyle w:val="0Noidung"/>
         <w:numPr>
           <w:ilvl w:val="0"/>
           <w:numId w:val="0"/>
         </w:numPr>
-        <w:ind w:left="720"/>
-      </w:pPr>
-      <w:r>
-        <w:rPr>
-          <w:bCs/>
-        </w:rPr>
-        <w:t>1.2.2. Embedded Server:</w:t>
-      </w:r>
-      <w:r>
-        <w:t xml:space="preserve"> Tích hợp sẵn Server vào file .jar cuối cùng. Bạn chỉ cần chạy lệnh java -jar app.jar là hệ thống hoạt động.</w:t>
-      </w:r>
+        <w:ind w:left="1077"/>
+      </w:pPr>
     </w:p>
-    <w:p>
-      <w:pPr>
-        <w:pStyle w:val="tieude1"/>
-        <w:numPr>
-          <w:ilvl w:val="0"/>
-          <w:numId w:val="0"/>
-        </w:numPr>
-        <w:ind w:left="720"/>
-        <w:rPr>
-          <w:bCs/>
-        </w:rPr>
-      </w:pPr>
-      <w:r>
-        <w:rPr>
-          <w:bCs/>
-        </w:rPr>
-        <w:t>1.3. Phân tích Ưu điểm và Hạn chế hệ thống</w:t>
-      </w:r>
-    </w:p>
-    <w:p>
-      <w:pPr>
-        <w:pStyle w:val="tieude1"/>
-        <w:numPr>
-          <w:ilvl w:val="0"/>
-          <w:numId w:val="0"/>
-        </w:numPr>
-        <w:ind w:left="720"/>
-      </w:pPr>
-      <w:r>
-        <w:rPr>
-          <w:bCs/>
-        </w:rPr>
-        <w:t>1.3.1. Ưu điểm vượt trội:</w:t>
-      </w:r>
-      <w:r>
-        <w:t xml:space="preserve"> Giảm thiểu mã lặp (Boilerplate code), dễ dàng tích hợp với các công nghệ Cloud (AWS, Azure) thông qua Spring Cloud.</w:t>
-      </w:r>
-    </w:p>
-    <w:p>
-      <w:pPr>
-        <w:pStyle w:val="tieude1"/>
-        <w:numPr>
-          <w:ilvl w:val="0"/>
-          <w:numId w:val="0"/>
-        </w:numPr>
-        <w:ind w:left="720"/>
-      </w:pPr>
-      <w:r>
-        <w:rPr>
-          <w:bCs/>
-        </w:rPr>
-        <w:t>1.3.2. Hạn chế cần lưu ý:</w:t>
-      </w:r>
-      <w:r>
-        <w:t xml:space="preserve"> Vì quá nhiều thứ được "tự động hóa", lập trình viên mới đôi khi gặp khó khăn khi cần tùy chỉnh sâu (Deep Customization) hoặc tối ưu hóa bộ nhớ cho các hệ thống siêu nhỏ (Micro-services cực thấp).</w:t>
-      </w:r>
-    </w:p>
-    <w:p>
-      <w:pPr>
-        <w:pStyle w:val="tieude1"/>
-        <w:numPr>
-          <w:ilvl w:val="0"/>
-          <w:numId w:val="0"/>
-        </w:numPr>
-        <w:ind w:left="720"/>
-      </w:pPr>
-      <w:r>
-        <w:pict w14:anchorId="25CAB679">
-          <v:rect id="_x0000_i1089" style="width:0;height:1.5pt" o:hralign="center" o:hrstd="t" o:hr="t" fillcolor="#a0a0a0" stroked="f"/>
-        </w:pict>
-      </w:r>
-    </w:p>
-    <w:p>
-      <w:pPr>
-        <w:pStyle w:val="tieude1"/>
-        <w:numPr>
-          <w:ilvl w:val="0"/>
-          <w:numId w:val="0"/>
-        </w:numPr>
-        <w:ind w:left="720"/>
-        <w:rPr>
-          <w:bCs/>
-        </w:rPr>
-      </w:pPr>
-      <w:r>
-        <w:rPr>
-          <w:bCs/>
-        </w:rPr>
-        <w:t>2. Các thành phần chuyên sâu trong Spring Boot</w:t>
-      </w:r>
-    </w:p>
-    <w:p>
-      <w:pPr>
-        <w:pStyle w:val="tieude1"/>
-        <w:numPr>
-          <w:ilvl w:val="0"/>
-          <w:numId w:val="0"/>
-        </w:numPr>
-        <w:ind w:left="720"/>
-        <w:rPr>
-          <w:bCs/>
-        </w:rPr>
-      </w:pPr>
-      <w:r>
-        <w:rPr>
-          <w:bCs/>
-        </w:rPr>
-        <w:t>2.1. Spring Boot Starters &amp; Dependency Management</w:t>
-      </w:r>
-    </w:p>
-    <w:p>
-      <w:pPr>
-        <w:pStyle w:val="tieude1"/>
-        <w:numPr>
-          <w:ilvl w:val="0"/>
-          <w:numId w:val="0"/>
-        </w:numPr>
-        <w:ind w:left="720"/>
-      </w:pPr>
-      <w:r>
-        <w:t>Đây là chìa khóa để quản lý thư viện một cách thông minh.</w:t>
-      </w:r>
-    </w:p>
-    <w:p>
-      <w:pPr>
-        <w:pStyle w:val="tieude1"/>
-        <w:numPr>
-          <w:ilvl w:val="0"/>
-          <w:numId w:val="0"/>
-        </w:numPr>
-        <w:ind w:left="720"/>
-      </w:pPr>
-      <w:r>
-        <w:rPr>
-          <w:bCs/>
-        </w:rPr>
-        <w:t>2.1.1. Starters:</w:t>
-      </w:r>
-      <w:r>
-        <w:t xml:space="preserve"> Cung cấp các "bộ giải pháp" hoàn chỉnh. Ví dụ: spring-boot-starter-security sẽ tự động kéo về mọi thư viện cần thiết cho việc bảo mật mà không cần khai báo từng cái đơn lẻ.</w:t>
-      </w:r>
-    </w:p>
-    <w:p>
-      <w:pPr>
-        <w:pStyle w:val="tieude1"/>
-        <w:numPr>
-          <w:ilvl w:val="0"/>
-          <w:numId w:val="0"/>
-        </w:numPr>
-        <w:ind w:left="720"/>
-      </w:pPr>
-      <w:r>
-        <w:rPr>
-          <w:bCs/>
-        </w:rPr>
-        <w:t>2.1.2. Version Management:</w:t>
-      </w:r>
-      <w:r>
-        <w:t xml:space="preserve"> Spring Boot Parent POM quản lý phiên bản của hàng trăm thư viện, đảm bảo chúng tương thích 100% với nhau, tránh lỗi "Dependency Hell".</w:t>
-      </w:r>
-    </w:p>
-    <w:p>
-      <w:pPr>
-        <w:pStyle w:val="tieude1"/>
-        <w:numPr>
-          <w:ilvl w:val="0"/>
-          <w:numId w:val="0"/>
-        </w:numPr>
-        <w:ind w:left="720"/>
-        <w:rPr>
-          <w:bCs/>
-        </w:rPr>
-      </w:pPr>
-      <w:r>
-        <w:rPr>
-          <w:bCs/>
-        </w:rPr>
-        <w:t>2.2. Auto-Configuration &amp; Spring Beans</w:t>
-      </w:r>
-    </w:p>
-    <w:p>
-      <w:pPr>
-        <w:pStyle w:val="tieude1"/>
-        <w:numPr>
-          <w:ilvl w:val="0"/>
-          <w:numId w:val="0"/>
-        </w:numPr>
-        <w:ind w:left="720"/>
-      </w:pPr>
-      <w:r>
-        <w:rPr>
-          <w:bCs/>
-        </w:rPr>
-        <w:t>2.2.1. @SpringBootApplication:</w:t>
-      </w:r>
-      <w:r>
-        <w:t xml:space="preserve"> Là sự kết hợp của 3 annotation: @Configuration, @EnableAutoConfiguration, và @ComponentScan. Nó quét toàn bộ project để tìm kiếm các component.</w:t>
-      </w:r>
-    </w:p>
-    <w:p>
-      <w:pPr>
-        <w:pStyle w:val="tieude1"/>
-        <w:numPr>
-          <w:ilvl w:val="0"/>
-          <w:numId w:val="0"/>
-        </w:numPr>
-        <w:ind w:left="720"/>
-      </w:pPr>
-      <w:r>
-        <w:rPr>
-          <w:bCs/>
-        </w:rPr>
-        <w:t>2.2.2. Bean Lifecycle:</w:t>
-      </w:r>
-      <w:r>
-        <w:t xml:space="preserve"> Hiểu về @PostConstruct và @PreDestroy để quản lý việc dọn dẹp tài nguyên hoặc khởi tạo dữ liệu mẫu khi ứng dụng khởi chạy.</w:t>
-      </w:r>
-    </w:p>
-    <w:p>
-      <w:pPr>
-        <w:pStyle w:val="tieude1"/>
-        <w:numPr>
-          <w:ilvl w:val="0"/>
-          <w:numId w:val="0"/>
-        </w:numPr>
-        <w:ind w:left="720"/>
-        <w:rPr>
-          <w:bCs/>
-        </w:rPr>
-      </w:pPr>
-      <w:r>
-        <w:rPr>
-          <w:bCs/>
-        </w:rPr>
-        <w:t>2.3. Data Access &amp; Persistence (Spring Data JPA)</w:t>
-      </w:r>
-    </w:p>
-    <w:p>
-      <w:pPr>
-        <w:pStyle w:val="tieude1"/>
-        <w:numPr>
-          <w:ilvl w:val="0"/>
-          <w:numId w:val="0"/>
-        </w:numPr>
-        <w:ind w:left="720"/>
-      </w:pPr>
-      <w:r>
-        <w:t>Spring Boot đơn giản hóa việc tương tác với cơ sở dữ liệu.</w:t>
-      </w:r>
-    </w:p>
-    <w:p>
-      <w:pPr>
-        <w:pStyle w:val="tieude1"/>
-        <w:numPr>
-          <w:ilvl w:val="0"/>
-          <w:numId w:val="0"/>
-        </w:numPr>
-        <w:ind w:left="720"/>
-      </w:pPr>
-      <w:r>
-        <w:rPr>
-          <w:bCs/>
-        </w:rPr>
-        <w:t>2.3.1. Repository Pattern:</w:t>
-      </w:r>
-      <w:r>
-        <w:t xml:space="preserve"> Bạn chỉ cần định nghĩa Interface kế thừa JpaRepository, Spring sẽ tự động sinh ra các câu lệnh SQL (CRUD) mà bạn không cần viết một dòng code thực thi nào.</w:t>
-      </w:r>
-    </w:p>
-    <w:p>
-      <w:pPr>
-        <w:pStyle w:val="tieude1"/>
-        <w:numPr>
-          <w:ilvl w:val="0"/>
-          <w:numId w:val="0"/>
-        </w:numPr>
-        <w:ind w:left="720"/>
-      </w:pPr>
-      <w:r>
-        <w:pict w14:anchorId="6CC6F8C0">
-          <v:rect id="_x0000_i1090" style="width:0;height:1.5pt" o:hralign="center" o:hrstd="t" o:hr="t" fillcolor="#a0a0a0" stroked="f"/>
-        </w:pict>
-      </w:r>
-    </w:p>
-    <w:p>
-      <w:pPr>
-        <w:pStyle w:val="tieude1"/>
-        <w:numPr>
-          <w:ilvl w:val="0"/>
-          <w:numId w:val="0"/>
-        </w:numPr>
-        <w:ind w:left="720"/>
-        <w:rPr>
-          <w:bCs/>
-        </w:rPr>
-      </w:pPr>
-      <w:r>
-        <w:rPr>
-          <w:bCs/>
-        </w:rPr>
-        <w:t>3. Git &amp; Quản lý phiên bản mã nguồn chuyên nghiệp</w:t>
-      </w:r>
-    </w:p>
-    <w:p>
-      <w:pPr>
-        <w:pStyle w:val="tieude1"/>
-        <w:numPr>
-          <w:ilvl w:val="0"/>
-          <w:numId w:val="0"/>
-        </w:numPr>
-        <w:ind w:left="720"/>
-        <w:rPr>
-          <w:bCs/>
-        </w:rPr>
-      </w:pPr>
-      <w:r>
-        <w:rPr>
-          <w:bCs/>
-        </w:rPr>
-        <w:t>3.1. Kiến trúc phân tán của Git</w:t>
-      </w:r>
-    </w:p>
-    <w:p>
-      <w:pPr>
-        <w:pStyle w:val="tieude1"/>
-        <w:numPr>
-          <w:ilvl w:val="0"/>
-          <w:numId w:val="0"/>
-        </w:numPr>
-        <w:ind w:left="720"/>
-      </w:pPr>
-      <w:r>
-        <w:t>Khác với SVN, Git lưu trữ toàn bộ lịch sử trên máy cục bộ của mỗi lập trình viên.</w:t>
-      </w:r>
-    </w:p>
-    <w:p>
-      <w:pPr>
-        <w:pStyle w:val="tieude1"/>
-        <w:numPr>
-          <w:ilvl w:val="0"/>
-          <w:numId w:val="0"/>
-        </w:numPr>
-        <w:ind w:left="720"/>
-      </w:pPr>
-      <w:r>
-        <w:rPr>
-          <w:bCs/>
-        </w:rPr>
-        <w:t>3.1.1. Ba trạng thái của File:</w:t>
-      </w:r>
-      <w:r>
-        <w:t xml:space="preserve"> Modified (đã sửa nhưng chưa lưu), Staged (đã đánh dấu để lưu), và Committed (đã lưu vào database local).</w:t>
-      </w:r>
-    </w:p>
-    <w:p>
-      <w:pPr>
-        <w:pStyle w:val="tieude1"/>
-        <w:numPr>
-          <w:ilvl w:val="0"/>
-          <w:numId w:val="0"/>
-        </w:numPr>
-        <w:ind w:left="720"/>
-      </w:pPr>
-      <w:r>
-        <w:rPr>
-          <w:bCs/>
-        </w:rPr>
-        <w:t>3.1.2. Hash SHA-1:</w:t>
-      </w:r>
-      <w:r>
-        <w:t xml:space="preserve"> Mỗi commit trong Git được định danh bằng một chuỗi mã hóa duy nhất, đảm bảo tính toàn vẹn dữ liệu, không thể sửa đổi lịch sử mà không để lại dấu vết.</w:t>
-      </w:r>
-    </w:p>
-    <w:p>
-      <w:pPr>
-        <w:pStyle w:val="tieude1"/>
-        <w:numPr>
-          <w:ilvl w:val="0"/>
-          <w:numId w:val="0"/>
-        </w:numPr>
-        <w:ind w:left="720"/>
-        <w:rPr>
-          <w:bCs/>
-        </w:rPr>
-      </w:pPr>
-      <w:r>
-        <w:rPr>
-          <w:bCs/>
-        </w:rPr>
-        <w:t>3.2. Hệ thống lệnh và Quy trình làm việc (Git Flow)</w:t>
-      </w:r>
-    </w:p>
-    <w:p>
-      <w:pPr>
-        <w:pStyle w:val="tieude1"/>
-        <w:numPr>
-          <w:ilvl w:val="0"/>
-          <w:numId w:val="0"/>
-        </w:numPr>
-        <w:ind w:left="720"/>
-      </w:pPr>
-      <w:r>
-        <w:t>Để làm việc chuyên nghiệp, chúng ta không chỉ dùng lệnh lẻ tẻ mà tuân theo quy trình.</w:t>
-      </w:r>
-    </w:p>
-    <w:p>
-      <w:pPr>
-        <w:pStyle w:val="tieude1"/>
-        <w:numPr>
-          <w:ilvl w:val="0"/>
-          <w:numId w:val="0"/>
-        </w:numPr>
-        <w:ind w:left="720"/>
-      </w:pPr>
-      <w:r>
-        <w:rPr>
-          <w:bCs/>
-        </w:rPr>
-        <w:t>3.2.1. Nhóm lệnh cơ bản nâng cao:</w:t>
-      </w:r>
-    </w:p>
-    <w:p>
-      <w:pPr>
-        <w:pStyle w:val="tieude1"/>
-        <w:numPr>
-          <w:ilvl w:val="0"/>
-          <w:numId w:val="0"/>
-        </w:numPr>
-        <w:ind w:left="1440"/>
-      </w:pPr>
-      <w:r>
-        <w:t>git diff: So sánh sự khác biệt giữa các phiên bản code.</w:t>
-      </w:r>
-    </w:p>
-    <w:p>
-      <w:pPr>
-        <w:pStyle w:val="tieude1"/>
-        <w:numPr>
-          <w:ilvl w:val="0"/>
-          <w:numId w:val="0"/>
-        </w:numPr>
-        <w:ind w:left="1440"/>
-      </w:pPr>
-      <w:r>
-        <w:t>git log --oneline --graph: Xem lịch sử commit dưới dạng sơ đồ cây trực quan.</w:t>
-      </w:r>
-    </w:p>
-    <w:p>
-      <w:pPr>
-        <w:pStyle w:val="tieude1"/>
-        <w:numPr>
-          <w:ilvl w:val="0"/>
-          <w:numId w:val="0"/>
-        </w:numPr>
-        <w:ind w:left="1440"/>
-      </w:pPr>
-      <w:r>
-        <w:t>git merge: Gộp các nhánh tính năng vào nhánh chính.</w:t>
-      </w:r>
-    </w:p>
-    <w:p>
-      <w:pPr>
-        <w:pStyle w:val="tieude1"/>
-        <w:numPr>
-          <w:ilvl w:val="0"/>
-          <w:numId w:val="0"/>
-        </w:numPr>
-        <w:ind w:left="1440"/>
-      </w:pPr>
-      <w:r>
-        <w:t>git rebase: Làm sạch lịch sử commit (thường dùng cho các senior để giữ lịch sử phẳng).</w:t>
-      </w:r>
-    </w:p>
-    <w:p>
-      <w:pPr>
-        <w:pStyle w:val="tieude1"/>
-        <w:numPr>
-          <w:ilvl w:val="0"/>
-          <w:numId w:val="0"/>
-        </w:numPr>
-        <w:ind w:left="720"/>
-      </w:pPr>
-      <w:r>
-        <w:rPr>
-          <w:bCs/>
-        </w:rPr>
-        <w:t>3.2.2. Git Stash - Cứu cánh khi làm việc:</w:t>
-      </w:r>
-      <w:r>
-        <w:t xml:space="preserve"> Lệnh git stash dùng để tạm lưu những gì đang làm dở để xử lý việc khác, sau đó dùng git stash pop để lấy lại.</w:t>
-      </w:r>
-    </w:p>
-    <w:p>
-      <w:pPr>
-        <w:pStyle w:val="tieude1"/>
-        <w:numPr>
-          <w:ilvl w:val="0"/>
-          <w:numId w:val="0"/>
-        </w:numPr>
-        <w:ind w:left="720" w:hanging="720"/>
-      </w:pPr>
-    </w:p>
-    <w:p>
-      <w:pPr>
-        <w:pStyle w:val="tieude1"/>
-        <w:numPr>
-          <w:ilvl w:val="0"/>
-          <w:numId w:val="0"/>
-        </w:numPr>
-        <w:ind w:left="720" w:hanging="720"/>
-      </w:pPr>
-    </w:p>
-    <w:p>
-      <w:pPr>
-        <w:pStyle w:val="tieude1"/>
-        <w:numPr>
-          <w:ilvl w:val="0"/>
-          <w:numId w:val="0"/>
-        </w:numPr>
-        <w:ind w:left="720" w:hanging="720"/>
-      </w:pPr>
-    </w:p>
-    <w:p>
-      <w:pPr>
-        <w:pStyle w:val="tieude1"/>
-        <w:numPr>
-          <w:ilvl w:val="0"/>
-          <w:numId w:val="0"/>
-        </w:numPr>
-        <w:ind w:left="720" w:hanging="720"/>
-      </w:pPr>
-    </w:p>
-    <w:p>
-      <w:pPr>
-        <w:pStyle w:val="tieude1"/>
-        <w:numPr>
-          <w:ilvl w:val="0"/>
-          <w:numId w:val="0"/>
-        </w:numPr>
-        <w:ind w:left="720" w:hanging="720"/>
-      </w:pPr>
-    </w:p>
-    <w:p>
-      <w:pPr>
-        <w:pStyle w:val="tieude1"/>
-        <w:numPr>
-          <w:ilvl w:val="0"/>
-          <w:numId w:val="0"/>
-        </w:numPr>
-        <w:ind w:left="720" w:hanging="720"/>
-      </w:pPr>
-    </w:p>
-    <w:p>
-      <w:pPr>
-        <w:pStyle w:val="tieude111"/>
-        <w:numPr>
-          <w:ilvl w:val="0"/>
-          <w:numId w:val="0"/>
-        </w:numPr>
-        <w:ind w:left="357" w:hanging="357"/>
-      </w:pPr>
-    </w:p>
+    <w:p/>
     <w:sectPr>
+      <w:headerReference w:type="default" r:id="rId10"/>
+      <w:footerReference w:type="default" r:id="rId11"/>
       <w:pgSz w:w="12240" w:h="15840"/>
       <w:pgMar w:top="1440" w:right="1440" w:bottom="1440" w:left="1440" w:header="720" w:footer="720" w:gutter="0"/>
       <w:cols w:space="720"/>
@@ -1156,6 +3202,60 @@
 </w:endnotes>
 </file>
 
+<file path=word/footer1.xml><?xml version="1.0" encoding="utf-8"?>
+<w:ftr xmlns:wpc="http://schemas.microsoft.com/office/word/2010/wordprocessingCanvas" xmlns:cx="http://schemas.microsoft.com/office/drawing/2014/chartex" xmlns:cx1="http://schemas.microsoft.com/office/drawing/2015/9/8/chartex" xmlns:cx2="http://schemas.microsoft.com/office/drawing/2015/10/21/chartex" xmlns:cx3="http://schemas.microsoft.com/office/drawing/2016/5/9/chartex" xmlns:cx4="http://schemas.microsoft.com/office/drawing/2016/5/10/chartex" xmlns:cx5="http://schemas.microsoft.com/office/drawing/2016/5/11/chartex" xmlns:cx6="http://schemas.microsoft.com/office/drawing/2016/5/12/chartex" xmlns:cx7="http://schemas.microsoft.com/office/drawing/2016/5/13/chartex" xmlns:cx8="http://schemas.microsoft.com/office/drawing/2016/5/14/chartex" xmlns:mc="http://schemas.openxmlformats.org/markup-compatibility/2006" xmlns:aink="http://schemas.microsoft.com/office/drawing/2016/ink" xmlns:am3d="http://schemas.microsoft.com/office/drawing/2017/model3d" xmlns:o="urn:schemas-microsoft-com:office:office" xmlns:oel="http://schemas.microsoft.com/office/2019/extlst" xmlns:r="http://schemas.openxmlformats.org/officeDocument/2006/relationships" xmlns:m="http://schemas.openxmlformats.org/officeDocument/2006/math" xmlns:v="urn:schemas-microsoft-com:vml" xmlns:wp14="http://schemas.microsoft.com/office/word/2010/wordprocessingDrawing" xmlns:wp="http://schemas.openxmlformats.org/drawingml/2006/wordprocessingDrawing" xmlns:w10="urn:schemas-microsoft-com:office:word" xmlns:w="http://schemas.openxmlformats.org/wordprocessingml/2006/main" xmlns:w14="http://schemas.microsoft.com/office/word/2010/wordml" xmlns:w15="http://schemas.microsoft.com/office/word/2012/wordml" xmlns:w16cex="http://schemas.microsoft.com/office/word/2018/wordml/cex" xmlns:w16cid="http://schemas.microsoft.com/office/word/2016/wordml/cid" xmlns:w16="http://schemas.microsoft.com/office/word/2018/wordml" xmlns:w16du="http://schemas.microsoft.com/office/word/2023/wordml/word16du" xmlns:w16sdtdh="http://schemas.microsoft.com/office/word/2020/wordml/sdtdatahash" xmlns:w16sdtfl="http://schemas.microsoft.com/office/word/2024/wordml/sdtformatlock" xmlns:w16se="http://schemas.microsoft.com/office/word/2015/wordml/symex" xmlns:wpg="http://schemas.microsoft.com/office/word/2010/wordprocessingGroup" xmlns:wpi="http://schemas.microsoft.com/office/word/2010/wordprocessingInk" xmlns:wne="http://schemas.microsoft.com/office/word/2006/wordml" xmlns:wps="http://schemas.microsoft.com/office/word/2010/wordprocessingShape" mc:Ignorable="w14 w15 w16se w16cid w16 w16cex w16sdtdh w16sdtfl w16du wp14">
+  <w:sdt>
+    <w:sdtPr>
+      <w:id w:val="-2000181973"/>
+      <w:docPartObj>
+        <w:docPartGallery w:val="Page Numbers (Bottom of Page)"/>
+        <w:docPartUnique/>
+      </w:docPartObj>
+    </w:sdtPr>
+    <w:sdtContent>
+      <w:p>
+        <w:pPr>
+          <w:pStyle w:val="Footer"/>
+          <w:jc w:val="right"/>
+        </w:pPr>
+        <w:r>
+          <w:t xml:space="preserve">Page | </w:t>
+        </w:r>
+        <w:r>
+          <w:fldChar w:fldCharType="begin"/>
+        </w:r>
+        <w:r>
+          <w:instrText xml:space="preserve"> PAGE   \* MERGEFORMAT </w:instrText>
+        </w:r>
+        <w:r>
+          <w:fldChar w:fldCharType="separate"/>
+        </w:r>
+        <w:r>
+          <w:rPr>
+            <w:noProof/>
+          </w:rPr>
+          <w:t>2</w:t>
+        </w:r>
+        <w:r>
+          <w:rPr>
+            <w:noProof/>
+          </w:rPr>
+          <w:fldChar w:fldCharType="end"/>
+        </w:r>
+        <w:r>
+          <w:t xml:space="preserve"> </w:t>
+        </w:r>
+      </w:p>
+    </w:sdtContent>
+  </w:sdt>
+  <w:p>
+    <w:pPr>
+      <w:pStyle w:val="Footer"/>
+    </w:pPr>
+  </w:p>
+</w:ftr>
+</file>
+
 <file path=word/footnotes.xml><?xml version="1.0" encoding="utf-8"?>
 <w:footnotes xmlns:wpc="http://schemas.microsoft.com/office/word/2010/wordprocessingCanvas" xmlns:cx="http://schemas.microsoft.com/office/drawing/2014/chartex" xmlns:cx1="http://schemas.microsoft.com/office/drawing/2015/9/8/chartex" xmlns:cx2="http://schemas.microsoft.com/office/drawing/2015/10/21/chartex" xmlns:cx3="http://schemas.microsoft.com/office/drawing/2016/5/9/chartex" xmlns:cx4="http://schemas.microsoft.com/office/drawing/2016/5/10/chartex" xmlns:cx5="http://schemas.microsoft.com/office/drawing/2016/5/11/chartex" xmlns:cx6="http://schemas.microsoft.com/office/drawing/2016/5/12/chartex" xmlns:cx7="http://schemas.microsoft.com/office/drawing/2016/5/13/chartex" xmlns:cx8="http://schemas.microsoft.com/office/drawing/2016/5/14/chartex" xmlns:mc="http://schemas.openxmlformats.org/markup-compatibility/2006" xmlns:aink="http://schemas.microsoft.com/office/drawing/2016/ink" xmlns:am3d="http://schemas.microsoft.com/office/drawing/2017/model3d" xmlns:o="urn:schemas-microsoft-com:office:office" xmlns:oel="http://schemas.microsoft.com/office/2019/extlst" xmlns:r="http://schemas.openxmlformats.org/officeDocument/2006/relationships" xmlns:m="http://schemas.openxmlformats.org/officeDocument/2006/math" xmlns:v="urn:schemas-microsoft-com:vml" xmlns:wp14="http://schemas.microsoft.com/office/word/2010/wordprocessingDrawing" xmlns:wp="http://schemas.openxmlformats.org/drawingml/2006/wordprocessingDrawing" xmlns:w10="urn:schemas-microsoft-com:office:word" xmlns:w="http://schemas.openxmlformats.org/wordprocessingml/2006/main" xmlns:w14="http://schemas.microsoft.com/office/word/2010/wordml" xmlns:w15="http://schemas.microsoft.com/office/word/2012/wordml" xmlns:w16cex="http://schemas.microsoft.com/office/word/2018/wordml/cex" xmlns:w16cid="http://schemas.microsoft.com/office/word/2016/wordml/cid" xmlns:w16="http://schemas.microsoft.com/office/word/2018/wordml" xmlns:w16du="http://schemas.microsoft.com/office/word/2023/wordml/word16du" xmlns:w16sdtdh="http://schemas.microsoft.com/office/word/2020/wordml/sdtdatahash" xmlns:w16sdtfl="http://schemas.microsoft.com/office/word/2024/wordml/sdtformatlock" xmlns:w16se="http://schemas.microsoft.com/office/word/2015/wordml/symex" xmlns:wpg="http://schemas.microsoft.com/office/word/2010/wordprocessingGroup" xmlns:wpi="http://schemas.microsoft.com/office/word/2010/wordprocessingInk" xmlns:wne="http://schemas.microsoft.com/office/word/2006/wordml" xmlns:wps="http://schemas.microsoft.com/office/word/2010/wordprocessingShape" mc:Ignorable="w14 w15 w16se w16cid w16 w16cex w16sdtdh w16sdtfl w16du wp14">
   <w:footnote w:type="separator" w:id="-1">
@@ -1179,6 +3279,24 @@
     </w:p>
   </w:footnote>
 </w:footnotes>
+</file>
+
+<file path=word/header1.xml><?xml version="1.0" encoding="utf-8"?>
+<w:hdr xmlns:wpc="http://schemas.microsoft.com/office/word/2010/wordprocessingCanvas" xmlns:cx="http://schemas.microsoft.com/office/drawing/2014/chartex" xmlns:cx1="http://schemas.microsoft.com/office/drawing/2015/9/8/chartex" xmlns:cx2="http://schemas.microsoft.com/office/drawing/2015/10/21/chartex" xmlns:cx3="http://schemas.microsoft.com/office/drawing/2016/5/9/chartex" xmlns:cx4="http://schemas.microsoft.com/office/drawing/2016/5/10/chartex" xmlns:cx5="http://schemas.microsoft.com/office/drawing/2016/5/11/chartex" xmlns:cx6="http://schemas.microsoft.com/office/drawing/2016/5/12/chartex" xmlns:cx7="http://schemas.microsoft.com/office/drawing/2016/5/13/chartex" xmlns:cx8="http://schemas.microsoft.com/office/drawing/2016/5/14/chartex" xmlns:mc="http://schemas.openxmlformats.org/markup-compatibility/2006" xmlns:aink="http://schemas.microsoft.com/office/drawing/2016/ink" xmlns:am3d="http://schemas.microsoft.com/office/drawing/2017/model3d" xmlns:o="urn:schemas-microsoft-com:office:office" xmlns:oel="http://schemas.microsoft.com/office/2019/extlst" xmlns:r="http://schemas.openxmlformats.org/officeDocument/2006/relationships" xmlns:m="http://schemas.openxmlformats.org/officeDocument/2006/math" xmlns:v="urn:schemas-microsoft-com:vml" xmlns:wp14="http://schemas.microsoft.com/office/word/2010/wordprocessingDrawing" xmlns:wp="http://schemas.openxmlformats.org/drawingml/2006/wordprocessingDrawing" xmlns:w10="urn:schemas-microsoft-com:office:word" xmlns:w="http://schemas.openxmlformats.org/wordprocessingml/2006/main" xmlns:w14="http://schemas.microsoft.com/office/word/2010/wordml" xmlns:w15="http://schemas.microsoft.com/office/word/2012/wordml" xmlns:w16cex="http://schemas.microsoft.com/office/word/2018/wordml/cex" xmlns:w16cid="http://schemas.microsoft.com/office/word/2016/wordml/cid" xmlns:w16="http://schemas.microsoft.com/office/word/2018/wordml" xmlns:w16du="http://schemas.microsoft.com/office/word/2023/wordml/word16du" xmlns:w16sdtdh="http://schemas.microsoft.com/office/word/2020/wordml/sdtdatahash" xmlns:w16sdtfl="http://schemas.microsoft.com/office/word/2024/wordml/sdtformatlock" xmlns:w16se="http://schemas.microsoft.com/office/word/2015/wordml/symex" xmlns:wpg="http://schemas.microsoft.com/office/word/2010/wordprocessingGroup" xmlns:wpi="http://schemas.microsoft.com/office/word/2010/wordprocessingInk" xmlns:wne="http://schemas.microsoft.com/office/word/2006/wordml" xmlns:wps="http://schemas.microsoft.com/office/word/2010/wordprocessingShape" mc:Ignorable="w14 w15 w16se w16cid w16 w16cex w16sdtdh w16sdtfl w16du wp14">
+  <w:p>
+    <w:pPr>
+      <w:pStyle w:val="Header"/>
+    </w:pPr>
+    <w:r>
+      <w:t>Bài Làm của Tuấn</w:t>
+    </w:r>
+  </w:p>
+  <w:p>
+    <w:pPr>
+      <w:pStyle w:val="Header"/>
+    </w:pPr>
+  </w:p>
+</w:hdr>
 </file>
 
 <file path=word/numbering.xml><?xml version="1.0" encoding="utf-8"?>
@@ -1631,6 +3749,382 @@
     </w:lvl>
   </w:abstractNum>
   <w:abstractNum w:abstractNumId="3" w15:restartNumberingAfterBreak="0">
+    <w:nsid w:val="1C272826"/>
+    <w:multiLevelType w:val="multilevel"/>
+    <w:tmpl w:val="0CF42CB8"/>
+    <w:lvl w:ilvl="0">
+      <w:start w:val="1"/>
+      <w:numFmt w:val="bullet"/>
+      <w:lvlText w:val=""/>
+      <w:lvlJc w:val="left"/>
+      <w:pPr>
+        <w:tabs>
+          <w:tab w:val="num" w:pos="720"/>
+        </w:tabs>
+        <w:ind w:left="720" w:hanging="360"/>
+      </w:pPr>
+      <w:rPr>
+        <w:rFonts w:ascii="Symbol" w:hAnsi="Symbol" w:hint="default"/>
+        <w:sz w:val="20"/>
+      </w:rPr>
+    </w:lvl>
+    <w:lvl w:ilvl="1" w:tentative="1">
+      <w:start w:val="1"/>
+      <w:numFmt w:val="bullet"/>
+      <w:lvlText w:val="o"/>
+      <w:lvlJc w:val="left"/>
+      <w:pPr>
+        <w:tabs>
+          <w:tab w:val="num" w:pos="1440"/>
+        </w:tabs>
+        <w:ind w:left="1440" w:hanging="360"/>
+      </w:pPr>
+      <w:rPr>
+        <w:rFonts w:ascii="Courier New" w:hAnsi="Courier New" w:hint="default"/>
+        <w:sz w:val="20"/>
+      </w:rPr>
+    </w:lvl>
+    <w:lvl w:ilvl="2" w:tentative="1">
+      <w:start w:val="1"/>
+      <w:numFmt w:val="bullet"/>
+      <w:lvlText w:val=""/>
+      <w:lvlJc w:val="left"/>
+      <w:pPr>
+        <w:tabs>
+          <w:tab w:val="num" w:pos="2160"/>
+        </w:tabs>
+        <w:ind w:left="2160" w:hanging="360"/>
+      </w:pPr>
+      <w:rPr>
+        <w:rFonts w:ascii="Wingdings" w:hAnsi="Wingdings" w:hint="default"/>
+        <w:sz w:val="20"/>
+      </w:rPr>
+    </w:lvl>
+    <w:lvl w:ilvl="3" w:tentative="1">
+      <w:start w:val="1"/>
+      <w:numFmt w:val="bullet"/>
+      <w:lvlText w:val=""/>
+      <w:lvlJc w:val="left"/>
+      <w:pPr>
+        <w:tabs>
+          <w:tab w:val="num" w:pos="2880"/>
+        </w:tabs>
+        <w:ind w:left="2880" w:hanging="360"/>
+      </w:pPr>
+      <w:rPr>
+        <w:rFonts w:ascii="Wingdings" w:hAnsi="Wingdings" w:hint="default"/>
+        <w:sz w:val="20"/>
+      </w:rPr>
+    </w:lvl>
+    <w:lvl w:ilvl="4" w:tentative="1">
+      <w:start w:val="1"/>
+      <w:numFmt w:val="bullet"/>
+      <w:lvlText w:val=""/>
+      <w:lvlJc w:val="left"/>
+      <w:pPr>
+        <w:tabs>
+          <w:tab w:val="num" w:pos="3600"/>
+        </w:tabs>
+        <w:ind w:left="3600" w:hanging="360"/>
+      </w:pPr>
+      <w:rPr>
+        <w:rFonts w:ascii="Wingdings" w:hAnsi="Wingdings" w:hint="default"/>
+        <w:sz w:val="20"/>
+      </w:rPr>
+    </w:lvl>
+    <w:lvl w:ilvl="5" w:tentative="1">
+      <w:start w:val="1"/>
+      <w:numFmt w:val="bullet"/>
+      <w:lvlText w:val=""/>
+      <w:lvlJc w:val="left"/>
+      <w:pPr>
+        <w:tabs>
+          <w:tab w:val="num" w:pos="4320"/>
+        </w:tabs>
+        <w:ind w:left="4320" w:hanging="360"/>
+      </w:pPr>
+      <w:rPr>
+        <w:rFonts w:ascii="Wingdings" w:hAnsi="Wingdings" w:hint="default"/>
+        <w:sz w:val="20"/>
+      </w:rPr>
+    </w:lvl>
+    <w:lvl w:ilvl="6" w:tentative="1">
+      <w:start w:val="1"/>
+      <w:numFmt w:val="bullet"/>
+      <w:lvlText w:val=""/>
+      <w:lvlJc w:val="left"/>
+      <w:pPr>
+        <w:tabs>
+          <w:tab w:val="num" w:pos="5040"/>
+        </w:tabs>
+        <w:ind w:left="5040" w:hanging="360"/>
+      </w:pPr>
+      <w:rPr>
+        <w:rFonts w:ascii="Wingdings" w:hAnsi="Wingdings" w:hint="default"/>
+        <w:sz w:val="20"/>
+      </w:rPr>
+    </w:lvl>
+    <w:lvl w:ilvl="7" w:tentative="1">
+      <w:start w:val="1"/>
+      <w:numFmt w:val="bullet"/>
+      <w:lvlText w:val=""/>
+      <w:lvlJc w:val="left"/>
+      <w:pPr>
+        <w:tabs>
+          <w:tab w:val="num" w:pos="5760"/>
+        </w:tabs>
+        <w:ind w:left="5760" w:hanging="360"/>
+      </w:pPr>
+      <w:rPr>
+        <w:rFonts w:ascii="Wingdings" w:hAnsi="Wingdings" w:hint="default"/>
+        <w:sz w:val="20"/>
+      </w:rPr>
+    </w:lvl>
+    <w:lvl w:ilvl="8" w:tentative="1">
+      <w:start w:val="1"/>
+      <w:numFmt w:val="bullet"/>
+      <w:lvlText w:val=""/>
+      <w:lvlJc w:val="left"/>
+      <w:pPr>
+        <w:tabs>
+          <w:tab w:val="num" w:pos="6480"/>
+        </w:tabs>
+        <w:ind w:left="6480" w:hanging="360"/>
+      </w:pPr>
+      <w:rPr>
+        <w:rFonts w:ascii="Wingdings" w:hAnsi="Wingdings" w:hint="default"/>
+        <w:sz w:val="20"/>
+      </w:rPr>
+    </w:lvl>
+  </w:abstractNum>
+  <w:abstractNum w:abstractNumId="4" w15:restartNumberingAfterBreak="0">
+    <w:nsid w:val="20F16EB9"/>
+    <w:multiLevelType w:val="hybridMultilevel"/>
+    <w:tmpl w:val="D86AD58A"/>
+    <w:lvl w:ilvl="0" w:tplc="20B29468">
+      <w:start w:val="1"/>
+      <w:numFmt w:val="bullet"/>
+      <w:lvlText w:val="-"/>
+      <w:lvlJc w:val="left"/>
+      <w:pPr>
+        <w:ind w:left="1437" w:hanging="360"/>
+      </w:pPr>
+      <w:rPr>
+        <w:rFonts w:ascii="Times New Roman" w:eastAsiaTheme="minorEastAsia" w:hAnsi="Times New Roman" w:cs="Times New Roman" w:hint="default"/>
+        <w:b/>
+      </w:rPr>
+    </w:lvl>
+    <w:lvl w:ilvl="1" w:tplc="04090003" w:tentative="1">
+      <w:start w:val="1"/>
+      <w:numFmt w:val="bullet"/>
+      <w:lvlText w:val="o"/>
+      <w:lvlJc w:val="left"/>
+      <w:pPr>
+        <w:ind w:left="2157" w:hanging="360"/>
+      </w:pPr>
+      <w:rPr>
+        <w:rFonts w:ascii="Courier New" w:hAnsi="Courier New" w:cs="Courier New" w:hint="default"/>
+      </w:rPr>
+    </w:lvl>
+    <w:lvl w:ilvl="2" w:tplc="04090005" w:tentative="1">
+      <w:start w:val="1"/>
+      <w:numFmt w:val="bullet"/>
+      <w:lvlText w:val=""/>
+      <w:lvlJc w:val="left"/>
+      <w:pPr>
+        <w:ind w:left="2877" w:hanging="360"/>
+      </w:pPr>
+      <w:rPr>
+        <w:rFonts w:ascii="Wingdings" w:hAnsi="Wingdings" w:hint="default"/>
+      </w:rPr>
+    </w:lvl>
+    <w:lvl w:ilvl="3" w:tplc="04090001" w:tentative="1">
+      <w:start w:val="1"/>
+      <w:numFmt w:val="bullet"/>
+      <w:lvlText w:val=""/>
+      <w:lvlJc w:val="left"/>
+      <w:pPr>
+        <w:ind w:left="3597" w:hanging="360"/>
+      </w:pPr>
+      <w:rPr>
+        <w:rFonts w:ascii="Symbol" w:hAnsi="Symbol" w:hint="default"/>
+      </w:rPr>
+    </w:lvl>
+    <w:lvl w:ilvl="4" w:tplc="04090003" w:tentative="1">
+      <w:start w:val="1"/>
+      <w:numFmt w:val="bullet"/>
+      <w:lvlText w:val="o"/>
+      <w:lvlJc w:val="left"/>
+      <w:pPr>
+        <w:ind w:left="4317" w:hanging="360"/>
+      </w:pPr>
+      <w:rPr>
+        <w:rFonts w:ascii="Courier New" w:hAnsi="Courier New" w:cs="Courier New" w:hint="default"/>
+      </w:rPr>
+    </w:lvl>
+    <w:lvl w:ilvl="5" w:tplc="04090005" w:tentative="1">
+      <w:start w:val="1"/>
+      <w:numFmt w:val="bullet"/>
+      <w:lvlText w:val=""/>
+      <w:lvlJc w:val="left"/>
+      <w:pPr>
+        <w:ind w:left="5037" w:hanging="360"/>
+      </w:pPr>
+      <w:rPr>
+        <w:rFonts w:ascii="Wingdings" w:hAnsi="Wingdings" w:hint="default"/>
+      </w:rPr>
+    </w:lvl>
+    <w:lvl w:ilvl="6" w:tplc="04090001" w:tentative="1">
+      <w:start w:val="1"/>
+      <w:numFmt w:val="bullet"/>
+      <w:lvlText w:val=""/>
+      <w:lvlJc w:val="left"/>
+      <w:pPr>
+        <w:ind w:left="5757" w:hanging="360"/>
+      </w:pPr>
+      <w:rPr>
+        <w:rFonts w:ascii="Symbol" w:hAnsi="Symbol" w:hint="default"/>
+      </w:rPr>
+    </w:lvl>
+    <w:lvl w:ilvl="7" w:tplc="04090003" w:tentative="1">
+      <w:start w:val="1"/>
+      <w:numFmt w:val="bullet"/>
+      <w:lvlText w:val="o"/>
+      <w:lvlJc w:val="left"/>
+      <w:pPr>
+        <w:ind w:left="6477" w:hanging="360"/>
+      </w:pPr>
+      <w:rPr>
+        <w:rFonts w:ascii="Courier New" w:hAnsi="Courier New" w:cs="Courier New" w:hint="default"/>
+      </w:rPr>
+    </w:lvl>
+    <w:lvl w:ilvl="8" w:tplc="04090005" w:tentative="1">
+      <w:start w:val="1"/>
+      <w:numFmt w:val="bullet"/>
+      <w:lvlText w:val=""/>
+      <w:lvlJc w:val="left"/>
+      <w:pPr>
+        <w:ind w:left="7197" w:hanging="360"/>
+      </w:pPr>
+      <w:rPr>
+        <w:rFonts w:ascii="Wingdings" w:hAnsi="Wingdings" w:hint="default"/>
+      </w:rPr>
+    </w:lvl>
+  </w:abstractNum>
+  <w:abstractNum w:abstractNumId="5" w15:restartNumberingAfterBreak="0">
+    <w:nsid w:val="23A17D4E"/>
+    <w:multiLevelType w:val="multilevel"/>
+    <w:tmpl w:val="FD3A477A"/>
+    <w:lvl w:ilvl="0">
+      <w:start w:val="2"/>
+      <w:numFmt w:val="decimal"/>
+      <w:lvlText w:val="%1"/>
+      <w:lvlJc w:val="left"/>
+      <w:pPr>
+        <w:ind w:left="540" w:hanging="540"/>
+      </w:pPr>
+      <w:rPr>
+        <w:rFonts w:hint="default"/>
+      </w:rPr>
+    </w:lvl>
+    <w:lvl w:ilvl="1">
+      <w:start w:val="1"/>
+      <w:numFmt w:val="decimal"/>
+      <w:lvlText w:val="%1.%2"/>
+      <w:lvlJc w:val="left"/>
+      <w:pPr>
+        <w:ind w:left="720" w:hanging="540"/>
+      </w:pPr>
+      <w:rPr>
+        <w:rFonts w:hint="default"/>
+      </w:rPr>
+    </w:lvl>
+    <w:lvl w:ilvl="2">
+      <w:start w:val="2"/>
+      <w:numFmt w:val="decimal"/>
+      <w:lvlText w:val="%1.%2.%3"/>
+      <w:lvlJc w:val="left"/>
+      <w:pPr>
+        <w:ind w:left="1080" w:hanging="720"/>
+      </w:pPr>
+      <w:rPr>
+        <w:rFonts w:hint="default"/>
+      </w:rPr>
+    </w:lvl>
+    <w:lvl w:ilvl="3">
+      <w:start w:val="1"/>
+      <w:numFmt w:val="decimal"/>
+      <w:lvlText w:val="%1.%2.%3.%4"/>
+      <w:lvlJc w:val="left"/>
+      <w:pPr>
+        <w:ind w:left="1260" w:hanging="720"/>
+      </w:pPr>
+      <w:rPr>
+        <w:rFonts w:hint="default"/>
+      </w:rPr>
+    </w:lvl>
+    <w:lvl w:ilvl="4">
+      <w:start w:val="1"/>
+      <w:numFmt w:val="decimal"/>
+      <w:lvlText w:val="%1.%2.%3.%4.%5"/>
+      <w:lvlJc w:val="left"/>
+      <w:pPr>
+        <w:ind w:left="1800" w:hanging="1080"/>
+      </w:pPr>
+      <w:rPr>
+        <w:rFonts w:hint="default"/>
+      </w:rPr>
+    </w:lvl>
+    <w:lvl w:ilvl="5">
+      <w:start w:val="1"/>
+      <w:numFmt w:val="decimal"/>
+      <w:lvlText w:val="%1.%2.%3.%4.%5.%6"/>
+      <w:lvlJc w:val="left"/>
+      <w:pPr>
+        <w:ind w:left="2340" w:hanging="1440"/>
+      </w:pPr>
+      <w:rPr>
+        <w:rFonts w:hint="default"/>
+      </w:rPr>
+    </w:lvl>
+    <w:lvl w:ilvl="6">
+      <w:start w:val="1"/>
+      <w:numFmt w:val="decimal"/>
+      <w:lvlText w:val="%1.%2.%3.%4.%5.%6.%7"/>
+      <w:lvlJc w:val="left"/>
+      <w:pPr>
+        <w:ind w:left="2520" w:hanging="1440"/>
+      </w:pPr>
+      <w:rPr>
+        <w:rFonts w:hint="default"/>
+      </w:rPr>
+    </w:lvl>
+    <w:lvl w:ilvl="7">
+      <w:start w:val="1"/>
+      <w:numFmt w:val="decimal"/>
+      <w:lvlText w:val="%1.%2.%3.%4.%5.%6.%7.%8"/>
+      <w:lvlJc w:val="left"/>
+      <w:pPr>
+        <w:ind w:left="3060" w:hanging="1800"/>
+      </w:pPr>
+      <w:rPr>
+        <w:rFonts w:hint="default"/>
+      </w:rPr>
+    </w:lvl>
+    <w:lvl w:ilvl="8">
+      <w:start w:val="1"/>
+      <w:numFmt w:val="decimal"/>
+      <w:lvlText w:val="%1.%2.%3.%4.%5.%6.%7.%8.%9"/>
+      <w:lvlJc w:val="left"/>
+      <w:pPr>
+        <w:ind w:left="3240" w:hanging="1800"/>
+      </w:pPr>
+      <w:rPr>
+        <w:rFonts w:hint="default"/>
+      </w:rPr>
+    </w:lvl>
+  </w:abstractNum>
+  <w:abstractNum w:abstractNumId="6" w15:restartNumberingAfterBreak="0">
     <w:nsid w:val="26FB15F0"/>
     <w:multiLevelType w:val="multilevel"/>
     <w:tmpl w:val="B654591C"/>
@@ -1779,7 +4273,269 @@
       </w:rPr>
     </w:lvl>
   </w:abstractNum>
-  <w:abstractNum w:abstractNumId="4" w15:restartNumberingAfterBreak="0">
+  <w:abstractNum w:abstractNumId="7" w15:restartNumberingAfterBreak="0">
+    <w:nsid w:val="27924B69"/>
+    <w:multiLevelType w:val="multilevel"/>
+    <w:tmpl w:val="A37C625E"/>
+    <w:lvl w:ilvl="0">
+      <w:start w:val="2"/>
+      <w:numFmt w:val="decimal"/>
+      <w:lvlText w:val="%1"/>
+      <w:lvlJc w:val="left"/>
+      <w:pPr>
+        <w:ind w:left="540" w:hanging="540"/>
+      </w:pPr>
+      <w:rPr>
+        <w:rFonts w:hint="default"/>
+      </w:rPr>
+    </w:lvl>
+    <w:lvl w:ilvl="1">
+      <w:start w:val="3"/>
+      <w:numFmt w:val="decimal"/>
+      <w:lvlText w:val="%1.%2"/>
+      <w:lvlJc w:val="left"/>
+      <w:pPr>
+        <w:ind w:left="720" w:hanging="540"/>
+      </w:pPr>
+      <w:rPr>
+        <w:rFonts w:hint="default"/>
+      </w:rPr>
+    </w:lvl>
+    <w:lvl w:ilvl="2">
+      <w:start w:val="1"/>
+      <w:numFmt w:val="decimal"/>
+      <w:lvlText w:val="%1.%2.%3"/>
+      <w:lvlJc w:val="left"/>
+      <w:pPr>
+        <w:ind w:left="1080" w:hanging="720"/>
+      </w:pPr>
+      <w:rPr>
+        <w:rFonts w:hint="default"/>
+      </w:rPr>
+    </w:lvl>
+    <w:lvl w:ilvl="3">
+      <w:start w:val="1"/>
+      <w:numFmt w:val="decimal"/>
+      <w:lvlText w:val="%1.%2.%3.%4"/>
+      <w:lvlJc w:val="left"/>
+      <w:pPr>
+        <w:ind w:left="1260" w:hanging="720"/>
+      </w:pPr>
+      <w:rPr>
+        <w:rFonts w:hint="default"/>
+      </w:rPr>
+    </w:lvl>
+    <w:lvl w:ilvl="4">
+      <w:start w:val="1"/>
+      <w:numFmt w:val="decimal"/>
+      <w:lvlText w:val="%1.%2.%3.%4.%5"/>
+      <w:lvlJc w:val="left"/>
+      <w:pPr>
+        <w:ind w:left="1800" w:hanging="1080"/>
+      </w:pPr>
+      <w:rPr>
+        <w:rFonts w:hint="default"/>
+      </w:rPr>
+    </w:lvl>
+    <w:lvl w:ilvl="5">
+      <w:start w:val="1"/>
+      <w:numFmt w:val="decimal"/>
+      <w:lvlText w:val="%1.%2.%3.%4.%5.%6"/>
+      <w:lvlJc w:val="left"/>
+      <w:pPr>
+        <w:ind w:left="2340" w:hanging="1440"/>
+      </w:pPr>
+      <w:rPr>
+        <w:rFonts w:hint="default"/>
+      </w:rPr>
+    </w:lvl>
+    <w:lvl w:ilvl="6">
+      <w:start w:val="1"/>
+      <w:numFmt w:val="decimal"/>
+      <w:lvlText w:val="%1.%2.%3.%4.%5.%6.%7"/>
+      <w:lvlJc w:val="left"/>
+      <w:pPr>
+        <w:ind w:left="2520" w:hanging="1440"/>
+      </w:pPr>
+      <w:rPr>
+        <w:rFonts w:hint="default"/>
+      </w:rPr>
+    </w:lvl>
+    <w:lvl w:ilvl="7">
+      <w:start w:val="1"/>
+      <w:numFmt w:val="decimal"/>
+      <w:lvlText w:val="%1.%2.%3.%4.%5.%6.%7.%8"/>
+      <w:lvlJc w:val="left"/>
+      <w:pPr>
+        <w:ind w:left="3060" w:hanging="1800"/>
+      </w:pPr>
+      <w:rPr>
+        <w:rFonts w:hint="default"/>
+      </w:rPr>
+    </w:lvl>
+    <w:lvl w:ilvl="8">
+      <w:start w:val="1"/>
+      <w:numFmt w:val="decimal"/>
+      <w:lvlText w:val="%1.%2.%3.%4.%5.%6.%7.%8.%9"/>
+      <w:lvlJc w:val="left"/>
+      <w:pPr>
+        <w:ind w:left="3240" w:hanging="1800"/>
+      </w:pPr>
+      <w:rPr>
+        <w:rFonts w:hint="default"/>
+      </w:rPr>
+    </w:lvl>
+  </w:abstractNum>
+  <w:abstractNum w:abstractNumId="8" w15:restartNumberingAfterBreak="0">
+    <w:nsid w:val="30445E5E"/>
+    <w:multiLevelType w:val="multilevel"/>
+    <w:tmpl w:val="23CCBCC2"/>
+    <w:lvl w:ilvl="0">
+      <w:start w:val="1"/>
+      <w:numFmt w:val="bullet"/>
+      <w:lvlText w:val=""/>
+      <w:lvlJc w:val="left"/>
+      <w:pPr>
+        <w:tabs>
+          <w:tab w:val="num" w:pos="720"/>
+        </w:tabs>
+        <w:ind w:left="720" w:hanging="360"/>
+      </w:pPr>
+      <w:rPr>
+        <w:rFonts w:ascii="Symbol" w:hAnsi="Symbol" w:hint="default"/>
+        <w:sz w:val="20"/>
+      </w:rPr>
+    </w:lvl>
+    <w:lvl w:ilvl="1" w:tentative="1">
+      <w:start w:val="1"/>
+      <w:numFmt w:val="bullet"/>
+      <w:lvlText w:val="o"/>
+      <w:lvlJc w:val="left"/>
+      <w:pPr>
+        <w:tabs>
+          <w:tab w:val="num" w:pos="1440"/>
+        </w:tabs>
+        <w:ind w:left="1440" w:hanging="360"/>
+      </w:pPr>
+      <w:rPr>
+        <w:rFonts w:ascii="Courier New" w:hAnsi="Courier New" w:hint="default"/>
+        <w:sz w:val="20"/>
+      </w:rPr>
+    </w:lvl>
+    <w:lvl w:ilvl="2" w:tentative="1">
+      <w:start w:val="1"/>
+      <w:numFmt w:val="bullet"/>
+      <w:lvlText w:val=""/>
+      <w:lvlJc w:val="left"/>
+      <w:pPr>
+        <w:tabs>
+          <w:tab w:val="num" w:pos="2160"/>
+        </w:tabs>
+        <w:ind w:left="2160" w:hanging="360"/>
+      </w:pPr>
+      <w:rPr>
+        <w:rFonts w:ascii="Wingdings" w:hAnsi="Wingdings" w:hint="default"/>
+        <w:sz w:val="20"/>
+      </w:rPr>
+    </w:lvl>
+    <w:lvl w:ilvl="3" w:tentative="1">
+      <w:start w:val="1"/>
+      <w:numFmt w:val="bullet"/>
+      <w:lvlText w:val=""/>
+      <w:lvlJc w:val="left"/>
+      <w:pPr>
+        <w:tabs>
+          <w:tab w:val="num" w:pos="2880"/>
+        </w:tabs>
+        <w:ind w:left="2880" w:hanging="360"/>
+      </w:pPr>
+      <w:rPr>
+        <w:rFonts w:ascii="Wingdings" w:hAnsi="Wingdings" w:hint="default"/>
+        <w:sz w:val="20"/>
+      </w:rPr>
+    </w:lvl>
+    <w:lvl w:ilvl="4" w:tentative="1">
+      <w:start w:val="1"/>
+      <w:numFmt w:val="bullet"/>
+      <w:lvlText w:val=""/>
+      <w:lvlJc w:val="left"/>
+      <w:pPr>
+        <w:tabs>
+          <w:tab w:val="num" w:pos="3600"/>
+        </w:tabs>
+        <w:ind w:left="3600" w:hanging="360"/>
+      </w:pPr>
+      <w:rPr>
+        <w:rFonts w:ascii="Wingdings" w:hAnsi="Wingdings" w:hint="default"/>
+        <w:sz w:val="20"/>
+      </w:rPr>
+    </w:lvl>
+    <w:lvl w:ilvl="5" w:tentative="1">
+      <w:start w:val="1"/>
+      <w:numFmt w:val="bullet"/>
+      <w:lvlText w:val=""/>
+      <w:lvlJc w:val="left"/>
+      <w:pPr>
+        <w:tabs>
+          <w:tab w:val="num" w:pos="4320"/>
+        </w:tabs>
+        <w:ind w:left="4320" w:hanging="360"/>
+      </w:pPr>
+      <w:rPr>
+        <w:rFonts w:ascii="Wingdings" w:hAnsi="Wingdings" w:hint="default"/>
+        <w:sz w:val="20"/>
+      </w:rPr>
+    </w:lvl>
+    <w:lvl w:ilvl="6" w:tentative="1">
+      <w:start w:val="1"/>
+      <w:numFmt w:val="bullet"/>
+      <w:lvlText w:val=""/>
+      <w:lvlJc w:val="left"/>
+      <w:pPr>
+        <w:tabs>
+          <w:tab w:val="num" w:pos="5040"/>
+        </w:tabs>
+        <w:ind w:left="5040" w:hanging="360"/>
+      </w:pPr>
+      <w:rPr>
+        <w:rFonts w:ascii="Wingdings" w:hAnsi="Wingdings" w:hint="default"/>
+        <w:sz w:val="20"/>
+      </w:rPr>
+    </w:lvl>
+    <w:lvl w:ilvl="7" w:tentative="1">
+      <w:start w:val="1"/>
+      <w:numFmt w:val="bullet"/>
+      <w:lvlText w:val=""/>
+      <w:lvlJc w:val="left"/>
+      <w:pPr>
+        <w:tabs>
+          <w:tab w:val="num" w:pos="5760"/>
+        </w:tabs>
+        <w:ind w:left="5760" w:hanging="360"/>
+      </w:pPr>
+      <w:rPr>
+        <w:rFonts w:ascii="Wingdings" w:hAnsi="Wingdings" w:hint="default"/>
+        <w:sz w:val="20"/>
+      </w:rPr>
+    </w:lvl>
+    <w:lvl w:ilvl="8" w:tentative="1">
+      <w:start w:val="1"/>
+      <w:numFmt w:val="bullet"/>
+      <w:lvlText w:val=""/>
+      <w:lvlJc w:val="left"/>
+      <w:pPr>
+        <w:tabs>
+          <w:tab w:val="num" w:pos="6480"/>
+        </w:tabs>
+        <w:ind w:left="6480" w:hanging="360"/>
+      </w:pPr>
+      <w:rPr>
+        <w:rFonts w:ascii="Wingdings" w:hAnsi="Wingdings" w:hint="default"/>
+        <w:sz w:val="20"/>
+      </w:rPr>
+    </w:lvl>
+  </w:abstractNum>
+  <w:abstractNum w:abstractNumId="9" w15:restartNumberingAfterBreak="0">
     <w:nsid w:val="44B218CD"/>
     <w:multiLevelType w:val="multilevel"/>
     <w:tmpl w:val="3EF6B2B0"/>
@@ -1928,7 +4684,680 @@
       </w:rPr>
     </w:lvl>
   </w:abstractNum>
-  <w:abstractNum w:abstractNumId="5" w15:restartNumberingAfterBreak="0">
+  <w:abstractNum w:abstractNumId="10" w15:restartNumberingAfterBreak="0">
+    <w:nsid w:val="46F26B98"/>
+    <w:multiLevelType w:val="multilevel"/>
+    <w:tmpl w:val="CEF04F3A"/>
+    <w:lvl w:ilvl="0">
+      <w:start w:val="1"/>
+      <w:numFmt w:val="decimal"/>
+      <w:lvlText w:val="%1"/>
+      <w:lvlJc w:val="left"/>
+      <w:pPr>
+        <w:ind w:left="360" w:hanging="360"/>
+      </w:pPr>
+      <w:rPr>
+        <w:rFonts w:hint="default"/>
+      </w:rPr>
+    </w:lvl>
+    <w:lvl w:ilvl="1">
+      <w:start w:val="2"/>
+      <w:numFmt w:val="decimal"/>
+      <w:lvlText w:val="%1.%2"/>
+      <w:lvlJc w:val="left"/>
+      <w:pPr>
+        <w:ind w:left="720" w:hanging="360"/>
+      </w:pPr>
+      <w:rPr>
+        <w:rFonts w:hint="default"/>
+      </w:rPr>
+    </w:lvl>
+    <w:lvl w:ilvl="2">
+      <w:start w:val="1"/>
+      <w:numFmt w:val="decimal"/>
+      <w:lvlText w:val="%1.%2.%3"/>
+      <w:lvlJc w:val="left"/>
+      <w:pPr>
+        <w:ind w:left="1440" w:hanging="720"/>
+      </w:pPr>
+      <w:rPr>
+        <w:rFonts w:hint="default"/>
+      </w:rPr>
+    </w:lvl>
+    <w:lvl w:ilvl="3">
+      <w:start w:val="1"/>
+      <w:numFmt w:val="decimal"/>
+      <w:lvlText w:val="%1.%2.%3.%4"/>
+      <w:lvlJc w:val="left"/>
+      <w:pPr>
+        <w:ind w:left="1800" w:hanging="720"/>
+      </w:pPr>
+      <w:rPr>
+        <w:rFonts w:hint="default"/>
+      </w:rPr>
+    </w:lvl>
+    <w:lvl w:ilvl="4">
+      <w:start w:val="1"/>
+      <w:numFmt w:val="decimal"/>
+      <w:lvlText w:val="%1.%2.%3.%4.%5"/>
+      <w:lvlJc w:val="left"/>
+      <w:pPr>
+        <w:ind w:left="2520" w:hanging="1080"/>
+      </w:pPr>
+      <w:rPr>
+        <w:rFonts w:hint="default"/>
+      </w:rPr>
+    </w:lvl>
+    <w:lvl w:ilvl="5">
+      <w:start w:val="1"/>
+      <w:numFmt w:val="decimal"/>
+      <w:lvlText w:val="%1.%2.%3.%4.%5.%6"/>
+      <w:lvlJc w:val="left"/>
+      <w:pPr>
+        <w:ind w:left="3240" w:hanging="1440"/>
+      </w:pPr>
+      <w:rPr>
+        <w:rFonts w:hint="default"/>
+      </w:rPr>
+    </w:lvl>
+    <w:lvl w:ilvl="6">
+      <w:start w:val="1"/>
+      <w:numFmt w:val="decimal"/>
+      <w:lvlText w:val="%1.%2.%3.%4.%5.%6.%7"/>
+      <w:lvlJc w:val="left"/>
+      <w:pPr>
+        <w:ind w:left="3600" w:hanging="1440"/>
+      </w:pPr>
+      <w:rPr>
+        <w:rFonts w:hint="default"/>
+      </w:rPr>
+    </w:lvl>
+    <w:lvl w:ilvl="7">
+      <w:start w:val="1"/>
+      <w:numFmt w:val="decimal"/>
+      <w:lvlText w:val="%1.%2.%3.%4.%5.%6.%7.%8"/>
+      <w:lvlJc w:val="left"/>
+      <w:pPr>
+        <w:ind w:left="4320" w:hanging="1800"/>
+      </w:pPr>
+      <w:rPr>
+        <w:rFonts w:hint="default"/>
+      </w:rPr>
+    </w:lvl>
+    <w:lvl w:ilvl="8">
+      <w:start w:val="1"/>
+      <w:numFmt w:val="decimal"/>
+      <w:lvlText w:val="%1.%2.%3.%4.%5.%6.%7.%8.%9"/>
+      <w:lvlJc w:val="left"/>
+      <w:pPr>
+        <w:ind w:left="4680" w:hanging="1800"/>
+      </w:pPr>
+      <w:rPr>
+        <w:rFonts w:hint="default"/>
+      </w:rPr>
+    </w:lvl>
+  </w:abstractNum>
+  <w:abstractNum w:abstractNumId="11" w15:restartNumberingAfterBreak="0">
+    <w:nsid w:val="4B082E7B"/>
+    <w:multiLevelType w:val="multilevel"/>
+    <w:tmpl w:val="E62A7D82"/>
+    <w:lvl w:ilvl="0">
+      <w:start w:val="1"/>
+      <w:numFmt w:val="bullet"/>
+      <w:lvlText w:val=""/>
+      <w:lvlJc w:val="left"/>
+      <w:pPr>
+        <w:tabs>
+          <w:tab w:val="num" w:pos="720"/>
+        </w:tabs>
+        <w:ind w:left="720" w:hanging="360"/>
+      </w:pPr>
+      <w:rPr>
+        <w:rFonts w:ascii="Symbol" w:hAnsi="Symbol" w:hint="default"/>
+        <w:sz w:val="20"/>
+      </w:rPr>
+    </w:lvl>
+    <w:lvl w:ilvl="1" w:tentative="1">
+      <w:start w:val="1"/>
+      <w:numFmt w:val="bullet"/>
+      <w:lvlText w:val="o"/>
+      <w:lvlJc w:val="left"/>
+      <w:pPr>
+        <w:tabs>
+          <w:tab w:val="num" w:pos="1440"/>
+        </w:tabs>
+        <w:ind w:left="1440" w:hanging="360"/>
+      </w:pPr>
+      <w:rPr>
+        <w:rFonts w:ascii="Courier New" w:hAnsi="Courier New" w:hint="default"/>
+        <w:sz w:val="20"/>
+      </w:rPr>
+    </w:lvl>
+    <w:lvl w:ilvl="2" w:tentative="1">
+      <w:start w:val="1"/>
+      <w:numFmt w:val="bullet"/>
+      <w:lvlText w:val=""/>
+      <w:lvlJc w:val="left"/>
+      <w:pPr>
+        <w:tabs>
+          <w:tab w:val="num" w:pos="2160"/>
+        </w:tabs>
+        <w:ind w:left="2160" w:hanging="360"/>
+      </w:pPr>
+      <w:rPr>
+        <w:rFonts w:ascii="Wingdings" w:hAnsi="Wingdings" w:hint="default"/>
+        <w:sz w:val="20"/>
+      </w:rPr>
+    </w:lvl>
+    <w:lvl w:ilvl="3" w:tentative="1">
+      <w:start w:val="1"/>
+      <w:numFmt w:val="bullet"/>
+      <w:lvlText w:val=""/>
+      <w:lvlJc w:val="left"/>
+      <w:pPr>
+        <w:tabs>
+          <w:tab w:val="num" w:pos="2880"/>
+        </w:tabs>
+        <w:ind w:left="2880" w:hanging="360"/>
+      </w:pPr>
+      <w:rPr>
+        <w:rFonts w:ascii="Wingdings" w:hAnsi="Wingdings" w:hint="default"/>
+        <w:sz w:val="20"/>
+      </w:rPr>
+    </w:lvl>
+    <w:lvl w:ilvl="4" w:tentative="1">
+      <w:start w:val="1"/>
+      <w:numFmt w:val="bullet"/>
+      <w:lvlText w:val=""/>
+      <w:lvlJc w:val="left"/>
+      <w:pPr>
+        <w:tabs>
+          <w:tab w:val="num" w:pos="3600"/>
+        </w:tabs>
+        <w:ind w:left="3600" w:hanging="360"/>
+      </w:pPr>
+      <w:rPr>
+        <w:rFonts w:ascii="Wingdings" w:hAnsi="Wingdings" w:hint="default"/>
+        <w:sz w:val="20"/>
+      </w:rPr>
+    </w:lvl>
+    <w:lvl w:ilvl="5" w:tentative="1">
+      <w:start w:val="1"/>
+      <w:numFmt w:val="bullet"/>
+      <w:lvlText w:val=""/>
+      <w:lvlJc w:val="left"/>
+      <w:pPr>
+        <w:tabs>
+          <w:tab w:val="num" w:pos="4320"/>
+        </w:tabs>
+        <w:ind w:left="4320" w:hanging="360"/>
+      </w:pPr>
+      <w:rPr>
+        <w:rFonts w:ascii="Wingdings" w:hAnsi="Wingdings" w:hint="default"/>
+        <w:sz w:val="20"/>
+      </w:rPr>
+    </w:lvl>
+    <w:lvl w:ilvl="6" w:tentative="1">
+      <w:start w:val="1"/>
+      <w:numFmt w:val="bullet"/>
+      <w:lvlText w:val=""/>
+      <w:lvlJc w:val="left"/>
+      <w:pPr>
+        <w:tabs>
+          <w:tab w:val="num" w:pos="5040"/>
+        </w:tabs>
+        <w:ind w:left="5040" w:hanging="360"/>
+      </w:pPr>
+      <w:rPr>
+        <w:rFonts w:ascii="Wingdings" w:hAnsi="Wingdings" w:hint="default"/>
+        <w:sz w:val="20"/>
+      </w:rPr>
+    </w:lvl>
+    <w:lvl w:ilvl="7" w:tentative="1">
+      <w:start w:val="1"/>
+      <w:numFmt w:val="bullet"/>
+      <w:lvlText w:val=""/>
+      <w:lvlJc w:val="left"/>
+      <w:pPr>
+        <w:tabs>
+          <w:tab w:val="num" w:pos="5760"/>
+        </w:tabs>
+        <w:ind w:left="5760" w:hanging="360"/>
+      </w:pPr>
+      <w:rPr>
+        <w:rFonts w:ascii="Wingdings" w:hAnsi="Wingdings" w:hint="default"/>
+        <w:sz w:val="20"/>
+      </w:rPr>
+    </w:lvl>
+    <w:lvl w:ilvl="8" w:tentative="1">
+      <w:start w:val="1"/>
+      <w:numFmt w:val="bullet"/>
+      <w:lvlText w:val=""/>
+      <w:lvlJc w:val="left"/>
+      <w:pPr>
+        <w:tabs>
+          <w:tab w:val="num" w:pos="6480"/>
+        </w:tabs>
+        <w:ind w:left="6480" w:hanging="360"/>
+      </w:pPr>
+      <w:rPr>
+        <w:rFonts w:ascii="Wingdings" w:hAnsi="Wingdings" w:hint="default"/>
+        <w:sz w:val="20"/>
+      </w:rPr>
+    </w:lvl>
+  </w:abstractNum>
+  <w:abstractNum w:abstractNumId="12" w15:restartNumberingAfterBreak="0">
+    <w:nsid w:val="4B203D6F"/>
+    <w:multiLevelType w:val="multilevel"/>
+    <w:tmpl w:val="2B9C7702"/>
+    <w:lvl w:ilvl="0">
+      <w:start w:val="1"/>
+      <w:numFmt w:val="bullet"/>
+      <w:lvlText w:val=""/>
+      <w:lvlJc w:val="left"/>
+      <w:pPr>
+        <w:tabs>
+          <w:tab w:val="num" w:pos="720"/>
+        </w:tabs>
+        <w:ind w:left="720" w:hanging="360"/>
+      </w:pPr>
+      <w:rPr>
+        <w:rFonts w:ascii="Symbol" w:hAnsi="Symbol" w:hint="default"/>
+        <w:sz w:val="20"/>
+      </w:rPr>
+    </w:lvl>
+    <w:lvl w:ilvl="1" w:tentative="1">
+      <w:start w:val="1"/>
+      <w:numFmt w:val="bullet"/>
+      <w:lvlText w:val="o"/>
+      <w:lvlJc w:val="left"/>
+      <w:pPr>
+        <w:tabs>
+          <w:tab w:val="num" w:pos="1440"/>
+        </w:tabs>
+        <w:ind w:left="1440" w:hanging="360"/>
+      </w:pPr>
+      <w:rPr>
+        <w:rFonts w:ascii="Courier New" w:hAnsi="Courier New" w:hint="default"/>
+        <w:sz w:val="20"/>
+      </w:rPr>
+    </w:lvl>
+    <w:lvl w:ilvl="2" w:tentative="1">
+      <w:start w:val="1"/>
+      <w:numFmt w:val="bullet"/>
+      <w:lvlText w:val=""/>
+      <w:lvlJc w:val="left"/>
+      <w:pPr>
+        <w:tabs>
+          <w:tab w:val="num" w:pos="2160"/>
+        </w:tabs>
+        <w:ind w:left="2160" w:hanging="360"/>
+      </w:pPr>
+      <w:rPr>
+        <w:rFonts w:ascii="Wingdings" w:hAnsi="Wingdings" w:hint="default"/>
+        <w:sz w:val="20"/>
+      </w:rPr>
+    </w:lvl>
+    <w:lvl w:ilvl="3" w:tentative="1">
+      <w:start w:val="1"/>
+      <w:numFmt w:val="bullet"/>
+      <w:lvlText w:val=""/>
+      <w:lvlJc w:val="left"/>
+      <w:pPr>
+        <w:tabs>
+          <w:tab w:val="num" w:pos="2880"/>
+        </w:tabs>
+        <w:ind w:left="2880" w:hanging="360"/>
+      </w:pPr>
+      <w:rPr>
+        <w:rFonts w:ascii="Wingdings" w:hAnsi="Wingdings" w:hint="default"/>
+        <w:sz w:val="20"/>
+      </w:rPr>
+    </w:lvl>
+    <w:lvl w:ilvl="4" w:tentative="1">
+      <w:start w:val="1"/>
+      <w:numFmt w:val="bullet"/>
+      <w:lvlText w:val=""/>
+      <w:lvlJc w:val="left"/>
+      <w:pPr>
+        <w:tabs>
+          <w:tab w:val="num" w:pos="3600"/>
+        </w:tabs>
+        <w:ind w:left="3600" w:hanging="360"/>
+      </w:pPr>
+      <w:rPr>
+        <w:rFonts w:ascii="Wingdings" w:hAnsi="Wingdings" w:hint="default"/>
+        <w:sz w:val="20"/>
+      </w:rPr>
+    </w:lvl>
+    <w:lvl w:ilvl="5" w:tentative="1">
+      <w:start w:val="1"/>
+      <w:numFmt w:val="bullet"/>
+      <w:lvlText w:val=""/>
+      <w:lvlJc w:val="left"/>
+      <w:pPr>
+        <w:tabs>
+          <w:tab w:val="num" w:pos="4320"/>
+        </w:tabs>
+        <w:ind w:left="4320" w:hanging="360"/>
+      </w:pPr>
+      <w:rPr>
+        <w:rFonts w:ascii="Wingdings" w:hAnsi="Wingdings" w:hint="default"/>
+        <w:sz w:val="20"/>
+      </w:rPr>
+    </w:lvl>
+    <w:lvl w:ilvl="6" w:tentative="1">
+      <w:start w:val="1"/>
+      <w:numFmt w:val="bullet"/>
+      <w:lvlText w:val=""/>
+      <w:lvlJc w:val="left"/>
+      <w:pPr>
+        <w:tabs>
+          <w:tab w:val="num" w:pos="5040"/>
+        </w:tabs>
+        <w:ind w:left="5040" w:hanging="360"/>
+      </w:pPr>
+      <w:rPr>
+        <w:rFonts w:ascii="Wingdings" w:hAnsi="Wingdings" w:hint="default"/>
+        <w:sz w:val="20"/>
+      </w:rPr>
+    </w:lvl>
+    <w:lvl w:ilvl="7" w:tentative="1">
+      <w:start w:val="1"/>
+      <w:numFmt w:val="bullet"/>
+      <w:lvlText w:val=""/>
+      <w:lvlJc w:val="left"/>
+      <w:pPr>
+        <w:tabs>
+          <w:tab w:val="num" w:pos="5760"/>
+        </w:tabs>
+        <w:ind w:left="5760" w:hanging="360"/>
+      </w:pPr>
+      <w:rPr>
+        <w:rFonts w:ascii="Wingdings" w:hAnsi="Wingdings" w:hint="default"/>
+        <w:sz w:val="20"/>
+      </w:rPr>
+    </w:lvl>
+    <w:lvl w:ilvl="8" w:tentative="1">
+      <w:start w:val="1"/>
+      <w:numFmt w:val="bullet"/>
+      <w:lvlText w:val=""/>
+      <w:lvlJc w:val="left"/>
+      <w:pPr>
+        <w:tabs>
+          <w:tab w:val="num" w:pos="6480"/>
+        </w:tabs>
+        <w:ind w:left="6480" w:hanging="360"/>
+      </w:pPr>
+      <w:rPr>
+        <w:rFonts w:ascii="Wingdings" w:hAnsi="Wingdings" w:hint="default"/>
+        <w:sz w:val="20"/>
+      </w:rPr>
+    </w:lvl>
+  </w:abstractNum>
+  <w:abstractNum w:abstractNumId="13" w15:restartNumberingAfterBreak="0">
+    <w:nsid w:val="54464119"/>
+    <w:multiLevelType w:val="multilevel"/>
+    <w:tmpl w:val="234EC8BE"/>
+    <w:lvl w:ilvl="0">
+      <w:start w:val="1"/>
+      <w:numFmt w:val="bullet"/>
+      <w:lvlText w:val=""/>
+      <w:lvlJc w:val="left"/>
+      <w:pPr>
+        <w:tabs>
+          <w:tab w:val="num" w:pos="720"/>
+        </w:tabs>
+        <w:ind w:left="720" w:hanging="360"/>
+      </w:pPr>
+      <w:rPr>
+        <w:rFonts w:ascii="Symbol" w:hAnsi="Symbol" w:hint="default"/>
+        <w:sz w:val="20"/>
+      </w:rPr>
+    </w:lvl>
+    <w:lvl w:ilvl="1" w:tentative="1">
+      <w:start w:val="1"/>
+      <w:numFmt w:val="bullet"/>
+      <w:lvlText w:val="o"/>
+      <w:lvlJc w:val="left"/>
+      <w:pPr>
+        <w:tabs>
+          <w:tab w:val="num" w:pos="1440"/>
+        </w:tabs>
+        <w:ind w:left="1440" w:hanging="360"/>
+      </w:pPr>
+      <w:rPr>
+        <w:rFonts w:ascii="Courier New" w:hAnsi="Courier New" w:hint="default"/>
+        <w:sz w:val="20"/>
+      </w:rPr>
+    </w:lvl>
+    <w:lvl w:ilvl="2" w:tentative="1">
+      <w:start w:val="1"/>
+      <w:numFmt w:val="bullet"/>
+      <w:lvlText w:val=""/>
+      <w:lvlJc w:val="left"/>
+      <w:pPr>
+        <w:tabs>
+          <w:tab w:val="num" w:pos="2160"/>
+        </w:tabs>
+        <w:ind w:left="2160" w:hanging="360"/>
+      </w:pPr>
+      <w:rPr>
+        <w:rFonts w:ascii="Wingdings" w:hAnsi="Wingdings" w:hint="default"/>
+        <w:sz w:val="20"/>
+      </w:rPr>
+    </w:lvl>
+    <w:lvl w:ilvl="3" w:tentative="1">
+      <w:start w:val="1"/>
+      <w:numFmt w:val="bullet"/>
+      <w:lvlText w:val=""/>
+      <w:lvlJc w:val="left"/>
+      <w:pPr>
+        <w:tabs>
+          <w:tab w:val="num" w:pos="2880"/>
+        </w:tabs>
+        <w:ind w:left="2880" w:hanging="360"/>
+      </w:pPr>
+      <w:rPr>
+        <w:rFonts w:ascii="Wingdings" w:hAnsi="Wingdings" w:hint="default"/>
+        <w:sz w:val="20"/>
+      </w:rPr>
+    </w:lvl>
+    <w:lvl w:ilvl="4" w:tentative="1">
+      <w:start w:val="1"/>
+      <w:numFmt w:val="bullet"/>
+      <w:lvlText w:val=""/>
+      <w:lvlJc w:val="left"/>
+      <w:pPr>
+        <w:tabs>
+          <w:tab w:val="num" w:pos="3600"/>
+        </w:tabs>
+        <w:ind w:left="3600" w:hanging="360"/>
+      </w:pPr>
+      <w:rPr>
+        <w:rFonts w:ascii="Wingdings" w:hAnsi="Wingdings" w:hint="default"/>
+        <w:sz w:val="20"/>
+      </w:rPr>
+    </w:lvl>
+    <w:lvl w:ilvl="5" w:tentative="1">
+      <w:start w:val="1"/>
+      <w:numFmt w:val="bullet"/>
+      <w:lvlText w:val=""/>
+      <w:lvlJc w:val="left"/>
+      <w:pPr>
+        <w:tabs>
+          <w:tab w:val="num" w:pos="4320"/>
+        </w:tabs>
+        <w:ind w:left="4320" w:hanging="360"/>
+      </w:pPr>
+      <w:rPr>
+        <w:rFonts w:ascii="Wingdings" w:hAnsi="Wingdings" w:hint="default"/>
+        <w:sz w:val="20"/>
+      </w:rPr>
+    </w:lvl>
+    <w:lvl w:ilvl="6" w:tentative="1">
+      <w:start w:val="1"/>
+      <w:numFmt w:val="bullet"/>
+      <w:lvlText w:val=""/>
+      <w:lvlJc w:val="left"/>
+      <w:pPr>
+        <w:tabs>
+          <w:tab w:val="num" w:pos="5040"/>
+        </w:tabs>
+        <w:ind w:left="5040" w:hanging="360"/>
+      </w:pPr>
+      <w:rPr>
+        <w:rFonts w:ascii="Wingdings" w:hAnsi="Wingdings" w:hint="default"/>
+        <w:sz w:val="20"/>
+      </w:rPr>
+    </w:lvl>
+    <w:lvl w:ilvl="7" w:tentative="1">
+      <w:start w:val="1"/>
+      <w:numFmt w:val="bullet"/>
+      <w:lvlText w:val=""/>
+      <w:lvlJc w:val="left"/>
+      <w:pPr>
+        <w:tabs>
+          <w:tab w:val="num" w:pos="5760"/>
+        </w:tabs>
+        <w:ind w:left="5760" w:hanging="360"/>
+      </w:pPr>
+      <w:rPr>
+        <w:rFonts w:ascii="Wingdings" w:hAnsi="Wingdings" w:hint="default"/>
+        <w:sz w:val="20"/>
+      </w:rPr>
+    </w:lvl>
+    <w:lvl w:ilvl="8" w:tentative="1">
+      <w:start w:val="1"/>
+      <w:numFmt w:val="bullet"/>
+      <w:lvlText w:val=""/>
+      <w:lvlJc w:val="left"/>
+      <w:pPr>
+        <w:tabs>
+          <w:tab w:val="num" w:pos="6480"/>
+        </w:tabs>
+        <w:ind w:left="6480" w:hanging="360"/>
+      </w:pPr>
+      <w:rPr>
+        <w:rFonts w:ascii="Wingdings" w:hAnsi="Wingdings" w:hint="default"/>
+        <w:sz w:val="20"/>
+      </w:rPr>
+    </w:lvl>
+  </w:abstractNum>
+  <w:abstractNum w:abstractNumId="14" w15:restartNumberingAfterBreak="0">
+    <w:nsid w:val="5B895D30"/>
+    <w:multiLevelType w:val="multilevel"/>
+    <w:tmpl w:val="AF584690"/>
+    <w:lvl w:ilvl="0">
+      <w:start w:val="2"/>
+      <w:numFmt w:val="decimal"/>
+      <w:lvlText w:val="%1"/>
+      <w:lvlJc w:val="left"/>
+      <w:pPr>
+        <w:ind w:left="360" w:hanging="360"/>
+      </w:pPr>
+      <w:rPr>
+        <w:rFonts w:hint="default"/>
+      </w:rPr>
+    </w:lvl>
+    <w:lvl w:ilvl="1">
+      <w:start w:val="1"/>
+      <w:numFmt w:val="decimal"/>
+      <w:lvlText w:val="%1.%2"/>
+      <w:lvlJc w:val="left"/>
+      <w:pPr>
+        <w:ind w:left="720" w:hanging="360"/>
+      </w:pPr>
+      <w:rPr>
+        <w:rFonts w:hint="default"/>
+      </w:rPr>
+    </w:lvl>
+    <w:lvl w:ilvl="2">
+      <w:start w:val="1"/>
+      <w:numFmt w:val="decimal"/>
+      <w:lvlText w:val="%1.%2.%3"/>
+      <w:lvlJc w:val="left"/>
+      <w:pPr>
+        <w:ind w:left="1440" w:hanging="720"/>
+      </w:pPr>
+      <w:rPr>
+        <w:rFonts w:hint="default"/>
+      </w:rPr>
+    </w:lvl>
+    <w:lvl w:ilvl="3">
+      <w:start w:val="1"/>
+      <w:numFmt w:val="decimal"/>
+      <w:lvlText w:val="%1.%2.%3.%4"/>
+      <w:lvlJc w:val="left"/>
+      <w:pPr>
+        <w:ind w:left="1800" w:hanging="720"/>
+      </w:pPr>
+      <w:rPr>
+        <w:rFonts w:hint="default"/>
+      </w:rPr>
+    </w:lvl>
+    <w:lvl w:ilvl="4">
+      <w:start w:val="1"/>
+      <w:numFmt w:val="decimal"/>
+      <w:lvlText w:val="%1.%2.%3.%4.%5"/>
+      <w:lvlJc w:val="left"/>
+      <w:pPr>
+        <w:ind w:left="2520" w:hanging="1080"/>
+      </w:pPr>
+      <w:rPr>
+        <w:rFonts w:hint="default"/>
+      </w:rPr>
+    </w:lvl>
+    <w:lvl w:ilvl="5">
+      <w:start w:val="1"/>
+      <w:numFmt w:val="decimal"/>
+      <w:lvlText w:val="%1.%2.%3.%4.%5.%6"/>
+      <w:lvlJc w:val="left"/>
+      <w:pPr>
+        <w:ind w:left="3240" w:hanging="1440"/>
+      </w:pPr>
+      <w:rPr>
+        <w:rFonts w:hint="default"/>
+      </w:rPr>
+    </w:lvl>
+    <w:lvl w:ilvl="6">
+      <w:start w:val="1"/>
+      <w:numFmt w:val="decimal"/>
+      <w:lvlText w:val="%1.%2.%3.%4.%5.%6.%7"/>
+      <w:lvlJc w:val="left"/>
+      <w:pPr>
+        <w:ind w:left="3600" w:hanging="1440"/>
+      </w:pPr>
+      <w:rPr>
+        <w:rFonts w:hint="default"/>
+      </w:rPr>
+    </w:lvl>
+    <w:lvl w:ilvl="7">
+      <w:start w:val="1"/>
+      <w:numFmt w:val="decimal"/>
+      <w:lvlText w:val="%1.%2.%3.%4.%5.%6.%7.%8"/>
+      <w:lvlJc w:val="left"/>
+      <w:pPr>
+        <w:ind w:left="4320" w:hanging="1800"/>
+      </w:pPr>
+      <w:rPr>
+        <w:rFonts w:hint="default"/>
+      </w:rPr>
+    </w:lvl>
+    <w:lvl w:ilvl="8">
+      <w:start w:val="1"/>
+      <w:numFmt w:val="decimal"/>
+      <w:lvlText w:val="%1.%2.%3.%4.%5.%6.%7.%8.%9"/>
+      <w:lvlJc w:val="left"/>
+      <w:pPr>
+        <w:ind w:left="4680" w:hanging="1800"/>
+      </w:pPr>
+      <w:rPr>
+        <w:rFonts w:hint="default"/>
+      </w:rPr>
+    </w:lvl>
+  </w:abstractNum>
+  <w:abstractNum w:abstractNumId="15" w15:restartNumberingAfterBreak="0">
     <w:nsid w:val="697C187F"/>
     <w:multiLevelType w:val="multilevel"/>
     <w:tmpl w:val="CD1EACCE"/>
@@ -2077,7 +5506,156 @@
       </w:rPr>
     </w:lvl>
   </w:abstractNum>
-  <w:abstractNum w:abstractNumId="6" w15:restartNumberingAfterBreak="0">
+  <w:abstractNum w:abstractNumId="16" w15:restartNumberingAfterBreak="0">
+    <w:nsid w:val="6BA3104A"/>
+    <w:multiLevelType w:val="multilevel"/>
+    <w:tmpl w:val="52C0F0E4"/>
+    <w:lvl w:ilvl="0">
+      <w:start w:val="1"/>
+      <w:numFmt w:val="bullet"/>
+      <w:lvlText w:val=""/>
+      <w:lvlJc w:val="left"/>
+      <w:pPr>
+        <w:tabs>
+          <w:tab w:val="num" w:pos="720"/>
+        </w:tabs>
+        <w:ind w:left="720" w:hanging="360"/>
+      </w:pPr>
+      <w:rPr>
+        <w:rFonts w:ascii="Symbol" w:hAnsi="Symbol" w:hint="default"/>
+        <w:sz w:val="20"/>
+      </w:rPr>
+    </w:lvl>
+    <w:lvl w:ilvl="1" w:tentative="1">
+      <w:start w:val="1"/>
+      <w:numFmt w:val="bullet"/>
+      <w:lvlText w:val="o"/>
+      <w:lvlJc w:val="left"/>
+      <w:pPr>
+        <w:tabs>
+          <w:tab w:val="num" w:pos="1440"/>
+        </w:tabs>
+        <w:ind w:left="1440" w:hanging="360"/>
+      </w:pPr>
+      <w:rPr>
+        <w:rFonts w:ascii="Courier New" w:hAnsi="Courier New" w:hint="default"/>
+        <w:sz w:val="20"/>
+      </w:rPr>
+    </w:lvl>
+    <w:lvl w:ilvl="2" w:tentative="1">
+      <w:start w:val="1"/>
+      <w:numFmt w:val="bullet"/>
+      <w:lvlText w:val=""/>
+      <w:lvlJc w:val="left"/>
+      <w:pPr>
+        <w:tabs>
+          <w:tab w:val="num" w:pos="2160"/>
+        </w:tabs>
+        <w:ind w:left="2160" w:hanging="360"/>
+      </w:pPr>
+      <w:rPr>
+        <w:rFonts w:ascii="Wingdings" w:hAnsi="Wingdings" w:hint="default"/>
+        <w:sz w:val="20"/>
+      </w:rPr>
+    </w:lvl>
+    <w:lvl w:ilvl="3" w:tentative="1">
+      <w:start w:val="1"/>
+      <w:numFmt w:val="bullet"/>
+      <w:lvlText w:val=""/>
+      <w:lvlJc w:val="left"/>
+      <w:pPr>
+        <w:tabs>
+          <w:tab w:val="num" w:pos="2880"/>
+        </w:tabs>
+        <w:ind w:left="2880" w:hanging="360"/>
+      </w:pPr>
+      <w:rPr>
+        <w:rFonts w:ascii="Wingdings" w:hAnsi="Wingdings" w:hint="default"/>
+        <w:sz w:val="20"/>
+      </w:rPr>
+    </w:lvl>
+    <w:lvl w:ilvl="4" w:tentative="1">
+      <w:start w:val="1"/>
+      <w:numFmt w:val="bullet"/>
+      <w:lvlText w:val=""/>
+      <w:lvlJc w:val="left"/>
+      <w:pPr>
+        <w:tabs>
+          <w:tab w:val="num" w:pos="3600"/>
+        </w:tabs>
+        <w:ind w:left="3600" w:hanging="360"/>
+      </w:pPr>
+      <w:rPr>
+        <w:rFonts w:ascii="Wingdings" w:hAnsi="Wingdings" w:hint="default"/>
+        <w:sz w:val="20"/>
+      </w:rPr>
+    </w:lvl>
+    <w:lvl w:ilvl="5" w:tentative="1">
+      <w:start w:val="1"/>
+      <w:numFmt w:val="bullet"/>
+      <w:lvlText w:val=""/>
+      <w:lvlJc w:val="left"/>
+      <w:pPr>
+        <w:tabs>
+          <w:tab w:val="num" w:pos="4320"/>
+        </w:tabs>
+        <w:ind w:left="4320" w:hanging="360"/>
+      </w:pPr>
+      <w:rPr>
+        <w:rFonts w:ascii="Wingdings" w:hAnsi="Wingdings" w:hint="default"/>
+        <w:sz w:val="20"/>
+      </w:rPr>
+    </w:lvl>
+    <w:lvl w:ilvl="6" w:tentative="1">
+      <w:start w:val="1"/>
+      <w:numFmt w:val="bullet"/>
+      <w:lvlText w:val=""/>
+      <w:lvlJc w:val="left"/>
+      <w:pPr>
+        <w:tabs>
+          <w:tab w:val="num" w:pos="5040"/>
+        </w:tabs>
+        <w:ind w:left="5040" w:hanging="360"/>
+      </w:pPr>
+      <w:rPr>
+        <w:rFonts w:ascii="Wingdings" w:hAnsi="Wingdings" w:hint="default"/>
+        <w:sz w:val="20"/>
+      </w:rPr>
+    </w:lvl>
+    <w:lvl w:ilvl="7" w:tentative="1">
+      <w:start w:val="1"/>
+      <w:numFmt w:val="bullet"/>
+      <w:lvlText w:val=""/>
+      <w:lvlJc w:val="left"/>
+      <w:pPr>
+        <w:tabs>
+          <w:tab w:val="num" w:pos="5760"/>
+        </w:tabs>
+        <w:ind w:left="5760" w:hanging="360"/>
+      </w:pPr>
+      <w:rPr>
+        <w:rFonts w:ascii="Wingdings" w:hAnsi="Wingdings" w:hint="default"/>
+        <w:sz w:val="20"/>
+      </w:rPr>
+    </w:lvl>
+    <w:lvl w:ilvl="8" w:tentative="1">
+      <w:start w:val="1"/>
+      <w:numFmt w:val="bullet"/>
+      <w:lvlText w:val=""/>
+      <w:lvlJc w:val="left"/>
+      <w:pPr>
+        <w:tabs>
+          <w:tab w:val="num" w:pos="6480"/>
+        </w:tabs>
+        <w:ind w:left="6480" w:hanging="360"/>
+      </w:pPr>
+      <w:rPr>
+        <w:rFonts w:ascii="Wingdings" w:hAnsi="Wingdings" w:hint="default"/>
+        <w:sz w:val="20"/>
+      </w:rPr>
+    </w:lvl>
+  </w:abstractNum>
+  <w:abstractNum w:abstractNumId="17" w15:restartNumberingAfterBreak="0">
     <w:nsid w:val="6C177AF7"/>
     <w:multiLevelType w:val="multilevel"/>
     <w:tmpl w:val="B58C5B42"/>
@@ -2199,7 +5777,156 @@
       </w:rPr>
     </w:lvl>
   </w:abstractNum>
-  <w:abstractNum w:abstractNumId="7" w15:restartNumberingAfterBreak="0">
+  <w:abstractNum w:abstractNumId="18" w15:restartNumberingAfterBreak="0">
+    <w:nsid w:val="6D4D043A"/>
+    <w:multiLevelType w:val="multilevel"/>
+    <w:tmpl w:val="85FCBF5C"/>
+    <w:lvl w:ilvl="0">
+      <w:start w:val="1"/>
+      <w:numFmt w:val="bullet"/>
+      <w:lvlText w:val=""/>
+      <w:lvlJc w:val="left"/>
+      <w:pPr>
+        <w:tabs>
+          <w:tab w:val="num" w:pos="720"/>
+        </w:tabs>
+        <w:ind w:left="720" w:hanging="360"/>
+      </w:pPr>
+      <w:rPr>
+        <w:rFonts w:ascii="Symbol" w:hAnsi="Symbol" w:hint="default"/>
+        <w:sz w:val="20"/>
+      </w:rPr>
+    </w:lvl>
+    <w:lvl w:ilvl="1" w:tentative="1">
+      <w:start w:val="1"/>
+      <w:numFmt w:val="bullet"/>
+      <w:lvlText w:val="o"/>
+      <w:lvlJc w:val="left"/>
+      <w:pPr>
+        <w:tabs>
+          <w:tab w:val="num" w:pos="1440"/>
+        </w:tabs>
+        <w:ind w:left="1440" w:hanging="360"/>
+      </w:pPr>
+      <w:rPr>
+        <w:rFonts w:ascii="Courier New" w:hAnsi="Courier New" w:hint="default"/>
+        <w:sz w:val="20"/>
+      </w:rPr>
+    </w:lvl>
+    <w:lvl w:ilvl="2" w:tentative="1">
+      <w:start w:val="1"/>
+      <w:numFmt w:val="bullet"/>
+      <w:lvlText w:val=""/>
+      <w:lvlJc w:val="left"/>
+      <w:pPr>
+        <w:tabs>
+          <w:tab w:val="num" w:pos="2160"/>
+        </w:tabs>
+        <w:ind w:left="2160" w:hanging="360"/>
+      </w:pPr>
+      <w:rPr>
+        <w:rFonts w:ascii="Wingdings" w:hAnsi="Wingdings" w:hint="default"/>
+        <w:sz w:val="20"/>
+      </w:rPr>
+    </w:lvl>
+    <w:lvl w:ilvl="3" w:tentative="1">
+      <w:start w:val="1"/>
+      <w:numFmt w:val="bullet"/>
+      <w:lvlText w:val=""/>
+      <w:lvlJc w:val="left"/>
+      <w:pPr>
+        <w:tabs>
+          <w:tab w:val="num" w:pos="2880"/>
+        </w:tabs>
+        <w:ind w:left="2880" w:hanging="360"/>
+      </w:pPr>
+      <w:rPr>
+        <w:rFonts w:ascii="Wingdings" w:hAnsi="Wingdings" w:hint="default"/>
+        <w:sz w:val="20"/>
+      </w:rPr>
+    </w:lvl>
+    <w:lvl w:ilvl="4" w:tentative="1">
+      <w:start w:val="1"/>
+      <w:numFmt w:val="bullet"/>
+      <w:lvlText w:val=""/>
+      <w:lvlJc w:val="left"/>
+      <w:pPr>
+        <w:tabs>
+          <w:tab w:val="num" w:pos="3600"/>
+        </w:tabs>
+        <w:ind w:left="3600" w:hanging="360"/>
+      </w:pPr>
+      <w:rPr>
+        <w:rFonts w:ascii="Wingdings" w:hAnsi="Wingdings" w:hint="default"/>
+        <w:sz w:val="20"/>
+      </w:rPr>
+    </w:lvl>
+    <w:lvl w:ilvl="5" w:tentative="1">
+      <w:start w:val="1"/>
+      <w:numFmt w:val="bullet"/>
+      <w:lvlText w:val=""/>
+      <w:lvlJc w:val="left"/>
+      <w:pPr>
+        <w:tabs>
+          <w:tab w:val="num" w:pos="4320"/>
+        </w:tabs>
+        <w:ind w:left="4320" w:hanging="360"/>
+      </w:pPr>
+      <w:rPr>
+        <w:rFonts w:ascii="Wingdings" w:hAnsi="Wingdings" w:hint="default"/>
+        <w:sz w:val="20"/>
+      </w:rPr>
+    </w:lvl>
+    <w:lvl w:ilvl="6" w:tentative="1">
+      <w:start w:val="1"/>
+      <w:numFmt w:val="bullet"/>
+      <w:lvlText w:val=""/>
+      <w:lvlJc w:val="left"/>
+      <w:pPr>
+        <w:tabs>
+          <w:tab w:val="num" w:pos="5040"/>
+        </w:tabs>
+        <w:ind w:left="5040" w:hanging="360"/>
+      </w:pPr>
+      <w:rPr>
+        <w:rFonts w:ascii="Wingdings" w:hAnsi="Wingdings" w:hint="default"/>
+        <w:sz w:val="20"/>
+      </w:rPr>
+    </w:lvl>
+    <w:lvl w:ilvl="7" w:tentative="1">
+      <w:start w:val="1"/>
+      <w:numFmt w:val="bullet"/>
+      <w:lvlText w:val=""/>
+      <w:lvlJc w:val="left"/>
+      <w:pPr>
+        <w:tabs>
+          <w:tab w:val="num" w:pos="5760"/>
+        </w:tabs>
+        <w:ind w:left="5760" w:hanging="360"/>
+      </w:pPr>
+      <w:rPr>
+        <w:rFonts w:ascii="Wingdings" w:hAnsi="Wingdings" w:hint="default"/>
+        <w:sz w:val="20"/>
+      </w:rPr>
+    </w:lvl>
+    <w:lvl w:ilvl="8" w:tentative="1">
+      <w:start w:val="1"/>
+      <w:numFmt w:val="bullet"/>
+      <w:lvlText w:val=""/>
+      <w:lvlJc w:val="left"/>
+      <w:pPr>
+        <w:tabs>
+          <w:tab w:val="num" w:pos="6480"/>
+        </w:tabs>
+        <w:ind w:left="6480" w:hanging="360"/>
+      </w:pPr>
+      <w:rPr>
+        <w:rFonts w:ascii="Wingdings" w:hAnsi="Wingdings" w:hint="default"/>
+        <w:sz w:val="20"/>
+      </w:rPr>
+    </w:lvl>
+  </w:abstractNum>
+  <w:abstractNum w:abstractNumId="19" w15:restartNumberingAfterBreak="0">
     <w:nsid w:val="6D925514"/>
     <w:multiLevelType w:val="multilevel"/>
     <w:tmpl w:val="53960704"/>
@@ -2348,7 +6075,7 @@
       </w:rPr>
     </w:lvl>
   </w:abstractNum>
-  <w:abstractNum w:abstractNumId="8" w15:restartNumberingAfterBreak="0">
+  <w:abstractNum w:abstractNumId="20" w15:restartNumberingAfterBreak="0">
     <w:nsid w:val="7EAF4E71"/>
     <w:multiLevelType w:val="multilevel"/>
     <w:tmpl w:val="23F4B0E0"/>
@@ -2498,7 +6225,7 @@
     </w:lvl>
   </w:abstractNum>
   <w:num w:numId="1" w16cid:durableId="2043902150">
-    <w:abstractNumId w:val="6"/>
+    <w:abstractNumId w:val="17"/>
   </w:num>
   <w:num w:numId="2" w16cid:durableId="516963685">
     <w:abstractNumId w:val="0"/>
@@ -2510,18 +6237,75 @@
     <w:abstractNumId w:val="2"/>
   </w:num>
   <w:num w:numId="5" w16cid:durableId="2108959734">
+    <w:abstractNumId w:val="15"/>
+  </w:num>
+  <w:num w:numId="6" w16cid:durableId="70389501">
+    <w:abstractNumId w:val="6"/>
+  </w:num>
+  <w:num w:numId="7" w16cid:durableId="1460949504">
+    <w:abstractNumId w:val="9"/>
+  </w:num>
+  <w:num w:numId="8" w16cid:durableId="327560527">
+    <w:abstractNumId w:val="20"/>
+  </w:num>
+  <w:num w:numId="9" w16cid:durableId="858618499">
+    <w:abstractNumId w:val="19"/>
+  </w:num>
+  <w:num w:numId="10" w16cid:durableId="656229739">
+    <w:abstractNumId w:val="11"/>
+  </w:num>
+  <w:num w:numId="11" w16cid:durableId="159389839">
+    <w:abstractNumId w:val="12"/>
+  </w:num>
+  <w:num w:numId="12" w16cid:durableId="2032952073">
+    <w:abstractNumId w:val="16"/>
+  </w:num>
+  <w:num w:numId="13" w16cid:durableId="2018773294">
+    <w:abstractNumId w:val="3"/>
+  </w:num>
+  <w:num w:numId="14" w16cid:durableId="1393239147">
+    <w:abstractNumId w:val="18"/>
+  </w:num>
+  <w:num w:numId="15" w16cid:durableId="1764641797">
+    <w:abstractNumId w:val="13"/>
+  </w:num>
+  <w:num w:numId="16" w16cid:durableId="190731121">
+    <w:abstractNumId w:val="8"/>
+  </w:num>
+  <w:num w:numId="17" w16cid:durableId="2031176351">
+    <w:abstractNumId w:val="10"/>
+  </w:num>
+  <w:num w:numId="18" w16cid:durableId="1873150732">
+    <w:abstractNumId w:val="4"/>
+  </w:num>
+  <w:num w:numId="19" w16cid:durableId="1007948460">
+    <w:abstractNumId w:val="14"/>
+  </w:num>
+  <w:num w:numId="20" w16cid:durableId="1141194743">
     <w:abstractNumId w:val="5"/>
   </w:num>
-  <w:num w:numId="6" w16cid:durableId="70389501">
-    <w:abstractNumId w:val="3"/>
+  <w:num w:numId="21" w16cid:durableId="1279994894">
+    <w:abstractNumId w:val="17"/>
+    <w:lvlOverride w:ilvl="0">
+      <w:startOverride w:val="2"/>
+    </w:lvlOverride>
+    <w:lvlOverride w:ilvl="1">
+      <w:startOverride w:val="2"/>
+    </w:lvlOverride>
+    <w:lvlOverride w:ilvl="2">
+      <w:startOverride w:val="1"/>
+    </w:lvlOverride>
   </w:num>
-  <w:num w:numId="7" w16cid:durableId="1460949504">
-    <w:abstractNumId w:val="4"/>
+  <w:num w:numId="22" w16cid:durableId="1897544200">
+    <w:abstractNumId w:val="17"/>
+    <w:lvlOverride w:ilvl="0">
+      <w:startOverride w:val="2"/>
+    </w:lvlOverride>
+    <w:lvlOverride w:ilvl="1">
+      <w:startOverride w:val="3"/>
+    </w:lvlOverride>
   </w:num>
-  <w:num w:numId="8" w16cid:durableId="327560527">
-    <w:abstractNumId w:val="8"/>
-  </w:num>
-  <w:num w:numId="9" w16cid:durableId="858618499">
+  <w:num w:numId="23" w16cid:durableId="508447675">
     <w:abstractNumId w:val="7"/>
   </w:num>
 </w:numbering>
@@ -3540,7 +7324,6 @@
     <w:next w:val="Normal"/>
     <w:autoRedefine/>
     <w:uiPriority w:val="39"/>
-    <w:semiHidden/>
     <w:unhideWhenUsed/>
     <w:rsid w:val="00B40C34"/>
     <w:pPr>
@@ -3559,7 +7342,6 @@
     <w:next w:val="Normal"/>
     <w:autoRedefine/>
     <w:uiPriority w:val="39"/>
-    <w:semiHidden/>
     <w:unhideWhenUsed/>
     <w:rsid w:val="00B40C34"/>
     <w:pPr>
